--- a/customer-delivery/03 - Compliance and Readiness/04 - 50-State Compliance Guide.docx
+++ b/customer-delivery/03 - Compliance and Readiness/04 - 50-State Compliance Guide.docx
@@ -60,6 +60,12 @@
           <w:szCs w:val="22"/>
         </w:rPr>
         <w:t xml:space="preserve">KEY FINDINGS AND USE LIMITATIONS</w:t>
+      </w:r>
+    </w:p>
+    <w:p>
+      <w:pPr/>
+      <w:r>
+        <w:t>READING TIP: This reference is formatted in landscape for the widest practical table view. For digital use, zoom to the state row you need; for print, use landscape orientation and fit-to-page. “Requires verification” is an intentional flag, not a negative finding.</w:t>
       </w:r>
     </w:p>
     <w:p>
@@ -236,6 +242,7 @@
         <w:trPr>
           <w:tblHeader/>
           <w:cantSplit/>
+          <w:tblHeader w:val="true"/>
         </w:trPr>
         <w:tc>
           <w:tcPr>
@@ -250,6 +257,9 @@
             <w:vAlign w:val="center"/>
           </w:tcPr>
           <w:p>
+            <w:pPr>
+              <w:spacing w:after="0" w:before="0"/>
+            </w:pPr>
             <w:r>
               <w:rPr>
                 <w:rFonts w:ascii="Arial" w:cs="Arial" w:eastAsia="Arial" w:hAnsi="Arial"/>
@@ -276,6 +286,9 @@
             <w:vAlign w:val="center"/>
           </w:tcPr>
           <w:p>
+            <w:pPr>
+              <w:spacing w:after="0" w:before="0"/>
+            </w:pPr>
             <w:r>
               <w:rPr>
                 <w:rFonts w:ascii="Arial" w:cs="Arial" w:eastAsia="Arial" w:hAnsi="Arial"/>
@@ -302,6 +315,9 @@
             <w:vAlign w:val="center"/>
           </w:tcPr>
           <w:p>
+            <w:pPr>
+              <w:spacing w:after="0" w:before="0"/>
+            </w:pPr>
             <w:r>
               <w:rPr>
                 <w:rFonts w:ascii="Arial" w:cs="Arial" w:eastAsia="Arial" w:hAnsi="Arial"/>
@@ -328,6 +344,9 @@
             <w:vAlign w:val="center"/>
           </w:tcPr>
           <w:p>
+            <w:pPr>
+              <w:spacing w:after="0" w:before="0"/>
+            </w:pPr>
             <w:r>
               <w:rPr>
                 <w:rFonts w:ascii="Arial" w:cs="Arial" w:eastAsia="Arial" w:hAnsi="Arial"/>
@@ -354,6 +373,9 @@
             <w:vAlign w:val="center"/>
           </w:tcPr>
           <w:p>
+            <w:pPr>
+              <w:spacing w:after="0" w:before="0"/>
+            </w:pPr>
             <w:r>
               <w:rPr>
                 <w:rFonts w:ascii="Arial" w:cs="Arial" w:eastAsia="Arial" w:hAnsi="Arial"/>
@@ -380,6 +402,9 @@
             <w:vAlign w:val="center"/>
           </w:tcPr>
           <w:p>
+            <w:pPr>
+              <w:spacing w:after="0" w:before="0"/>
+            </w:pPr>
             <w:r>
               <w:rPr>
                 <w:rFonts w:ascii="Arial" w:cs="Arial" w:eastAsia="Arial" w:hAnsi="Arial"/>
@@ -406,6 +431,9 @@
             <w:vAlign w:val="center"/>
           </w:tcPr>
           <w:p>
+            <w:pPr>
+              <w:spacing w:after="0" w:before="0"/>
+            </w:pPr>
             <w:r>
               <w:rPr>
                 <w:rFonts w:ascii="Arial" w:cs="Arial" w:eastAsia="Arial" w:hAnsi="Arial"/>
@@ -432,6 +460,9 @@
             <w:vAlign w:val="center"/>
           </w:tcPr>
           <w:p>
+            <w:pPr>
+              <w:spacing w:after="0" w:before="0"/>
+            </w:pPr>
             <w:r>
               <w:rPr>
                 <w:rFonts w:ascii="Arial" w:cs="Arial" w:eastAsia="Arial" w:hAnsi="Arial"/>
@@ -458,6 +489,9 @@
             <w:vAlign w:val="center"/>
           </w:tcPr>
           <w:p>
+            <w:pPr>
+              <w:spacing w:after="0" w:before="0"/>
+            </w:pPr>
             <w:r>
               <w:rPr>
                 <w:rFonts w:ascii="Arial" w:cs="Arial" w:eastAsia="Arial" w:hAnsi="Arial"/>
@@ -488,11 +522,14 @@
             <w:vAlign w:val="center"/>
           </w:tcPr>
           <w:p>
-            <w:r>
-              <w:rPr>
-                <w:rFonts w:ascii="Arial" w:cs="Arial" w:eastAsia="Arial" w:hAnsi="Arial"/>
-                <w:color w:val="222222"/>
-                <w:sz w:val="14"/>
+            <w:pPr>
+              <w:spacing w:after="0" w:before="0"/>
+            </w:pPr>
+            <w:r>
+              <w:rPr>
+                <w:rFonts w:ascii="Arial" w:cs="Arial" w:eastAsia="Arial" w:hAnsi="Arial"/>
+                <w:color w:val="222222"/>
+                <w:sz w:val="15"/>
                 <w:szCs w:val="14"/>
               </w:rPr>
               <w:t xml:space="preserve">Alabama</w:t>
@@ -511,11 +548,14 @@
             <w:vAlign w:val="center"/>
           </w:tcPr>
           <w:p>
-            <w:r>
-              <w:rPr>
-                <w:rFonts w:ascii="Arial" w:cs="Arial" w:eastAsia="Arial" w:hAnsi="Arial"/>
-                <w:color w:val="222222"/>
-                <w:sz w:val="14"/>
+            <w:pPr>
+              <w:spacing w:after="0" w:before="0"/>
+            </w:pPr>
+            <w:r>
+              <w:rPr>
+                <w:rFonts w:ascii="Arial" w:cs="Arial" w:eastAsia="Arial" w:hAnsi="Arial"/>
+                <w:color w:val="222222"/>
+                <w:sz w:val="15"/>
                 <w:szCs w:val="14"/>
               </w:rPr>
               <w:t xml:space="preserve">Y</w:t>
@@ -534,11 +574,14 @@
             <w:vAlign w:val="center"/>
           </w:tcPr>
           <w:p>
-            <w:r>
-              <w:rPr>
-                <w:rFonts w:ascii="Arial" w:cs="Arial" w:eastAsia="Arial" w:hAnsi="Arial"/>
-                <w:color w:val="222222"/>
-                <w:sz w:val="14"/>
+            <w:pPr>
+              <w:spacing w:after="0" w:before="0"/>
+            </w:pPr>
+            <w:r>
+              <w:rPr>
+                <w:rFonts w:ascii="Arial" w:cs="Arial" w:eastAsia="Arial" w:hAnsi="Arial"/>
+                <w:color w:val="222222"/>
+                <w:sz w:val="15"/>
                 <w:szCs w:val="14"/>
               </w:rPr>
               <w:t xml:space="preserve">AL Dept. of Public Health, Home Health Licensure</w:t>
@@ -557,11 +600,14 @@
             <w:vAlign w:val="center"/>
           </w:tcPr>
           <w:p>
-            <w:r>
-              <w:rPr>
-                <w:rFonts w:ascii="Arial" w:cs="Arial" w:eastAsia="Arial" w:hAnsi="Arial"/>
-                <w:color w:val="222222"/>
-                <w:sz w:val="14"/>
+            <w:pPr>
+              <w:spacing w:after="0" w:before="0"/>
+            </w:pPr>
+            <w:r>
+              <w:rPr>
+                <w:rFonts w:ascii="Arial" w:cs="Arial" w:eastAsia="Arial" w:hAnsi="Arial"/>
+                <w:color w:val="222222"/>
+                <w:sz w:val="15"/>
                 <w:szCs w:val="14"/>
               </w:rPr>
               <w:t xml:space="preserve">Y — home health/CON via SHPDA; non-medical scope Requires verification</w:t>
@@ -580,11 +626,14 @@
             <w:vAlign w:val="center"/>
           </w:tcPr>
           <w:p>
-            <w:r>
-              <w:rPr>
-                <w:rFonts w:ascii="Arial" w:cs="Arial" w:eastAsia="Arial" w:hAnsi="Arial"/>
-                <w:color w:val="222222"/>
-                <w:sz w:val="14"/>
+            <w:pPr>
+              <w:spacing w:after="0" w:before="0"/>
+            </w:pPr>
+            <w:r>
+              <w:rPr>
+                <w:rFonts w:ascii="Arial" w:cs="Arial" w:eastAsia="Arial" w:hAnsi="Arial"/>
+                <w:color w:val="222222"/>
+                <w:sz w:val="15"/>
                 <w:szCs w:val="14"/>
               </w:rPr>
               <w:t xml:space="preserve">Requires verification</w:t>
@@ -603,11 +652,14 @@
             <w:vAlign w:val="center"/>
           </w:tcPr>
           <w:p>
-            <w:r>
-              <w:rPr>
-                <w:rFonts w:ascii="Arial" w:cs="Arial" w:eastAsia="Arial" w:hAnsi="Arial"/>
-                <w:color w:val="222222"/>
-                <w:sz w:val="14"/>
+            <w:pPr>
+              <w:spacing w:after="0" w:before="0"/>
+            </w:pPr>
+            <w:r>
+              <w:rPr>
+                <w:rFonts w:ascii="Arial" w:cs="Arial" w:eastAsia="Arial" w:hAnsi="Arial"/>
+                <w:color w:val="222222"/>
+                <w:sz w:val="15"/>
                 <w:szCs w:val="14"/>
               </w:rPr>
               <w:t xml:space="preserve">State-mandated → open (AuthentiCare → HHAeXchange)</w:t>
@@ -626,11 +678,14 @@
             <w:vAlign w:val="center"/>
           </w:tcPr>
           <w:p>
-            <w:r>
-              <w:rPr>
-                <w:rFonts w:ascii="Arial" w:cs="Arial" w:eastAsia="Arial" w:hAnsi="Arial"/>
-                <w:color w:val="222222"/>
-                <w:sz w:val="14"/>
+            <w:pPr>
+              <w:spacing w:after="0" w:before="0"/>
+            </w:pPr>
+            <w:r>
+              <w:rPr>
+                <w:rFonts w:ascii="Arial" w:cs="Arial" w:eastAsia="Arial" w:hAnsi="Arial"/>
+                <w:color w:val="222222"/>
+                <w:sz w:val="15"/>
                 <w:szCs w:val="14"/>
               </w:rPr>
               <w:t xml:space="preserve">Requires verification</w:t>
@@ -649,11 +704,14 @@
             <w:vAlign w:val="center"/>
           </w:tcPr>
           <w:p>
-            <w:r>
-              <w:rPr>
-                <w:rFonts w:ascii="Arial" w:cs="Arial" w:eastAsia="Arial" w:hAnsi="Arial"/>
-                <w:color w:val="222222"/>
-                <w:sz w:val="14"/>
+            <w:pPr>
+              <w:spacing w:after="0" w:before="0"/>
+            </w:pPr>
+            <w:r>
+              <w:rPr>
+                <w:rFonts w:ascii="Arial" w:cs="Arial" w:eastAsia="Arial" w:hAnsi="Arial"/>
+                <w:color w:val="222222"/>
+                <w:sz w:val="15"/>
                 <w:szCs w:val="14"/>
               </w:rPr>
               <w:t xml:space="preserve">Annual (Requires verification)</w:t>
@@ -672,11 +730,14 @@
             <w:vAlign w:val="center"/>
           </w:tcPr>
           <w:p>
-            <w:r>
-              <w:rPr>
-                <w:rFonts w:ascii="Arial" w:cs="Arial" w:eastAsia="Arial" w:hAnsi="Arial"/>
-                <w:color w:val="222222"/>
-                <w:sz w:val="14"/>
+            <w:pPr>
+              <w:spacing w:after="0" w:before="0"/>
+            </w:pPr>
+            <w:r>
+              <w:rPr>
+                <w:rFonts w:ascii="Arial" w:cs="Arial" w:eastAsia="Arial" w:hAnsi="Arial"/>
+                <w:color w:val="222222"/>
+                <w:sz w:val="15"/>
                 <w:szCs w:val="14"/>
               </w:rPr>
               <w:t xml:space="preserve">ADPH</w:t>
@@ -701,11 +762,14 @@
             <w:vAlign w:val="center"/>
           </w:tcPr>
           <w:p>
-            <w:r>
-              <w:rPr>
-                <w:rFonts w:ascii="Arial" w:cs="Arial" w:eastAsia="Arial" w:hAnsi="Arial"/>
-                <w:color w:val="222222"/>
-                <w:sz w:val="14"/>
+            <w:pPr>
+              <w:spacing w:after="0" w:before="0"/>
+            </w:pPr>
+            <w:r>
+              <w:rPr>
+                <w:rFonts w:ascii="Arial" w:cs="Arial" w:eastAsia="Arial" w:hAnsi="Arial"/>
+                <w:color w:val="222222"/>
+                <w:sz w:val="15"/>
                 <w:szCs w:val="14"/>
               </w:rPr>
               <w:t xml:space="preserve">Alaska</w:t>
@@ -725,11 +789,14 @@
             <w:vAlign w:val="center"/>
           </w:tcPr>
           <w:p>
-            <w:r>
-              <w:rPr>
-                <w:rFonts w:ascii="Arial" w:cs="Arial" w:eastAsia="Arial" w:hAnsi="Arial"/>
-                <w:color w:val="222222"/>
-                <w:sz w:val="14"/>
+            <w:pPr>
+              <w:spacing w:after="0" w:before="0"/>
+            </w:pPr>
+            <w:r>
+              <w:rPr>
+                <w:rFonts w:ascii="Arial" w:cs="Arial" w:eastAsia="Arial" w:hAnsi="Arial"/>
+                <w:color w:val="222222"/>
+                <w:sz w:val="15"/>
                 <w:szCs w:val="14"/>
               </w:rPr>
               <w:t xml:space="preserve">Requires verification</w:t>
@@ -749,11 +816,14 @@
             <w:vAlign w:val="center"/>
           </w:tcPr>
           <w:p>
-            <w:r>
-              <w:rPr>
-                <w:rFonts w:ascii="Arial" w:cs="Arial" w:eastAsia="Arial" w:hAnsi="Arial"/>
-                <w:color w:val="222222"/>
-                <w:sz w:val="14"/>
+            <w:pPr>
+              <w:spacing w:after="0" w:before="0"/>
+            </w:pPr>
+            <w:r>
+              <w:rPr>
+                <w:rFonts w:ascii="Arial" w:cs="Arial" w:eastAsia="Arial" w:hAnsi="Arial"/>
+                <w:color w:val="222222"/>
+                <w:sz w:val="15"/>
                 <w:szCs w:val="14"/>
               </w:rPr>
               <w:t xml:space="preserve">AK Dept. of Health</w:t>
@@ -773,11 +843,14 @@
             <w:vAlign w:val="center"/>
           </w:tcPr>
           <w:p>
-            <w:r>
-              <w:rPr>
-                <w:rFonts w:ascii="Arial" w:cs="Arial" w:eastAsia="Arial" w:hAnsi="Arial"/>
-                <w:color w:val="222222"/>
-                <w:sz w:val="14"/>
+            <w:pPr>
+              <w:spacing w:after="0" w:before="0"/>
+            </w:pPr>
+            <w:r>
+              <w:rPr>
+                <w:rFonts w:ascii="Arial" w:cs="Arial" w:eastAsia="Arial" w:hAnsi="Arial"/>
+                <w:color w:val="222222"/>
+                <w:sz w:val="15"/>
                 <w:szCs w:val="14"/>
               </w:rPr>
               <w:t xml:space="preserve">N (no CON program)</w:t>
@@ -797,11 +870,14 @@
             <w:vAlign w:val="center"/>
           </w:tcPr>
           <w:p>
-            <w:r>
-              <w:rPr>
-                <w:rFonts w:ascii="Arial" w:cs="Arial" w:eastAsia="Arial" w:hAnsi="Arial"/>
-                <w:color w:val="222222"/>
-                <w:sz w:val="14"/>
+            <w:pPr>
+              <w:spacing w:after="0" w:before="0"/>
+            </w:pPr>
+            <w:r>
+              <w:rPr>
+                <w:rFonts w:ascii="Arial" w:cs="Arial" w:eastAsia="Arial" w:hAnsi="Arial"/>
+                <w:color w:val="222222"/>
+                <w:sz w:val="15"/>
                 <w:szCs w:val="14"/>
               </w:rPr>
               <w:t xml:space="preserve">Requires verification</w:t>
@@ -821,11 +897,14 @@
             <w:vAlign w:val="center"/>
           </w:tcPr>
           <w:p>
-            <w:r>
-              <w:rPr>
-                <w:rFonts w:ascii="Arial" w:cs="Arial" w:eastAsia="Arial" w:hAnsi="Arial"/>
-                <w:color w:val="222222"/>
-                <w:sz w:val="14"/>
+            <w:pPr>
+              <w:spacing w:after="0" w:before="0"/>
+            </w:pPr>
+            <w:r>
+              <w:rPr>
+                <w:rFonts w:ascii="Arial" w:cs="Arial" w:eastAsia="Arial" w:hAnsi="Arial"/>
+                <w:color w:val="222222"/>
+                <w:sz w:val="15"/>
                 <w:szCs w:val="14"/>
               </w:rPr>
               <w:t xml:space="preserve">State-provided + alternate vendor</w:t>
@@ -845,11 +924,14 @@
             <w:vAlign w:val="center"/>
           </w:tcPr>
           <w:p>
-            <w:r>
-              <w:rPr>
-                <w:rFonts w:ascii="Arial" w:cs="Arial" w:eastAsia="Arial" w:hAnsi="Arial"/>
-                <w:color w:val="222222"/>
-                <w:sz w:val="14"/>
+            <w:pPr>
+              <w:spacing w:after="0" w:before="0"/>
+            </w:pPr>
+            <w:r>
+              <w:rPr>
+                <w:rFonts w:ascii="Arial" w:cs="Arial" w:eastAsia="Arial" w:hAnsi="Arial"/>
+                <w:color w:val="222222"/>
+                <w:sz w:val="15"/>
                 <w:szCs w:val="14"/>
               </w:rPr>
               <w:t xml:space="preserve">Requires verification</w:t>
@@ -869,11 +951,14 @@
             <w:vAlign w:val="center"/>
           </w:tcPr>
           <w:p>
-            <w:r>
-              <w:rPr>
-                <w:rFonts w:ascii="Arial" w:cs="Arial" w:eastAsia="Arial" w:hAnsi="Arial"/>
-                <w:color w:val="222222"/>
-                <w:sz w:val="14"/>
+            <w:pPr>
+              <w:spacing w:after="0" w:before="0"/>
+            </w:pPr>
+            <w:r>
+              <w:rPr>
+                <w:rFonts w:ascii="Arial" w:cs="Arial" w:eastAsia="Arial" w:hAnsi="Arial"/>
+                <w:color w:val="222222"/>
+                <w:sz w:val="15"/>
                 <w:szCs w:val="14"/>
               </w:rPr>
               <w:t xml:space="preserve">Requires verification</w:t>
@@ -893,11 +978,14 @@
             <w:vAlign w:val="center"/>
           </w:tcPr>
           <w:p>
-            <w:r>
-              <w:rPr>
-                <w:rFonts w:ascii="Arial" w:cs="Arial" w:eastAsia="Arial" w:hAnsi="Arial"/>
-                <w:color w:val="222222"/>
-                <w:sz w:val="14"/>
+            <w:pPr>
+              <w:spacing w:after="0" w:before="0"/>
+            </w:pPr>
+            <w:r>
+              <w:rPr>
+                <w:rFonts w:ascii="Arial" w:cs="Arial" w:eastAsia="Arial" w:hAnsi="Arial"/>
+                <w:color w:val="222222"/>
+                <w:sz w:val="15"/>
                 <w:szCs w:val="14"/>
               </w:rPr>
               <w:t xml:space="preserve">AK DOH</w:t>
@@ -921,11 +1009,14 @@
             <w:vAlign w:val="center"/>
           </w:tcPr>
           <w:p>
-            <w:r>
-              <w:rPr>
-                <w:rFonts w:ascii="Arial" w:cs="Arial" w:eastAsia="Arial" w:hAnsi="Arial"/>
-                <w:color w:val="222222"/>
-                <w:sz w:val="14"/>
+            <w:pPr>
+              <w:spacing w:after="0" w:before="0"/>
+            </w:pPr>
+            <w:r>
+              <w:rPr>
+                <w:rFonts w:ascii="Arial" w:cs="Arial" w:eastAsia="Arial" w:hAnsi="Arial"/>
+                <w:color w:val="222222"/>
+                <w:sz w:val="15"/>
                 <w:szCs w:val="14"/>
               </w:rPr>
               <w:t xml:space="preserve">Arizona</w:t>
@@ -944,11 +1035,14 @@
             <w:vAlign w:val="center"/>
           </w:tcPr>
           <w:p>
-            <w:r>
-              <w:rPr>
-                <w:rFonts w:ascii="Arial" w:cs="Arial" w:eastAsia="Arial" w:hAnsi="Arial"/>
-                <w:color w:val="222222"/>
-                <w:sz w:val="14"/>
+            <w:pPr>
+              <w:spacing w:after="0" w:before="0"/>
+            </w:pPr>
+            <w:r>
+              <w:rPr>
+                <w:rFonts w:ascii="Arial" w:cs="Arial" w:eastAsia="Arial" w:hAnsi="Arial"/>
+                <w:color w:val="222222"/>
+                <w:sz w:val="15"/>
                 <w:szCs w:val="14"/>
               </w:rPr>
               <w:t xml:space="preserve">N — no state license for non-medical</w:t>
@@ -967,11 +1061,14 @@
             <w:vAlign w:val="center"/>
           </w:tcPr>
           <w:p>
-            <w:r>
-              <w:rPr>
-                <w:rFonts w:ascii="Arial" w:cs="Arial" w:eastAsia="Arial" w:hAnsi="Arial"/>
-                <w:color w:val="222222"/>
-                <w:sz w:val="14"/>
+            <w:pPr>
+              <w:spacing w:after="0" w:before="0"/>
+            </w:pPr>
+            <w:r>
+              <w:rPr>
+                <w:rFonts w:ascii="Arial" w:cs="Arial" w:eastAsia="Arial" w:hAnsi="Arial"/>
+                <w:color w:val="222222"/>
+                <w:sz w:val="15"/>
                 <w:szCs w:val="14"/>
               </w:rPr>
               <w:t xml:space="preserve">None — ADHS licenses only skilled home health</w:t>
@@ -990,11 +1087,14 @@
             <w:vAlign w:val="center"/>
           </w:tcPr>
           <w:p>
-            <w:r>
-              <w:rPr>
-                <w:rFonts w:ascii="Arial" w:cs="Arial" w:eastAsia="Arial" w:hAnsi="Arial"/>
-                <w:color w:val="222222"/>
-                <w:sz w:val="14"/>
+            <w:pPr>
+              <w:spacing w:after="0" w:before="0"/>
+            </w:pPr>
+            <w:r>
+              <w:rPr>
+                <w:rFonts w:ascii="Arial" w:cs="Arial" w:eastAsia="Arial" w:hAnsi="Arial"/>
+                <w:color w:val="222222"/>
+                <w:sz w:val="15"/>
                 <w:szCs w:val="14"/>
               </w:rPr>
               <w:t xml:space="preserve">N (no formal CON)</w:t>
@@ -1013,11 +1113,14 @@
             <w:vAlign w:val="center"/>
           </w:tcPr>
           <w:p>
-            <w:r>
-              <w:rPr>
-                <w:rFonts w:ascii="Arial" w:cs="Arial" w:eastAsia="Arial" w:hAnsi="Arial"/>
-                <w:color w:val="222222"/>
-                <w:sz w:val="14"/>
+            <w:pPr>
+              <w:spacing w:after="0" w:before="0"/>
+            </w:pPr>
+            <w:r>
+              <w:rPr>
+                <w:rFonts w:ascii="Arial" w:cs="Arial" w:eastAsia="Arial" w:hAnsi="Arial"/>
+                <w:color w:val="222222"/>
+                <w:sz w:val="15"/>
                 <w:szCs w:val="14"/>
               </w:rPr>
               <w:t xml:space="preserve">N/A</w:t>
@@ -1036,11 +1139,14 @@
             <w:vAlign w:val="center"/>
           </w:tcPr>
           <w:p>
-            <w:r>
-              <w:rPr>
-                <w:rFonts w:ascii="Arial" w:cs="Arial" w:eastAsia="Arial" w:hAnsi="Arial"/>
-                <w:color w:val="222222"/>
-                <w:sz w:val="14"/>
+            <w:pPr>
+              <w:spacing w:after="0" w:before="0"/>
+            </w:pPr>
+            <w:r>
+              <w:rPr>
+                <w:rFonts w:ascii="Arial" w:cs="Arial" w:eastAsia="Arial" w:hAnsi="Arial"/>
+                <w:color w:val="222222"/>
+                <w:sz w:val="15"/>
                 <w:szCs w:val="14"/>
               </w:rPr>
               <w:t xml:space="preserve">Open (Sandata aggregator)</w:t>
@@ -1059,11 +1165,14 @@
             <w:vAlign w:val="center"/>
           </w:tcPr>
           <w:p>
-            <w:r>
-              <w:rPr>
-                <w:rFonts w:ascii="Arial" w:cs="Arial" w:eastAsia="Arial" w:hAnsi="Arial"/>
-                <w:color w:val="222222"/>
-                <w:sz w:val="14"/>
+            <w:pPr>
+              <w:spacing w:after="0" w:before="0"/>
+            </w:pPr>
+            <w:r>
+              <w:rPr>
+                <w:rFonts w:ascii="Arial" w:cs="Arial" w:eastAsia="Arial" w:hAnsi="Arial"/>
+                <w:color w:val="222222"/>
+                <w:sz w:val="15"/>
                 <w:szCs w:val="14"/>
               </w:rPr>
               <w:t xml:space="preserve">None</w:t>
@@ -1082,11 +1191,14 @@
             <w:vAlign w:val="center"/>
           </w:tcPr>
           <w:p>
-            <w:r>
-              <w:rPr>
-                <w:rFonts w:ascii="Arial" w:cs="Arial" w:eastAsia="Arial" w:hAnsi="Arial"/>
-                <w:color w:val="222222"/>
-                <w:sz w:val="14"/>
+            <w:pPr>
+              <w:spacing w:after="0" w:before="0"/>
+            </w:pPr>
+            <w:r>
+              <w:rPr>
+                <w:rFonts w:ascii="Arial" w:cs="Arial" w:eastAsia="Arial" w:hAnsi="Arial"/>
+                <w:color w:val="222222"/>
+                <w:sz w:val="15"/>
                 <w:szCs w:val="14"/>
               </w:rPr>
               <w:t xml:space="preserve">N/A</w:t>
@@ -1105,11 +1217,14 @@
             <w:vAlign w:val="center"/>
           </w:tcPr>
           <w:p>
-            <w:r>
-              <w:rPr>
-                <w:rFonts w:ascii="Arial" w:cs="Arial" w:eastAsia="Arial" w:hAnsi="Arial"/>
-                <w:color w:val="222222"/>
-                <w:sz w:val="14"/>
+            <w:pPr>
+              <w:spacing w:after="0" w:before="0"/>
+            </w:pPr>
+            <w:r>
+              <w:rPr>
+                <w:rFonts w:ascii="Arial" w:cs="Arial" w:eastAsia="Arial" w:hAnsi="Arial"/>
+                <w:color w:val="222222"/>
+                <w:sz w:val="15"/>
                 <w:szCs w:val="14"/>
               </w:rPr>
               <w:t xml:space="preserve">AZ In-Home Care Assn.; ADHS AAC R9-10</w:t>
@@ -1134,11 +1249,14 @@
             <w:vAlign w:val="center"/>
           </w:tcPr>
           <w:p>
-            <w:r>
-              <w:rPr>
-                <w:rFonts w:ascii="Arial" w:cs="Arial" w:eastAsia="Arial" w:hAnsi="Arial"/>
-                <w:color w:val="222222"/>
-                <w:sz w:val="14"/>
+            <w:pPr>
+              <w:spacing w:after="0" w:before="0"/>
+            </w:pPr>
+            <w:r>
+              <w:rPr>
+                <w:rFonts w:ascii="Arial" w:cs="Arial" w:eastAsia="Arial" w:hAnsi="Arial"/>
+                <w:color w:val="222222"/>
+                <w:sz w:val="15"/>
                 <w:szCs w:val="14"/>
               </w:rPr>
               <w:t xml:space="preserve">Arkansas</w:t>
@@ -1158,11 +1276,14 @@
             <w:vAlign w:val="center"/>
           </w:tcPr>
           <w:p>
-            <w:r>
-              <w:rPr>
-                <w:rFonts w:ascii="Arial" w:cs="Arial" w:eastAsia="Arial" w:hAnsi="Arial"/>
-                <w:color w:val="222222"/>
-                <w:sz w:val="14"/>
+            <w:pPr>
+              <w:spacing w:after="0" w:before="0"/>
+            </w:pPr>
+            <w:r>
+              <w:rPr>
+                <w:rFonts w:ascii="Arial" w:cs="Arial" w:eastAsia="Arial" w:hAnsi="Arial"/>
+                <w:color w:val="222222"/>
+                <w:sz w:val="15"/>
                 <w:szCs w:val="14"/>
               </w:rPr>
               <w:t xml:space="preserve">Y</w:t>
@@ -1182,11 +1303,14 @@
             <w:vAlign w:val="center"/>
           </w:tcPr>
           <w:p>
-            <w:r>
-              <w:rPr>
-                <w:rFonts w:ascii="Arial" w:cs="Arial" w:eastAsia="Arial" w:hAnsi="Arial"/>
-                <w:color w:val="222222"/>
-                <w:sz w:val="14"/>
+            <w:pPr>
+              <w:spacing w:after="0" w:before="0"/>
+            </w:pPr>
+            <w:r>
+              <w:rPr>
+                <w:rFonts w:ascii="Arial" w:cs="Arial" w:eastAsia="Arial" w:hAnsi="Arial"/>
+                <w:color w:val="222222"/>
+                <w:sz w:val="15"/>
                 <w:szCs w:val="14"/>
               </w:rPr>
               <w:t xml:space="preserve">AR Dept. of Health</w:t>
@@ -1206,11 +1330,14 @@
             <w:vAlign w:val="center"/>
           </w:tcPr>
           <w:p>
-            <w:r>
-              <w:rPr>
-                <w:rFonts w:ascii="Arial" w:cs="Arial" w:eastAsia="Arial" w:hAnsi="Arial"/>
-                <w:color w:val="222222"/>
-                <w:sz w:val="14"/>
+            <w:pPr>
+              <w:spacing w:after="0" w:before="0"/>
+            </w:pPr>
+            <w:r>
+              <w:rPr>
+                <w:rFonts w:ascii="Arial" w:cs="Arial" w:eastAsia="Arial" w:hAnsi="Arial"/>
+                <w:color w:val="222222"/>
+                <w:sz w:val="15"/>
                 <w:szCs w:val="14"/>
               </w:rPr>
               <w:t xml:space="preserve">Y — home health only</w:t>
@@ -1230,11 +1357,14 @@
             <w:vAlign w:val="center"/>
           </w:tcPr>
           <w:p>
-            <w:r>
-              <w:rPr>
-                <w:rFonts w:ascii="Arial" w:cs="Arial" w:eastAsia="Arial" w:hAnsi="Arial"/>
-                <w:color w:val="222222"/>
-                <w:sz w:val="14"/>
+            <w:pPr>
+              <w:spacing w:after="0" w:before="0"/>
+            </w:pPr>
+            <w:r>
+              <w:rPr>
+                <w:rFonts w:ascii="Arial" w:cs="Arial" w:eastAsia="Arial" w:hAnsi="Arial"/>
+                <w:color w:val="222222"/>
+                <w:sz w:val="15"/>
                 <w:szCs w:val="14"/>
               </w:rPr>
               <w:t xml:space="preserve">Requires verification</w:t>
@@ -1254,11 +1384,14 @@
             <w:vAlign w:val="center"/>
           </w:tcPr>
           <w:p>
-            <w:r>
-              <w:rPr>
-                <w:rFonts w:ascii="Arial" w:cs="Arial" w:eastAsia="Arial" w:hAnsi="Arial"/>
-                <w:color w:val="222222"/>
-                <w:sz w:val="14"/>
+            <w:pPr>
+              <w:spacing w:after="0" w:before="0"/>
+            </w:pPr>
+            <w:r>
+              <w:rPr>
+                <w:rFonts w:ascii="Arial" w:cs="Arial" w:eastAsia="Arial" w:hAnsi="Arial"/>
+                <w:color w:val="222222"/>
+                <w:sz w:val="15"/>
                 <w:szCs w:val="14"/>
               </w:rPr>
               <w:t xml:space="preserve">Requires verification</w:t>
@@ -1278,11 +1411,14 @@
             <w:vAlign w:val="center"/>
           </w:tcPr>
           <w:p>
-            <w:r>
-              <w:rPr>
-                <w:rFonts w:ascii="Arial" w:cs="Arial" w:eastAsia="Arial" w:hAnsi="Arial"/>
-                <w:color w:val="222222"/>
-                <w:sz w:val="14"/>
+            <w:pPr>
+              <w:spacing w:after="0" w:before="0"/>
+            </w:pPr>
+            <w:r>
+              <w:rPr>
+                <w:rFonts w:ascii="Arial" w:cs="Arial" w:eastAsia="Arial" w:hAnsi="Arial"/>
+                <w:color w:val="222222"/>
+                <w:sz w:val="15"/>
                 <w:szCs w:val="14"/>
               </w:rPr>
               <w:t xml:space="preserve">Requires verification</w:t>
@@ -1302,11 +1438,14 @@
             <w:vAlign w:val="center"/>
           </w:tcPr>
           <w:p>
-            <w:r>
-              <w:rPr>
-                <w:rFonts w:ascii="Arial" w:cs="Arial" w:eastAsia="Arial" w:hAnsi="Arial"/>
-                <w:color w:val="222222"/>
-                <w:sz w:val="14"/>
+            <w:pPr>
+              <w:spacing w:after="0" w:before="0"/>
+            </w:pPr>
+            <w:r>
+              <w:rPr>
+                <w:rFonts w:ascii="Arial" w:cs="Arial" w:eastAsia="Arial" w:hAnsi="Arial"/>
+                <w:color w:val="222222"/>
+                <w:sz w:val="15"/>
                 <w:szCs w:val="14"/>
               </w:rPr>
               <w:t xml:space="preserve">Requires verification</w:t>
@@ -1326,11 +1465,14 @@
             <w:vAlign w:val="center"/>
           </w:tcPr>
           <w:p>
-            <w:r>
-              <w:rPr>
-                <w:rFonts w:ascii="Arial" w:cs="Arial" w:eastAsia="Arial" w:hAnsi="Arial"/>
-                <w:color w:val="222222"/>
-                <w:sz w:val="14"/>
+            <w:pPr>
+              <w:spacing w:after="0" w:before="0"/>
+            </w:pPr>
+            <w:r>
+              <w:rPr>
+                <w:rFonts w:ascii="Arial" w:cs="Arial" w:eastAsia="Arial" w:hAnsi="Arial"/>
+                <w:color w:val="222222"/>
+                <w:sz w:val="15"/>
                 <w:szCs w:val="14"/>
               </w:rPr>
               <w:t xml:space="preserve">ADH</w:t>
@@ -1354,11 +1496,14 @@
             <w:vAlign w:val="center"/>
           </w:tcPr>
           <w:p>
-            <w:r>
-              <w:rPr>
-                <w:rFonts w:ascii="Arial" w:cs="Arial" w:eastAsia="Arial" w:hAnsi="Arial"/>
-                <w:color w:val="222222"/>
-                <w:sz w:val="14"/>
+            <w:pPr>
+              <w:spacing w:after="0" w:before="0"/>
+            </w:pPr>
+            <w:r>
+              <w:rPr>
+                <w:rFonts w:ascii="Arial" w:cs="Arial" w:eastAsia="Arial" w:hAnsi="Arial"/>
+                <w:color w:val="222222"/>
+                <w:sz w:val="15"/>
                 <w:szCs w:val="14"/>
               </w:rPr>
               <w:t xml:space="preserve">California</w:t>
@@ -1377,11 +1522,14 @@
             <w:vAlign w:val="center"/>
           </w:tcPr>
           <w:p>
-            <w:r>
-              <w:rPr>
-                <w:rFonts w:ascii="Arial" w:cs="Arial" w:eastAsia="Arial" w:hAnsi="Arial"/>
-                <w:color w:val="222222"/>
-                <w:sz w:val="14"/>
+            <w:pPr>
+              <w:spacing w:after="0" w:before="0"/>
+            </w:pPr>
+            <w:r>
+              <w:rPr>
+                <w:rFonts w:ascii="Arial" w:cs="Arial" w:eastAsia="Arial" w:hAnsi="Arial"/>
+                <w:color w:val="222222"/>
+                <w:sz w:val="15"/>
                 <w:szCs w:val="14"/>
               </w:rPr>
               <w:t xml:space="preserve">Y — Home Care Organization (HCO)</w:t>
@@ -1400,11 +1548,14 @@
             <w:vAlign w:val="center"/>
           </w:tcPr>
           <w:p>
-            <w:r>
-              <w:rPr>
-                <w:rFonts w:ascii="Arial" w:cs="Arial" w:eastAsia="Arial" w:hAnsi="Arial"/>
-                <w:color w:val="222222"/>
-                <w:sz w:val="14"/>
+            <w:pPr>
+              <w:spacing w:after="0" w:before="0"/>
+            </w:pPr>
+            <w:r>
+              <w:rPr>
+                <w:rFonts w:ascii="Arial" w:cs="Arial" w:eastAsia="Arial" w:hAnsi="Arial"/>
+                <w:color w:val="222222"/>
+                <w:sz w:val="15"/>
                 <w:szCs w:val="14"/>
               </w:rPr>
               <w:t xml:space="preserve">CA Dept. of Social Services, Home Care Services Bureau</w:t>
@@ -1423,11 +1574,14 @@
             <w:vAlign w:val="center"/>
           </w:tcPr>
           <w:p>
-            <w:r>
-              <w:rPr>
-                <w:rFonts w:ascii="Arial" w:cs="Arial" w:eastAsia="Arial" w:hAnsi="Arial"/>
-                <w:color w:val="222222"/>
-                <w:sz w:val="14"/>
+            <w:pPr>
+              <w:spacing w:after="0" w:before="0"/>
+            </w:pPr>
+            <w:r>
+              <w:rPr>
+                <w:rFonts w:ascii="Arial" w:cs="Arial" w:eastAsia="Arial" w:hAnsi="Arial"/>
+                <w:color w:val="222222"/>
+                <w:sz w:val="15"/>
                 <w:szCs w:val="14"/>
               </w:rPr>
               <w:t xml:space="preserve">N</w:t>
@@ -1446,11 +1600,14 @@
             <w:vAlign w:val="center"/>
           </w:tcPr>
           <w:p>
-            <w:r>
-              <w:rPr>
-                <w:rFonts w:ascii="Arial" w:cs="Arial" w:eastAsia="Arial" w:hAnsi="Arial"/>
-                <w:color w:val="222222"/>
-                <w:sz w:val="14"/>
+            <w:pPr>
+              <w:spacing w:after="0" w:before="0"/>
+            </w:pPr>
+            <w:r>
+              <w:rPr>
+                <w:rFonts w:ascii="Arial" w:cs="Arial" w:eastAsia="Arial" w:hAnsi="Arial"/>
+                <w:color w:val="222222"/>
+                <w:sz w:val="15"/>
                 <w:szCs w:val="14"/>
               </w:rPr>
               <w:t xml:space="preserve">Requires verification</w:t>
@@ -1469,11 +1626,14 @@
             <w:vAlign w:val="center"/>
           </w:tcPr>
           <w:p>
-            <w:r>
-              <w:rPr>
-                <w:rFonts w:ascii="Arial" w:cs="Arial" w:eastAsia="Arial" w:hAnsi="Arial"/>
-                <w:color w:val="222222"/>
-                <w:sz w:val="14"/>
+            <w:pPr>
+              <w:spacing w:after="0" w:before="0"/>
+            </w:pPr>
+            <w:r>
+              <w:rPr>
+                <w:rFonts w:ascii="Arial" w:cs="Arial" w:eastAsia="Arial" w:hAnsi="Arial"/>
+                <w:color w:val="222222"/>
+                <w:sz w:val="15"/>
                 <w:szCs w:val="14"/>
               </w:rPr>
               <w:t xml:space="preserve">Open (Sandata)</w:t>
@@ -1492,11 +1652,14 @@
             <w:vAlign w:val="center"/>
           </w:tcPr>
           <w:p>
-            <w:r>
-              <w:rPr>
-                <w:rFonts w:ascii="Arial" w:cs="Arial" w:eastAsia="Arial" w:hAnsi="Arial"/>
-                <w:color w:val="222222"/>
-                <w:sz w:val="14"/>
+            <w:pPr>
+              <w:spacing w:after="0" w:before="0"/>
+            </w:pPr>
+            <w:r>
+              <w:rPr>
+                <w:rFonts w:ascii="Arial" w:cs="Arial" w:eastAsia="Arial" w:hAnsi="Arial"/>
+                <w:color w:val="222222"/>
+                <w:sz w:val="15"/>
                 <w:szCs w:val="14"/>
               </w:rPr>
               <w:t xml:space="preserve">$10,000 employee-dishonesty bond</w:t>
@@ -1515,11 +1678,14 @@
             <w:vAlign w:val="center"/>
           </w:tcPr>
           <w:p>
-            <w:r>
-              <w:rPr>
-                <w:rFonts w:ascii="Arial" w:cs="Arial" w:eastAsia="Arial" w:hAnsi="Arial"/>
-                <w:color w:val="222222"/>
-                <w:sz w:val="14"/>
+            <w:pPr>
+              <w:spacing w:after="0" w:before="0"/>
+            </w:pPr>
+            <w:r>
+              <w:rPr>
+                <w:rFonts w:ascii="Arial" w:cs="Arial" w:eastAsia="Arial" w:hAnsi="Arial"/>
+                <w:color w:val="222222"/>
+                <w:sz w:val="15"/>
                 <w:szCs w:val="14"/>
               </w:rPr>
               <w:t xml:space="preserve">Biennial</w:t>
@@ -1538,11 +1704,14 @@
             <w:vAlign w:val="center"/>
           </w:tcPr>
           <w:p>
-            <w:r>
-              <w:rPr>
-                <w:rFonts w:ascii="Arial" w:cs="Arial" w:eastAsia="Arial" w:hAnsi="Arial"/>
-                <w:color w:val="222222"/>
-                <w:sz w:val="14"/>
+            <w:pPr>
+              <w:spacing w:after="0" w:before="0"/>
+            </w:pPr>
+            <w:r>
+              <w:rPr>
+                <w:rFonts w:ascii="Arial" w:cs="Arial" w:eastAsia="Arial" w:hAnsi="Arial"/>
+                <w:color w:val="222222"/>
+                <w:sz w:val="15"/>
                 <w:szCs w:val="14"/>
               </w:rPr>
               <w:t xml:space="preserve">CDSS; Health &amp; Safety Code §1796.37(a)(4)</w:t>
@@ -1567,11 +1736,14 @@
             <w:vAlign w:val="center"/>
           </w:tcPr>
           <w:p>
-            <w:r>
-              <w:rPr>
-                <w:rFonts w:ascii="Arial" w:cs="Arial" w:eastAsia="Arial" w:hAnsi="Arial"/>
-                <w:color w:val="222222"/>
-                <w:sz w:val="14"/>
+            <w:pPr>
+              <w:spacing w:after="0" w:before="0"/>
+            </w:pPr>
+            <w:r>
+              <w:rPr>
+                <w:rFonts w:ascii="Arial" w:cs="Arial" w:eastAsia="Arial" w:hAnsi="Arial"/>
+                <w:color w:val="222222"/>
+                <w:sz w:val="15"/>
                 <w:szCs w:val="14"/>
               </w:rPr>
               <w:t xml:space="preserve">Colorado</w:t>
@@ -1591,11 +1763,14 @@
             <w:vAlign w:val="center"/>
           </w:tcPr>
           <w:p>
-            <w:r>
-              <w:rPr>
-                <w:rFonts w:ascii="Arial" w:cs="Arial" w:eastAsia="Arial" w:hAnsi="Arial"/>
-                <w:color w:val="222222"/>
-                <w:sz w:val="14"/>
+            <w:pPr>
+              <w:spacing w:after="0" w:before="0"/>
+            </w:pPr>
+            <w:r>
+              <w:rPr>
+                <w:rFonts w:ascii="Arial" w:cs="Arial" w:eastAsia="Arial" w:hAnsi="Arial"/>
+                <w:color w:val="222222"/>
+                <w:sz w:val="15"/>
                 <w:szCs w:val="14"/>
               </w:rPr>
               <w:t xml:space="preserve">Y</w:t>
@@ -1615,11 +1790,14 @@
             <w:vAlign w:val="center"/>
           </w:tcPr>
           <w:p>
-            <w:r>
-              <w:rPr>
-                <w:rFonts w:ascii="Arial" w:cs="Arial" w:eastAsia="Arial" w:hAnsi="Arial"/>
-                <w:color w:val="222222"/>
-                <w:sz w:val="14"/>
+            <w:pPr>
+              <w:spacing w:after="0" w:before="0"/>
+            </w:pPr>
+            <w:r>
+              <w:rPr>
+                <w:rFonts w:ascii="Arial" w:cs="Arial" w:eastAsia="Arial" w:hAnsi="Arial"/>
+                <w:color w:val="222222"/>
+                <w:sz w:val="15"/>
                 <w:szCs w:val="14"/>
               </w:rPr>
               <w:t xml:space="preserve">CO Dept. of Public Health &amp; Environment</w:t>
@@ -1639,11 +1817,14 @@
             <w:vAlign w:val="center"/>
           </w:tcPr>
           <w:p>
-            <w:r>
-              <w:rPr>
-                <w:rFonts w:ascii="Arial" w:cs="Arial" w:eastAsia="Arial" w:hAnsi="Arial"/>
-                <w:color w:val="222222"/>
-                <w:sz w:val="14"/>
+            <w:pPr>
+              <w:spacing w:after="0" w:before="0"/>
+            </w:pPr>
+            <w:r>
+              <w:rPr>
+                <w:rFonts w:ascii="Arial" w:cs="Arial" w:eastAsia="Arial" w:hAnsi="Arial"/>
+                <w:color w:val="222222"/>
+                <w:sz w:val="15"/>
                 <w:szCs w:val="14"/>
               </w:rPr>
               <w:t xml:space="preserve">N</w:t>
@@ -1663,11 +1844,14 @@
             <w:vAlign w:val="center"/>
           </w:tcPr>
           <w:p>
-            <w:r>
-              <w:rPr>
-                <w:rFonts w:ascii="Arial" w:cs="Arial" w:eastAsia="Arial" w:hAnsi="Arial"/>
-                <w:color w:val="222222"/>
-                <w:sz w:val="14"/>
+            <w:pPr>
+              <w:spacing w:after="0" w:before="0"/>
+            </w:pPr>
+            <w:r>
+              <w:rPr>
+                <w:rFonts w:ascii="Arial" w:cs="Arial" w:eastAsia="Arial" w:hAnsi="Arial"/>
+                <w:color w:val="222222"/>
+                <w:sz w:val="15"/>
                 <w:szCs w:val="14"/>
               </w:rPr>
               <w:t xml:space="preserve">Requires verification</w:t>
@@ -1687,11 +1871,14 @@
             <w:vAlign w:val="center"/>
           </w:tcPr>
           <w:p>
-            <w:r>
-              <w:rPr>
-                <w:rFonts w:ascii="Arial" w:cs="Arial" w:eastAsia="Arial" w:hAnsi="Arial"/>
-                <w:color w:val="222222"/>
-                <w:sz w:val="14"/>
+            <w:pPr>
+              <w:spacing w:after="0" w:before="0"/>
+            </w:pPr>
+            <w:r>
+              <w:rPr>
+                <w:rFonts w:ascii="Arial" w:cs="Arial" w:eastAsia="Arial" w:hAnsi="Arial"/>
+                <w:color w:val="222222"/>
+                <w:sz w:val="15"/>
                 <w:szCs w:val="14"/>
               </w:rPr>
               <w:t xml:space="preserve">Open</w:t>
@@ -1711,11 +1898,14 @@
             <w:vAlign w:val="center"/>
           </w:tcPr>
           <w:p>
-            <w:r>
-              <w:rPr>
-                <w:rFonts w:ascii="Arial" w:cs="Arial" w:eastAsia="Arial" w:hAnsi="Arial"/>
-                <w:color w:val="222222"/>
-                <w:sz w:val="14"/>
+            <w:pPr>
+              <w:spacing w:after="0" w:before="0"/>
+            </w:pPr>
+            <w:r>
+              <w:rPr>
+                <w:rFonts w:ascii="Arial" w:cs="Arial" w:eastAsia="Arial" w:hAnsi="Arial"/>
+                <w:color w:val="222222"/>
+                <w:sz w:val="15"/>
                 <w:szCs w:val="14"/>
               </w:rPr>
               <w:t xml:space="preserve">Requires verification</w:t>
@@ -1735,11 +1925,14 @@
             <w:vAlign w:val="center"/>
           </w:tcPr>
           <w:p>
-            <w:r>
-              <w:rPr>
-                <w:rFonts w:ascii="Arial" w:cs="Arial" w:eastAsia="Arial" w:hAnsi="Arial"/>
-                <w:color w:val="222222"/>
-                <w:sz w:val="14"/>
+            <w:pPr>
+              <w:spacing w:after="0" w:before="0"/>
+            </w:pPr>
+            <w:r>
+              <w:rPr>
+                <w:rFonts w:ascii="Arial" w:cs="Arial" w:eastAsia="Arial" w:hAnsi="Arial"/>
+                <w:color w:val="222222"/>
+                <w:sz w:val="15"/>
                 <w:szCs w:val="14"/>
               </w:rPr>
               <w:t xml:space="preserve">Requires verification</w:t>
@@ -1759,11 +1952,14 @@
             <w:vAlign w:val="center"/>
           </w:tcPr>
           <w:p>
-            <w:r>
-              <w:rPr>
-                <w:rFonts w:ascii="Arial" w:cs="Arial" w:eastAsia="Arial" w:hAnsi="Arial"/>
-                <w:color w:val="222222"/>
-                <w:sz w:val="14"/>
+            <w:pPr>
+              <w:spacing w:after="0" w:before="0"/>
+            </w:pPr>
+            <w:r>
+              <w:rPr>
+                <w:rFonts w:ascii="Arial" w:cs="Arial" w:eastAsia="Arial" w:hAnsi="Arial"/>
+                <w:color w:val="222222"/>
+                <w:sz w:val="15"/>
                 <w:szCs w:val="14"/>
               </w:rPr>
               <w:t xml:space="preserve">CDPHE</w:t>
@@ -1787,11 +1983,14 @@
             <w:vAlign w:val="center"/>
           </w:tcPr>
           <w:p>
-            <w:r>
-              <w:rPr>
-                <w:rFonts w:ascii="Arial" w:cs="Arial" w:eastAsia="Arial" w:hAnsi="Arial"/>
-                <w:color w:val="222222"/>
-                <w:sz w:val="14"/>
+            <w:pPr>
+              <w:spacing w:after="0" w:before="0"/>
+            </w:pPr>
+            <w:r>
+              <w:rPr>
+                <w:rFonts w:ascii="Arial" w:cs="Arial" w:eastAsia="Arial" w:hAnsi="Arial"/>
+                <w:color w:val="222222"/>
+                <w:sz w:val="15"/>
                 <w:szCs w:val="14"/>
               </w:rPr>
               <w:t xml:space="preserve">Connecticut</w:t>
@@ -1810,11 +2009,14 @@
             <w:vAlign w:val="center"/>
           </w:tcPr>
           <w:p>
-            <w:r>
-              <w:rPr>
-                <w:rFonts w:ascii="Arial" w:cs="Arial" w:eastAsia="Arial" w:hAnsi="Arial"/>
-                <w:color w:val="222222"/>
-                <w:sz w:val="14"/>
+            <w:pPr>
+              <w:spacing w:after="0" w:before="0"/>
+            </w:pPr>
+            <w:r>
+              <w:rPr>
+                <w:rFonts w:ascii="Arial" w:cs="Arial" w:eastAsia="Arial" w:hAnsi="Arial"/>
+                <w:color w:val="222222"/>
+                <w:sz w:val="15"/>
                 <w:szCs w:val="14"/>
               </w:rPr>
               <w:t xml:space="preserve">Y — Homemaker-Companion Agency registration</w:t>
@@ -1833,11 +2035,14 @@
             <w:vAlign w:val="center"/>
           </w:tcPr>
           <w:p>
-            <w:r>
-              <w:rPr>
-                <w:rFonts w:ascii="Arial" w:cs="Arial" w:eastAsia="Arial" w:hAnsi="Arial"/>
-                <w:color w:val="222222"/>
-                <w:sz w:val="14"/>
+            <w:pPr>
+              <w:spacing w:after="0" w:before="0"/>
+            </w:pPr>
+            <w:r>
+              <w:rPr>
+                <w:rFonts w:ascii="Arial" w:cs="Arial" w:eastAsia="Arial" w:hAnsi="Arial"/>
+                <w:color w:val="222222"/>
+                <w:sz w:val="15"/>
                 <w:szCs w:val="14"/>
               </w:rPr>
               <w:t xml:space="preserve">CT Dept. of Consumer Protection</w:t>
@@ -1856,11 +2061,14 @@
             <w:vAlign w:val="center"/>
           </w:tcPr>
           <w:p>
-            <w:r>
-              <w:rPr>
-                <w:rFonts w:ascii="Arial" w:cs="Arial" w:eastAsia="Arial" w:hAnsi="Arial"/>
-                <w:color w:val="222222"/>
-                <w:sz w:val="14"/>
+            <w:pPr>
+              <w:spacing w:after="0" w:before="0"/>
+            </w:pPr>
+            <w:r>
+              <w:rPr>
+                <w:rFonts w:ascii="Arial" w:cs="Arial" w:eastAsia="Arial" w:hAnsi="Arial"/>
+                <w:color w:val="222222"/>
+                <w:sz w:val="15"/>
                 <w:szCs w:val="14"/>
               </w:rPr>
               <w:t xml:space="preserve">N (home health CON only)</w:t>
@@ -1879,11 +2087,14 @@
             <w:vAlign w:val="center"/>
           </w:tcPr>
           <w:p>
-            <w:r>
-              <w:rPr>
-                <w:rFonts w:ascii="Arial" w:cs="Arial" w:eastAsia="Arial" w:hAnsi="Arial"/>
-                <w:color w:val="222222"/>
-                <w:sz w:val="14"/>
+            <w:pPr>
+              <w:spacing w:after="0" w:before="0"/>
+            </w:pPr>
+            <w:r>
+              <w:rPr>
+                <w:rFonts w:ascii="Arial" w:cs="Arial" w:eastAsia="Arial" w:hAnsi="Arial"/>
+                <w:color w:val="222222"/>
+                <w:sz w:val="15"/>
                 <w:szCs w:val="14"/>
               </w:rPr>
               <w:t xml:space="preserve">N/A (non-medical)</w:t>
@@ -1902,11 +2113,14 @@
             <w:vAlign w:val="center"/>
           </w:tcPr>
           <w:p>
-            <w:r>
-              <w:rPr>
-                <w:rFonts w:ascii="Arial" w:cs="Arial" w:eastAsia="Arial" w:hAnsi="Arial"/>
-                <w:color w:val="222222"/>
-                <w:sz w:val="14"/>
+            <w:pPr>
+              <w:spacing w:after="0" w:before="0"/>
+            </w:pPr>
+            <w:r>
+              <w:rPr>
+                <w:rFonts w:ascii="Arial" w:cs="Arial" w:eastAsia="Arial" w:hAnsi="Arial"/>
+                <w:color w:val="222222"/>
+                <w:sz w:val="15"/>
                 <w:szCs w:val="14"/>
               </w:rPr>
               <w:t xml:space="preserve">Requires verification</w:t>
@@ -1925,11 +2139,14 @@
             <w:vAlign w:val="center"/>
           </w:tcPr>
           <w:p>
-            <w:r>
-              <w:rPr>
-                <w:rFonts w:ascii="Arial" w:cs="Arial" w:eastAsia="Arial" w:hAnsi="Arial"/>
-                <w:color w:val="222222"/>
-                <w:sz w:val="14"/>
+            <w:pPr>
+              <w:spacing w:after="0" w:before="0"/>
+            </w:pPr>
+            <w:r>
+              <w:rPr>
+                <w:rFonts w:ascii="Arial" w:cs="Arial" w:eastAsia="Arial" w:hAnsi="Arial"/>
+                <w:color w:val="222222"/>
+                <w:sz w:val="15"/>
                 <w:szCs w:val="14"/>
               </w:rPr>
               <w:t xml:space="preserve">$10,000 min. bond/insurance</w:t>
@@ -1948,11 +2165,14 @@
             <w:vAlign w:val="center"/>
           </w:tcPr>
           <w:p>
-            <w:r>
-              <w:rPr>
-                <w:rFonts w:ascii="Arial" w:cs="Arial" w:eastAsia="Arial" w:hAnsi="Arial"/>
-                <w:color w:val="222222"/>
-                <w:sz w:val="14"/>
+            <w:pPr>
+              <w:spacing w:after="0" w:before="0"/>
+            </w:pPr>
+            <w:r>
+              <w:rPr>
+                <w:rFonts w:ascii="Arial" w:cs="Arial" w:eastAsia="Arial" w:hAnsi="Arial"/>
+                <w:color w:val="222222"/>
+                <w:sz w:val="15"/>
                 <w:szCs w:val="14"/>
               </w:rPr>
               <w:t xml:space="preserve">Annual (Oct 31); $375</w:t>
@@ -1971,11 +2191,14 @@
             <w:vAlign w:val="center"/>
           </w:tcPr>
           <w:p>
-            <w:r>
-              <w:rPr>
-                <w:rFonts w:ascii="Arial" w:cs="Arial" w:eastAsia="Arial" w:hAnsi="Arial"/>
-                <w:color w:val="222222"/>
-                <w:sz w:val="14"/>
+            <w:pPr>
+              <w:spacing w:after="0" w:before="0"/>
+            </w:pPr>
+            <w:r>
+              <w:rPr>
+                <w:rFonts w:ascii="Arial" w:cs="Arial" w:eastAsia="Arial" w:hAnsi="Arial"/>
+                <w:color w:val="222222"/>
+                <w:sz w:val="15"/>
                 <w:szCs w:val="14"/>
               </w:rPr>
               <w:t xml:space="preserve">Conn. Gen. Stat. §20-672(a)(3); PA 17-77</w:t>
@@ -2000,11 +2223,14 @@
             <w:vAlign w:val="center"/>
           </w:tcPr>
           <w:p>
-            <w:r>
-              <w:rPr>
-                <w:rFonts w:ascii="Arial" w:cs="Arial" w:eastAsia="Arial" w:hAnsi="Arial"/>
-                <w:color w:val="222222"/>
-                <w:sz w:val="14"/>
+            <w:pPr>
+              <w:spacing w:after="0" w:before="0"/>
+            </w:pPr>
+            <w:r>
+              <w:rPr>
+                <w:rFonts w:ascii="Arial" w:cs="Arial" w:eastAsia="Arial" w:hAnsi="Arial"/>
+                <w:color w:val="222222"/>
+                <w:sz w:val="15"/>
                 <w:szCs w:val="14"/>
               </w:rPr>
               <w:t xml:space="preserve">Delaware</w:t>
@@ -2024,11 +2250,14 @@
             <w:vAlign w:val="center"/>
           </w:tcPr>
           <w:p>
-            <w:r>
-              <w:rPr>
-                <w:rFonts w:ascii="Arial" w:cs="Arial" w:eastAsia="Arial" w:hAnsi="Arial"/>
-                <w:color w:val="222222"/>
-                <w:sz w:val="14"/>
+            <w:pPr>
+              <w:spacing w:after="0" w:before="0"/>
+            </w:pPr>
+            <w:r>
+              <w:rPr>
+                <w:rFonts w:ascii="Arial" w:cs="Arial" w:eastAsia="Arial" w:hAnsi="Arial"/>
+                <w:color w:val="222222"/>
+                <w:sz w:val="15"/>
                 <w:szCs w:val="14"/>
               </w:rPr>
               <w:t xml:space="preserve">Y — Personal Assistance Services Agency</w:t>
@@ -2048,11 +2277,14 @@
             <w:vAlign w:val="center"/>
           </w:tcPr>
           <w:p>
-            <w:r>
-              <w:rPr>
-                <w:rFonts w:ascii="Arial" w:cs="Arial" w:eastAsia="Arial" w:hAnsi="Arial"/>
-                <w:color w:val="222222"/>
-                <w:sz w:val="14"/>
+            <w:pPr>
+              <w:spacing w:after="0" w:before="0"/>
+            </w:pPr>
+            <w:r>
+              <w:rPr>
+                <w:rFonts w:ascii="Arial" w:cs="Arial" w:eastAsia="Arial" w:hAnsi="Arial"/>
+                <w:color w:val="222222"/>
+                <w:sz w:val="15"/>
                 <w:szCs w:val="14"/>
               </w:rPr>
               <w:t xml:space="preserve">DE Div. of Health Care Quality</w:t>
@@ -2072,11 +2304,14 @@
             <w:vAlign w:val="center"/>
           </w:tcPr>
           <w:p>
-            <w:r>
-              <w:rPr>
-                <w:rFonts w:ascii="Arial" w:cs="Arial" w:eastAsia="Arial" w:hAnsi="Arial"/>
-                <w:color w:val="222222"/>
-                <w:sz w:val="14"/>
+            <w:pPr>
+              <w:spacing w:after="0" w:before="0"/>
+            </w:pPr>
+            <w:r>
+              <w:rPr>
+                <w:rFonts w:ascii="Arial" w:cs="Arial" w:eastAsia="Arial" w:hAnsi="Arial"/>
+                <w:color w:val="222222"/>
+                <w:sz w:val="15"/>
                 <w:szCs w:val="14"/>
               </w:rPr>
               <w:t xml:space="preserve">N</w:t>
@@ -2096,11 +2331,14 @@
             <w:vAlign w:val="center"/>
           </w:tcPr>
           <w:p>
-            <w:r>
-              <w:rPr>
-                <w:rFonts w:ascii="Arial" w:cs="Arial" w:eastAsia="Arial" w:hAnsi="Arial"/>
-                <w:color w:val="222222"/>
-                <w:sz w:val="14"/>
+            <w:pPr>
+              <w:spacing w:after="0" w:before="0"/>
+            </w:pPr>
+            <w:r>
+              <w:rPr>
+                <w:rFonts w:ascii="Arial" w:cs="Arial" w:eastAsia="Arial" w:hAnsi="Arial"/>
+                <w:color w:val="222222"/>
+                <w:sz w:val="15"/>
                 <w:szCs w:val="14"/>
               </w:rPr>
               <w:t xml:space="preserve">Requires verification</w:t>
@@ -2120,11 +2358,14 @@
             <w:vAlign w:val="center"/>
           </w:tcPr>
           <w:p>
-            <w:r>
-              <w:rPr>
-                <w:rFonts w:ascii="Arial" w:cs="Arial" w:eastAsia="Arial" w:hAnsi="Arial"/>
-                <w:color w:val="222222"/>
-                <w:sz w:val="14"/>
+            <w:pPr>
+              <w:spacing w:after="0" w:before="0"/>
+            </w:pPr>
+            <w:r>
+              <w:rPr>
+                <w:rFonts w:ascii="Arial" w:cs="Arial" w:eastAsia="Arial" w:hAnsi="Arial"/>
+                <w:color w:val="222222"/>
+                <w:sz w:val="15"/>
                 <w:szCs w:val="14"/>
               </w:rPr>
               <w:t xml:space="preserve">Open</w:t>
@@ -2144,11 +2385,14 @@
             <w:vAlign w:val="center"/>
           </w:tcPr>
           <w:p>
-            <w:r>
-              <w:rPr>
-                <w:rFonts w:ascii="Arial" w:cs="Arial" w:eastAsia="Arial" w:hAnsi="Arial"/>
-                <w:color w:val="222222"/>
-                <w:sz w:val="14"/>
+            <w:pPr>
+              <w:spacing w:after="0" w:before="0"/>
+            </w:pPr>
+            <w:r>
+              <w:rPr>
+                <w:rFonts w:ascii="Arial" w:cs="Arial" w:eastAsia="Arial" w:hAnsi="Arial"/>
+                <w:color w:val="222222"/>
+                <w:sz w:val="15"/>
                 <w:szCs w:val="14"/>
               </w:rPr>
               <w:t xml:space="preserve">Requires verification</w:t>
@@ -2168,11 +2412,14 @@
             <w:vAlign w:val="center"/>
           </w:tcPr>
           <w:p>
-            <w:r>
-              <w:rPr>
-                <w:rFonts w:ascii="Arial" w:cs="Arial" w:eastAsia="Arial" w:hAnsi="Arial"/>
-                <w:color w:val="222222"/>
-                <w:sz w:val="14"/>
+            <w:pPr>
+              <w:spacing w:after="0" w:before="0"/>
+            </w:pPr>
+            <w:r>
+              <w:rPr>
+                <w:rFonts w:ascii="Arial" w:cs="Arial" w:eastAsia="Arial" w:hAnsi="Arial"/>
+                <w:color w:val="222222"/>
+                <w:sz w:val="15"/>
                 <w:szCs w:val="14"/>
               </w:rPr>
               <w:t xml:space="preserve">Requires verification</w:t>
@@ -2192,11 +2439,14 @@
             <w:vAlign w:val="center"/>
           </w:tcPr>
           <w:p>
-            <w:r>
-              <w:rPr>
-                <w:rFonts w:ascii="Arial" w:cs="Arial" w:eastAsia="Arial" w:hAnsi="Arial"/>
-                <w:color w:val="222222"/>
-                <w:sz w:val="14"/>
+            <w:pPr>
+              <w:spacing w:after="0" w:before="0"/>
+            </w:pPr>
+            <w:r>
+              <w:rPr>
+                <w:rFonts w:ascii="Arial" w:cs="Arial" w:eastAsia="Arial" w:hAnsi="Arial"/>
+                <w:color w:val="222222"/>
+                <w:sz w:val="15"/>
                 <w:szCs w:val="14"/>
               </w:rPr>
               <w:t xml:space="preserve">DHCQ</w:t>
@@ -2220,11 +2470,14 @@
             <w:vAlign w:val="center"/>
           </w:tcPr>
           <w:p>
-            <w:r>
-              <w:rPr>
-                <w:rFonts w:ascii="Arial" w:cs="Arial" w:eastAsia="Arial" w:hAnsi="Arial"/>
-                <w:color w:val="222222"/>
-                <w:sz w:val="14"/>
+            <w:pPr>
+              <w:spacing w:after="0" w:before="0"/>
+            </w:pPr>
+            <w:r>
+              <w:rPr>
+                <w:rFonts w:ascii="Arial" w:cs="Arial" w:eastAsia="Arial" w:hAnsi="Arial"/>
+                <w:color w:val="222222"/>
+                <w:sz w:val="15"/>
                 <w:szCs w:val="14"/>
               </w:rPr>
               <w:t xml:space="preserve">District of Columbia</w:t>
@@ -2243,11 +2496,14 @@
             <w:vAlign w:val="center"/>
           </w:tcPr>
           <w:p>
-            <w:r>
-              <w:rPr>
-                <w:rFonts w:ascii="Arial" w:cs="Arial" w:eastAsia="Arial" w:hAnsi="Arial"/>
-                <w:color w:val="222222"/>
-                <w:sz w:val="14"/>
+            <w:pPr>
+              <w:spacing w:after="0" w:before="0"/>
+            </w:pPr>
+            <w:r>
+              <w:rPr>
+                <w:rFonts w:ascii="Arial" w:cs="Arial" w:eastAsia="Arial" w:hAnsi="Arial"/>
+                <w:color w:val="222222"/>
+                <w:sz w:val="15"/>
                 <w:szCs w:val="14"/>
               </w:rPr>
               <w:t xml:space="preserve">Y</w:t>
@@ -2266,11 +2522,14 @@
             <w:vAlign w:val="center"/>
           </w:tcPr>
           <w:p>
-            <w:r>
-              <w:rPr>
-                <w:rFonts w:ascii="Arial" w:cs="Arial" w:eastAsia="Arial" w:hAnsi="Arial"/>
-                <w:color w:val="222222"/>
-                <w:sz w:val="14"/>
+            <w:pPr>
+              <w:spacing w:after="0" w:before="0"/>
+            </w:pPr>
+            <w:r>
+              <w:rPr>
+                <w:rFonts w:ascii="Arial" w:cs="Arial" w:eastAsia="Arial" w:hAnsi="Arial"/>
+                <w:color w:val="222222"/>
+                <w:sz w:val="15"/>
                 <w:szCs w:val="14"/>
               </w:rPr>
               <w:t xml:space="preserve">DC Health, Health Regulation &amp; Licensing Admin.</w:t>
@@ -2289,11 +2548,14 @@
             <w:vAlign w:val="center"/>
           </w:tcPr>
           <w:p>
-            <w:r>
-              <w:rPr>
-                <w:rFonts w:ascii="Arial" w:cs="Arial" w:eastAsia="Arial" w:hAnsi="Arial"/>
-                <w:color w:val="222222"/>
-                <w:sz w:val="14"/>
+            <w:pPr>
+              <w:spacing w:after="0" w:before="0"/>
+            </w:pPr>
+            <w:r>
+              <w:rPr>
+                <w:rFonts w:ascii="Arial" w:cs="Arial" w:eastAsia="Arial" w:hAnsi="Arial"/>
+                <w:color w:val="222222"/>
+                <w:sz w:val="15"/>
                 <w:szCs w:val="14"/>
               </w:rPr>
               <w:t xml:space="preserve">Y — home health CON via SHPDA</w:t>
@@ -2312,11 +2574,14 @@
             <w:vAlign w:val="center"/>
           </w:tcPr>
           <w:p>
-            <w:r>
-              <w:rPr>
-                <w:rFonts w:ascii="Arial" w:cs="Arial" w:eastAsia="Arial" w:hAnsi="Arial"/>
-                <w:color w:val="222222"/>
-                <w:sz w:val="14"/>
+            <w:pPr>
+              <w:spacing w:after="0" w:before="0"/>
+            </w:pPr>
+            <w:r>
+              <w:rPr>
+                <w:rFonts w:ascii="Arial" w:cs="Arial" w:eastAsia="Arial" w:hAnsi="Arial"/>
+                <w:color w:val="222222"/>
+                <w:sz w:val="15"/>
                 <w:szCs w:val="14"/>
               </w:rPr>
               <w:t xml:space="preserve">Requires verification</w:t>
@@ -2335,11 +2600,14 @@
             <w:vAlign w:val="center"/>
           </w:tcPr>
           <w:p>
-            <w:r>
-              <w:rPr>
-                <w:rFonts w:ascii="Arial" w:cs="Arial" w:eastAsia="Arial" w:hAnsi="Arial"/>
-                <w:color w:val="222222"/>
-                <w:sz w:val="14"/>
+            <w:pPr>
+              <w:spacing w:after="0" w:before="0"/>
+            </w:pPr>
+            <w:r>
+              <w:rPr>
+                <w:rFonts w:ascii="Arial" w:cs="Arial" w:eastAsia="Arial" w:hAnsi="Arial"/>
+                <w:color w:val="222222"/>
+                <w:sz w:val="15"/>
                 <w:szCs w:val="14"/>
               </w:rPr>
               <w:t xml:space="preserve">Requires verification</w:t>
@@ -2358,11 +2626,14 @@
             <w:vAlign w:val="center"/>
           </w:tcPr>
           <w:p>
-            <w:r>
-              <w:rPr>
-                <w:rFonts w:ascii="Arial" w:cs="Arial" w:eastAsia="Arial" w:hAnsi="Arial"/>
-                <w:color w:val="222222"/>
-                <w:sz w:val="14"/>
+            <w:pPr>
+              <w:spacing w:after="0" w:before="0"/>
+            </w:pPr>
+            <w:r>
+              <w:rPr>
+                <w:rFonts w:ascii="Arial" w:cs="Arial" w:eastAsia="Arial" w:hAnsi="Arial"/>
+                <w:color w:val="222222"/>
+                <w:sz w:val="15"/>
                 <w:szCs w:val="14"/>
               </w:rPr>
               <w:t xml:space="preserve">Requires verification</w:t>
@@ -2381,11 +2652,14 @@
             <w:vAlign w:val="center"/>
           </w:tcPr>
           <w:p>
-            <w:r>
-              <w:rPr>
-                <w:rFonts w:ascii="Arial" w:cs="Arial" w:eastAsia="Arial" w:hAnsi="Arial"/>
-                <w:color w:val="222222"/>
-                <w:sz w:val="14"/>
+            <w:pPr>
+              <w:spacing w:after="0" w:before="0"/>
+            </w:pPr>
+            <w:r>
+              <w:rPr>
+                <w:rFonts w:ascii="Arial" w:cs="Arial" w:eastAsia="Arial" w:hAnsi="Arial"/>
+                <w:color w:val="222222"/>
+                <w:sz w:val="15"/>
                 <w:szCs w:val="14"/>
               </w:rPr>
               <w:t xml:space="preserve">Requires verification</w:t>
@@ -2404,11 +2678,14 @@
             <w:vAlign w:val="center"/>
           </w:tcPr>
           <w:p>
-            <w:r>
-              <w:rPr>
-                <w:rFonts w:ascii="Arial" w:cs="Arial" w:eastAsia="Arial" w:hAnsi="Arial"/>
-                <w:color w:val="222222"/>
-                <w:sz w:val="14"/>
+            <w:pPr>
+              <w:spacing w:after="0" w:before="0"/>
+            </w:pPr>
+            <w:r>
+              <w:rPr>
+                <w:rFonts w:ascii="Arial" w:cs="Arial" w:eastAsia="Arial" w:hAnsi="Arial"/>
+                <w:color w:val="222222"/>
+                <w:sz w:val="15"/>
                 <w:szCs w:val="14"/>
               </w:rPr>
               <w:t xml:space="preserve">dchealth.dc.gov</w:t>
@@ -2433,11 +2710,14 @@
             <w:vAlign w:val="center"/>
           </w:tcPr>
           <w:p>
-            <w:r>
-              <w:rPr>
-                <w:rFonts w:ascii="Arial" w:cs="Arial" w:eastAsia="Arial" w:hAnsi="Arial"/>
-                <w:color w:val="222222"/>
-                <w:sz w:val="14"/>
+            <w:pPr>
+              <w:spacing w:after="0" w:before="0"/>
+            </w:pPr>
+            <w:r>
+              <w:rPr>
+                <w:rFonts w:ascii="Arial" w:cs="Arial" w:eastAsia="Arial" w:hAnsi="Arial"/>
+                <w:color w:val="222222"/>
+                <w:sz w:val="15"/>
                 <w:szCs w:val="14"/>
               </w:rPr>
               <w:t xml:space="preserve">Florida</w:t>
@@ -2457,11 +2737,14 @@
             <w:vAlign w:val="center"/>
           </w:tcPr>
           <w:p>
-            <w:r>
-              <w:rPr>
-                <w:rFonts w:ascii="Arial" w:cs="Arial" w:eastAsia="Arial" w:hAnsi="Arial"/>
-                <w:color w:val="222222"/>
-                <w:sz w:val="14"/>
+            <w:pPr>
+              <w:spacing w:after="0" w:before="0"/>
+            </w:pPr>
+            <w:r>
+              <w:rPr>
+                <w:rFonts w:ascii="Arial" w:cs="Arial" w:eastAsia="Arial" w:hAnsi="Arial"/>
+                <w:color w:val="222222"/>
+                <w:sz w:val="15"/>
                 <w:szCs w:val="14"/>
               </w:rPr>
               <w:t xml:space="preserve">Y — Home Health Agency OR Homemaker/Companion registration</w:t>
@@ -2481,11 +2764,14 @@
             <w:vAlign w:val="center"/>
           </w:tcPr>
           <w:p>
-            <w:r>
-              <w:rPr>
-                <w:rFonts w:ascii="Arial" w:cs="Arial" w:eastAsia="Arial" w:hAnsi="Arial"/>
-                <w:color w:val="222222"/>
-                <w:sz w:val="14"/>
+            <w:pPr>
+              <w:spacing w:after="0" w:before="0"/>
+            </w:pPr>
+            <w:r>
+              <w:rPr>
+                <w:rFonts w:ascii="Arial" w:cs="Arial" w:eastAsia="Arial" w:hAnsi="Arial"/>
+                <w:color w:val="222222"/>
+                <w:sz w:val="15"/>
                 <w:szCs w:val="14"/>
               </w:rPr>
               <w:t xml:space="preserve">FL Agency for Health Care Administration (AHCA)</w:t>
@@ -2505,11 +2791,14 @@
             <w:vAlign w:val="center"/>
           </w:tcPr>
           <w:p>
-            <w:r>
-              <w:rPr>
-                <w:rFonts w:ascii="Arial" w:cs="Arial" w:eastAsia="Arial" w:hAnsi="Arial"/>
-                <w:color w:val="222222"/>
-                <w:sz w:val="14"/>
+            <w:pPr>
+              <w:spacing w:after="0" w:before="0"/>
+            </w:pPr>
+            <w:r>
+              <w:rPr>
+                <w:rFonts w:ascii="Arial" w:cs="Arial" w:eastAsia="Arial" w:hAnsi="Arial"/>
+                <w:color w:val="222222"/>
+                <w:sz w:val="15"/>
                 <w:szCs w:val="14"/>
               </w:rPr>
               <w:t xml:space="preserve">Y — home health only; nurse registry &amp; homemaker/companion exempt</w:t>
@@ -2529,11 +2818,14 @@
             <w:vAlign w:val="center"/>
           </w:tcPr>
           <w:p>
-            <w:r>
-              <w:rPr>
-                <w:rFonts w:ascii="Arial" w:cs="Arial" w:eastAsia="Arial" w:hAnsi="Arial"/>
-                <w:color w:val="222222"/>
-                <w:sz w:val="14"/>
+            <w:pPr>
+              <w:spacing w:after="0" w:before="0"/>
+            </w:pPr>
+            <w:r>
+              <w:rPr>
+                <w:rFonts w:ascii="Arial" w:cs="Arial" w:eastAsia="Arial" w:hAnsi="Arial"/>
+                <w:color w:val="222222"/>
+                <w:sz w:val="15"/>
                 <w:szCs w:val="14"/>
               </w:rPr>
               <w:t xml:space="preserve">"As needed" / patient-directed</w:t>
@@ -2553,11 +2845,14 @@
             <w:vAlign w:val="center"/>
           </w:tcPr>
           <w:p>
-            <w:r>
-              <w:rPr>
-                <w:rFonts w:ascii="Arial" w:cs="Arial" w:eastAsia="Arial" w:hAnsi="Arial"/>
-                <w:color w:val="222222"/>
-                <w:sz w:val="14"/>
+            <w:pPr>
+              <w:spacing w:after="0" w:before="0"/>
+            </w:pPr>
+            <w:r>
+              <w:rPr>
+                <w:rFonts w:ascii="Arial" w:cs="Arial" w:eastAsia="Arial" w:hAnsi="Arial"/>
+                <w:color w:val="222222"/>
+                <w:sz w:val="15"/>
                 <w:szCs w:val="14"/>
               </w:rPr>
               <w:t xml:space="preserve">Open</w:t>
@@ -2577,11 +2872,14 @@
             <w:vAlign w:val="center"/>
           </w:tcPr>
           <w:p>
-            <w:r>
-              <w:rPr>
-                <w:rFonts w:ascii="Arial" w:cs="Arial" w:eastAsia="Arial" w:hAnsi="Arial"/>
-                <w:color w:val="222222"/>
-                <w:sz w:val="14"/>
+            <w:pPr>
+              <w:spacing w:after="0" w:before="0"/>
+            </w:pPr>
+            <w:r>
+              <w:rPr>
+                <w:rFonts w:ascii="Arial" w:cs="Arial" w:eastAsia="Arial" w:hAnsi="Arial"/>
+                <w:color w:val="222222"/>
+                <w:sz w:val="15"/>
                 <w:szCs w:val="14"/>
               </w:rPr>
               <w:t xml:space="preserve">HHA: $50k bond if ≥10 patients; homemaker/companion: none</w:t>
@@ -2601,11 +2899,14 @@
             <w:vAlign w:val="center"/>
           </w:tcPr>
           <w:p>
-            <w:r>
-              <w:rPr>
-                <w:rFonts w:ascii="Arial" w:cs="Arial" w:eastAsia="Arial" w:hAnsi="Arial"/>
-                <w:color w:val="222222"/>
-                <w:sz w:val="14"/>
+            <w:pPr>
+              <w:spacing w:after="0" w:before="0"/>
+            </w:pPr>
+            <w:r>
+              <w:rPr>
+                <w:rFonts w:ascii="Arial" w:cs="Arial" w:eastAsia="Arial" w:hAnsi="Arial"/>
+                <w:color w:val="222222"/>
+                <w:sz w:val="15"/>
                 <w:szCs w:val="14"/>
               </w:rPr>
               <w:t xml:space="preserve">Biennial; HHA ~$2,255, H/C $50.75</w:t>
@@ -2625,11 +2926,14 @@
             <w:vAlign w:val="center"/>
           </w:tcPr>
           <w:p>
-            <w:r>
-              <w:rPr>
-                <w:rFonts w:ascii="Arial" w:cs="Arial" w:eastAsia="Arial" w:hAnsi="Arial"/>
-                <w:color w:val="222222"/>
-                <w:sz w:val="14"/>
+            <w:pPr>
+              <w:spacing w:after="0" w:before="0"/>
+            </w:pPr>
+            <w:r>
+              <w:rPr>
+                <w:rFonts w:ascii="Arial" w:cs="Arial" w:eastAsia="Arial" w:hAnsi="Arial"/>
+                <w:color w:val="222222"/>
+                <w:sz w:val="15"/>
                 <w:szCs w:val="14"/>
               </w:rPr>
               <w:t xml:space="preserve">AHCA Ch. 400; Fla. Stat. §400.487(3); FAC 59A-8</w:t>
@@ -2653,11 +2957,14 @@
             <w:vAlign w:val="center"/>
           </w:tcPr>
           <w:p>
-            <w:r>
-              <w:rPr>
-                <w:rFonts w:ascii="Arial" w:cs="Arial" w:eastAsia="Arial" w:hAnsi="Arial"/>
-                <w:color w:val="222222"/>
-                <w:sz w:val="14"/>
+            <w:pPr>
+              <w:spacing w:after="0" w:before="0"/>
+            </w:pPr>
+            <w:r>
+              <w:rPr>
+                <w:rFonts w:ascii="Arial" w:cs="Arial" w:eastAsia="Arial" w:hAnsi="Arial"/>
+                <w:color w:val="222222"/>
+                <w:sz w:val="15"/>
                 <w:szCs w:val="14"/>
               </w:rPr>
               <w:t xml:space="preserve">Georgia</w:t>
@@ -2676,11 +2983,14 @@
             <w:vAlign w:val="center"/>
           </w:tcPr>
           <w:p>
-            <w:r>
-              <w:rPr>
-                <w:rFonts w:ascii="Arial" w:cs="Arial" w:eastAsia="Arial" w:hAnsi="Arial"/>
-                <w:color w:val="222222"/>
-                <w:sz w:val="14"/>
+            <w:pPr>
+              <w:spacing w:after="0" w:before="0"/>
+            </w:pPr>
+            <w:r>
+              <w:rPr>
+                <w:rFonts w:ascii="Arial" w:cs="Arial" w:eastAsia="Arial" w:hAnsi="Arial"/>
+                <w:color w:val="222222"/>
+                <w:sz w:val="15"/>
                 <w:szCs w:val="14"/>
               </w:rPr>
               <w:t xml:space="preserve">Y — Private Home Care Provider (PHCP)</w:t>
@@ -2699,11 +3009,14 @@
             <w:vAlign w:val="center"/>
           </w:tcPr>
           <w:p>
-            <w:r>
-              <w:rPr>
-                <w:rFonts w:ascii="Arial" w:cs="Arial" w:eastAsia="Arial" w:hAnsi="Arial"/>
-                <w:color w:val="222222"/>
-                <w:sz w:val="14"/>
+            <w:pPr>
+              <w:spacing w:after="0" w:before="0"/>
+            </w:pPr>
+            <w:r>
+              <w:rPr>
+                <w:rFonts w:ascii="Arial" w:cs="Arial" w:eastAsia="Arial" w:hAnsi="Arial"/>
+                <w:color w:val="222222"/>
+                <w:sz w:val="15"/>
                 <w:szCs w:val="14"/>
               </w:rPr>
               <w:t xml:space="preserve">GA Dept. of Community Health, HFRD</w:t>
@@ -2722,11 +3035,14 @@
             <w:vAlign w:val="center"/>
           </w:tcPr>
           <w:p>
-            <w:r>
-              <w:rPr>
-                <w:rFonts w:ascii="Arial" w:cs="Arial" w:eastAsia="Arial" w:hAnsi="Arial"/>
-                <w:color w:val="222222"/>
-                <w:sz w:val="14"/>
+            <w:pPr>
+              <w:spacing w:after="0" w:before="0"/>
+            </w:pPr>
+            <w:r>
+              <w:rPr>
+                <w:rFonts w:ascii="Arial" w:cs="Arial" w:eastAsia="Arial" w:hAnsi="Arial"/>
+                <w:color w:val="222222"/>
+                <w:sz w:val="15"/>
                 <w:szCs w:val="14"/>
               </w:rPr>
               <w:t xml:space="preserve">Y — home health/hospice only; NOT PHCP</w:t>
@@ -2745,11 +3061,14 @@
             <w:vAlign w:val="center"/>
           </w:tcPr>
           <w:p>
-            <w:r>
-              <w:rPr>
-                <w:rFonts w:ascii="Arial" w:cs="Arial" w:eastAsia="Arial" w:hAnsi="Arial"/>
-                <w:color w:val="222222"/>
-                <w:sz w:val="14"/>
+            <w:pPr>
+              <w:spacing w:after="0" w:before="0"/>
+            </w:pPr>
+            <w:r>
+              <w:rPr>
+                <w:rFonts w:ascii="Arial" w:cs="Arial" w:eastAsia="Arial" w:hAnsi="Arial"/>
+                <w:color w:val="222222"/>
+                <w:sz w:val="15"/>
                 <w:szCs w:val="14"/>
               </w:rPr>
               <w:t xml:space="preserve">92 days (personal care); 122 days (companion/sitter)</w:t>
@@ -2768,11 +3087,14 @@
             <w:vAlign w:val="center"/>
           </w:tcPr>
           <w:p>
-            <w:r>
-              <w:rPr>
-                <w:rFonts w:ascii="Arial" w:cs="Arial" w:eastAsia="Arial" w:hAnsi="Arial"/>
-                <w:color w:val="222222"/>
-                <w:sz w:val="14"/>
+            <w:pPr>
+              <w:spacing w:after="0" w:before="0"/>
+            </w:pPr>
+            <w:r>
+              <w:rPr>
+                <w:rFonts w:ascii="Arial" w:cs="Arial" w:eastAsia="Arial" w:hAnsi="Arial"/>
+                <w:color w:val="222222"/>
+                <w:sz w:val="15"/>
                 <w:szCs w:val="14"/>
               </w:rPr>
               <w:t xml:space="preserve">State-mandated (planned)</w:t>
@@ -2791,11 +3113,14 @@
             <w:vAlign w:val="center"/>
           </w:tcPr>
           <w:p>
-            <w:r>
-              <w:rPr>
-                <w:rFonts w:ascii="Arial" w:cs="Arial" w:eastAsia="Arial" w:hAnsi="Arial"/>
-                <w:color w:val="222222"/>
-                <w:sz w:val="14"/>
+            <w:pPr>
+              <w:spacing w:after="0" w:before="0"/>
+            </w:pPr>
+            <w:r>
+              <w:rPr>
+                <w:rFonts w:ascii="Arial" w:cs="Arial" w:eastAsia="Arial" w:hAnsi="Arial"/>
+                <w:color w:val="222222"/>
+                <w:sz w:val="15"/>
                 <w:szCs w:val="14"/>
               </w:rPr>
               <w:t xml:space="preserve">No state bond (liability insurance; conditional fidelity bond if handling funds)</w:t>
@@ -2814,11 +3139,14 @@
             <w:vAlign w:val="center"/>
           </w:tcPr>
           <w:p>
-            <w:r>
-              <w:rPr>
-                <w:rFonts w:ascii="Arial" w:cs="Arial" w:eastAsia="Arial" w:hAnsi="Arial"/>
-                <w:color w:val="222222"/>
-                <w:sz w:val="14"/>
+            <w:pPr>
+              <w:spacing w:after="0" w:before="0"/>
+            </w:pPr>
+            <w:r>
+              <w:rPr>
+                <w:rFonts w:ascii="Arial" w:cs="Arial" w:eastAsia="Arial" w:hAnsi="Arial"/>
+                <w:color w:val="222222"/>
+                <w:sz w:val="15"/>
                 <w:szCs w:val="14"/>
               </w:rPr>
               <w:t xml:space="preserve">Annual; $350 app.</w:t>
@@ -2837,11 +3165,14 @@
             <w:vAlign w:val="center"/>
           </w:tcPr>
           <w:p>
-            <w:r>
-              <w:rPr>
-                <w:rFonts w:ascii="Arial" w:cs="Arial" w:eastAsia="Arial" w:hAnsi="Arial"/>
-                <w:color w:val="222222"/>
-                <w:sz w:val="14"/>
+            <w:pPr>
+              <w:spacing w:after="0" w:before="0"/>
+            </w:pPr>
+            <w:r>
+              <w:rPr>
+                <w:rFonts w:ascii="Arial" w:cs="Arial" w:eastAsia="Arial" w:hAnsi="Arial"/>
+                <w:color w:val="222222"/>
+                <w:sz w:val="15"/>
                 <w:szCs w:val="14"/>
               </w:rPr>
               <w:t xml:space="preserve">Ga. Comp. R. &amp; Regs. 111-8-65-.10; O.C.G.A. §31-7-300</w:t>
@@ -2866,11 +3197,14 @@
             <w:vAlign w:val="center"/>
           </w:tcPr>
           <w:p>
-            <w:r>
-              <w:rPr>
-                <w:rFonts w:ascii="Arial" w:cs="Arial" w:eastAsia="Arial" w:hAnsi="Arial"/>
-                <w:color w:val="222222"/>
-                <w:sz w:val="14"/>
+            <w:pPr>
+              <w:spacing w:after="0" w:before="0"/>
+            </w:pPr>
+            <w:r>
+              <w:rPr>
+                <w:rFonts w:ascii="Arial" w:cs="Arial" w:eastAsia="Arial" w:hAnsi="Arial"/>
+                <w:color w:val="222222"/>
+                <w:sz w:val="15"/>
                 <w:szCs w:val="14"/>
               </w:rPr>
               <w:t xml:space="preserve">Hawaii</w:t>
@@ -2890,11 +3224,14 @@
             <w:vAlign w:val="center"/>
           </w:tcPr>
           <w:p>
-            <w:r>
-              <w:rPr>
-                <w:rFonts w:ascii="Arial" w:cs="Arial" w:eastAsia="Arial" w:hAnsi="Arial"/>
-                <w:color w:val="222222"/>
-                <w:sz w:val="14"/>
+            <w:pPr>
+              <w:spacing w:after="0" w:before="0"/>
+            </w:pPr>
+            <w:r>
+              <w:rPr>
+                <w:rFonts w:ascii="Arial" w:cs="Arial" w:eastAsia="Arial" w:hAnsi="Arial"/>
+                <w:color w:val="222222"/>
+                <w:sz w:val="15"/>
                 <w:szCs w:val="14"/>
               </w:rPr>
               <w:t xml:space="preserve">Y</w:t>
@@ -2914,11 +3251,14 @@
             <w:vAlign w:val="center"/>
           </w:tcPr>
           <w:p>
-            <w:r>
-              <w:rPr>
-                <w:rFonts w:ascii="Arial" w:cs="Arial" w:eastAsia="Arial" w:hAnsi="Arial"/>
-                <w:color w:val="222222"/>
-                <w:sz w:val="14"/>
+            <w:pPr>
+              <w:spacing w:after="0" w:before="0"/>
+            </w:pPr>
+            <w:r>
+              <w:rPr>
+                <w:rFonts w:ascii="Arial" w:cs="Arial" w:eastAsia="Arial" w:hAnsi="Arial"/>
+                <w:color w:val="222222"/>
+                <w:sz w:val="15"/>
                 <w:szCs w:val="14"/>
               </w:rPr>
               <w:t xml:space="preserve">HI Dept. of Health</w:t>
@@ -2938,11 +3278,14 @@
             <w:vAlign w:val="center"/>
           </w:tcPr>
           <w:p>
-            <w:r>
-              <w:rPr>
-                <w:rFonts w:ascii="Arial" w:cs="Arial" w:eastAsia="Arial" w:hAnsi="Arial"/>
-                <w:color w:val="222222"/>
-                <w:sz w:val="14"/>
+            <w:pPr>
+              <w:spacing w:after="0" w:before="0"/>
+            </w:pPr>
+            <w:r>
+              <w:rPr>
+                <w:rFonts w:ascii="Arial" w:cs="Arial" w:eastAsia="Arial" w:hAnsi="Arial"/>
+                <w:color w:val="222222"/>
+                <w:sz w:val="15"/>
                 <w:szCs w:val="14"/>
               </w:rPr>
               <w:t xml:space="preserve">Y — home health only</w:t>
@@ -2962,11 +3305,14 @@
             <w:vAlign w:val="center"/>
           </w:tcPr>
           <w:p>
-            <w:r>
-              <w:rPr>
-                <w:rFonts w:ascii="Arial" w:cs="Arial" w:eastAsia="Arial" w:hAnsi="Arial"/>
-                <w:color w:val="222222"/>
-                <w:sz w:val="14"/>
+            <w:pPr>
+              <w:spacing w:after="0" w:before="0"/>
+            </w:pPr>
+            <w:r>
+              <w:rPr>
+                <w:rFonts w:ascii="Arial" w:cs="Arial" w:eastAsia="Arial" w:hAnsi="Arial"/>
+                <w:color w:val="222222"/>
+                <w:sz w:val="15"/>
                 <w:szCs w:val="14"/>
               </w:rPr>
               <w:t xml:space="preserve">Requires verification</w:t>
@@ -2986,11 +3332,14 @@
             <w:vAlign w:val="center"/>
           </w:tcPr>
           <w:p>
-            <w:r>
-              <w:rPr>
-                <w:rFonts w:ascii="Arial" w:cs="Arial" w:eastAsia="Arial" w:hAnsi="Arial"/>
-                <w:color w:val="222222"/>
-                <w:sz w:val="14"/>
+            <w:pPr>
+              <w:spacing w:after="0" w:before="0"/>
+            </w:pPr>
+            <w:r>
+              <w:rPr>
+                <w:rFonts w:ascii="Arial" w:cs="Arial" w:eastAsia="Arial" w:hAnsi="Arial"/>
+                <w:color w:val="222222"/>
+                <w:sz w:val="15"/>
                 <w:szCs w:val="14"/>
               </w:rPr>
               <w:t xml:space="preserve">Open (Sandata)</w:t>
@@ -3010,11 +3359,14 @@
             <w:vAlign w:val="center"/>
           </w:tcPr>
           <w:p>
-            <w:r>
-              <w:rPr>
-                <w:rFonts w:ascii="Arial" w:cs="Arial" w:eastAsia="Arial" w:hAnsi="Arial"/>
-                <w:color w:val="222222"/>
-                <w:sz w:val="14"/>
+            <w:pPr>
+              <w:spacing w:after="0" w:before="0"/>
+            </w:pPr>
+            <w:r>
+              <w:rPr>
+                <w:rFonts w:ascii="Arial" w:cs="Arial" w:eastAsia="Arial" w:hAnsi="Arial"/>
+                <w:color w:val="222222"/>
+                <w:sz w:val="15"/>
                 <w:szCs w:val="14"/>
               </w:rPr>
               <w:t xml:space="preserve">Requires verification</w:t>
@@ -3034,11 +3386,14 @@
             <w:vAlign w:val="center"/>
           </w:tcPr>
           <w:p>
-            <w:r>
-              <w:rPr>
-                <w:rFonts w:ascii="Arial" w:cs="Arial" w:eastAsia="Arial" w:hAnsi="Arial"/>
-                <w:color w:val="222222"/>
-                <w:sz w:val="14"/>
+            <w:pPr>
+              <w:spacing w:after="0" w:before="0"/>
+            </w:pPr>
+            <w:r>
+              <w:rPr>
+                <w:rFonts w:ascii="Arial" w:cs="Arial" w:eastAsia="Arial" w:hAnsi="Arial"/>
+                <w:color w:val="222222"/>
+                <w:sz w:val="15"/>
                 <w:szCs w:val="14"/>
               </w:rPr>
               <w:t xml:space="preserve">Requires verification</w:t>
@@ -3058,11 +3413,14 @@
             <w:vAlign w:val="center"/>
           </w:tcPr>
           <w:p>
-            <w:r>
-              <w:rPr>
-                <w:rFonts w:ascii="Arial" w:cs="Arial" w:eastAsia="Arial" w:hAnsi="Arial"/>
-                <w:color w:val="222222"/>
-                <w:sz w:val="14"/>
+            <w:pPr>
+              <w:spacing w:after="0" w:before="0"/>
+            </w:pPr>
+            <w:r>
+              <w:rPr>
+                <w:rFonts w:ascii="Arial" w:cs="Arial" w:eastAsia="Arial" w:hAnsi="Arial"/>
+                <w:color w:val="222222"/>
+                <w:sz w:val="15"/>
                 <w:szCs w:val="14"/>
               </w:rPr>
               <w:t xml:space="preserve">HI DOH</w:t>
@@ -3086,11 +3444,14 @@
             <w:vAlign w:val="center"/>
           </w:tcPr>
           <w:p>
-            <w:r>
-              <w:rPr>
-                <w:rFonts w:ascii="Arial" w:cs="Arial" w:eastAsia="Arial" w:hAnsi="Arial"/>
-                <w:color w:val="222222"/>
-                <w:sz w:val="14"/>
+            <w:pPr>
+              <w:spacing w:after="0" w:before="0"/>
+            </w:pPr>
+            <w:r>
+              <w:rPr>
+                <w:rFonts w:ascii="Arial" w:cs="Arial" w:eastAsia="Arial" w:hAnsi="Arial"/>
+                <w:color w:val="222222"/>
+                <w:sz w:val="15"/>
                 <w:szCs w:val="14"/>
               </w:rPr>
               <w:t xml:space="preserve">Idaho</w:t>
@@ -3109,11 +3470,14 @@
             <w:vAlign w:val="center"/>
           </w:tcPr>
           <w:p>
-            <w:r>
-              <w:rPr>
-                <w:rFonts w:ascii="Arial" w:cs="Arial" w:eastAsia="Arial" w:hAnsi="Arial"/>
-                <w:color w:val="222222"/>
-                <w:sz w:val="14"/>
+            <w:pPr>
+              <w:spacing w:after="0" w:before="0"/>
+            </w:pPr>
+            <w:r>
+              <w:rPr>
+                <w:rFonts w:ascii="Arial" w:cs="Arial" w:eastAsia="Arial" w:hAnsi="Arial"/>
+                <w:color w:val="222222"/>
+                <w:sz w:val="15"/>
                 <w:szCs w:val="14"/>
               </w:rPr>
               <w:t xml:space="preserve">Y</w:t>
@@ -3132,11 +3496,14 @@
             <w:vAlign w:val="center"/>
           </w:tcPr>
           <w:p>
-            <w:r>
-              <w:rPr>
-                <w:rFonts w:ascii="Arial" w:cs="Arial" w:eastAsia="Arial" w:hAnsi="Arial"/>
-                <w:color w:val="222222"/>
-                <w:sz w:val="14"/>
+            <w:pPr>
+              <w:spacing w:after="0" w:before="0"/>
+            </w:pPr>
+            <w:r>
+              <w:rPr>
+                <w:rFonts w:ascii="Arial" w:cs="Arial" w:eastAsia="Arial" w:hAnsi="Arial"/>
+                <w:color w:val="222222"/>
+                <w:sz w:val="15"/>
                 <w:szCs w:val="14"/>
               </w:rPr>
               <w:t xml:space="preserve">ID Dept. of Health &amp; Welfare</w:t>
@@ -3155,11 +3522,14 @@
             <w:vAlign w:val="center"/>
           </w:tcPr>
           <w:p>
-            <w:r>
-              <w:rPr>
-                <w:rFonts w:ascii="Arial" w:cs="Arial" w:eastAsia="Arial" w:hAnsi="Arial"/>
-                <w:color w:val="222222"/>
-                <w:sz w:val="14"/>
+            <w:pPr>
+              <w:spacing w:after="0" w:before="0"/>
+            </w:pPr>
+            <w:r>
+              <w:rPr>
+                <w:rFonts w:ascii="Arial" w:cs="Arial" w:eastAsia="Arial" w:hAnsi="Arial"/>
+                <w:color w:val="222222"/>
+                <w:sz w:val="15"/>
                 <w:szCs w:val="14"/>
               </w:rPr>
               <w:t xml:space="preserve">N</w:t>
@@ -3178,11 +3548,14 @@
             <w:vAlign w:val="center"/>
           </w:tcPr>
           <w:p>
-            <w:r>
-              <w:rPr>
-                <w:rFonts w:ascii="Arial" w:cs="Arial" w:eastAsia="Arial" w:hAnsi="Arial"/>
-                <w:color w:val="222222"/>
-                <w:sz w:val="14"/>
+            <w:pPr>
+              <w:spacing w:after="0" w:before="0"/>
+            </w:pPr>
+            <w:r>
+              <w:rPr>
+                <w:rFonts w:ascii="Arial" w:cs="Arial" w:eastAsia="Arial" w:hAnsi="Arial"/>
+                <w:color w:val="222222"/>
+                <w:sz w:val="15"/>
                 <w:szCs w:val="14"/>
               </w:rPr>
               <w:t xml:space="preserve">Requires verification</w:t>
@@ -3201,11 +3574,14 @@
             <w:vAlign w:val="center"/>
           </w:tcPr>
           <w:p>
-            <w:r>
-              <w:rPr>
-                <w:rFonts w:ascii="Arial" w:cs="Arial" w:eastAsia="Arial" w:hAnsi="Arial"/>
-                <w:color w:val="222222"/>
-                <w:sz w:val="14"/>
+            <w:pPr>
+              <w:spacing w:after="0" w:before="0"/>
+            </w:pPr>
+            <w:r>
+              <w:rPr>
+                <w:rFonts w:ascii="Arial" w:cs="Arial" w:eastAsia="Arial" w:hAnsi="Arial"/>
+                <w:color w:val="222222"/>
+                <w:sz w:val="15"/>
                 <w:szCs w:val="14"/>
               </w:rPr>
               <w:t xml:space="preserve">Provider choice (Sandata aggregator)</w:t>
@@ -3224,11 +3600,14 @@
             <w:vAlign w:val="center"/>
           </w:tcPr>
           <w:p>
-            <w:r>
-              <w:rPr>
-                <w:rFonts w:ascii="Arial" w:cs="Arial" w:eastAsia="Arial" w:hAnsi="Arial"/>
-                <w:color w:val="222222"/>
-                <w:sz w:val="14"/>
+            <w:pPr>
+              <w:spacing w:after="0" w:before="0"/>
+            </w:pPr>
+            <w:r>
+              <w:rPr>
+                <w:rFonts w:ascii="Arial" w:cs="Arial" w:eastAsia="Arial" w:hAnsi="Arial"/>
+                <w:color w:val="222222"/>
+                <w:sz w:val="15"/>
                 <w:szCs w:val="14"/>
               </w:rPr>
               <w:t xml:space="preserve">Requires verification</w:t>
@@ -3247,11 +3626,14 @@
             <w:vAlign w:val="center"/>
           </w:tcPr>
           <w:p>
-            <w:r>
-              <w:rPr>
-                <w:rFonts w:ascii="Arial" w:cs="Arial" w:eastAsia="Arial" w:hAnsi="Arial"/>
-                <w:color w:val="222222"/>
-                <w:sz w:val="14"/>
+            <w:pPr>
+              <w:spacing w:after="0" w:before="0"/>
+            </w:pPr>
+            <w:r>
+              <w:rPr>
+                <w:rFonts w:ascii="Arial" w:cs="Arial" w:eastAsia="Arial" w:hAnsi="Arial"/>
+                <w:color w:val="222222"/>
+                <w:sz w:val="15"/>
                 <w:szCs w:val="14"/>
               </w:rPr>
               <w:t xml:space="preserve">Requires verification</w:t>
@@ -3270,11 +3652,14 @@
             <w:vAlign w:val="center"/>
           </w:tcPr>
           <w:p>
-            <w:r>
-              <w:rPr>
-                <w:rFonts w:ascii="Arial" w:cs="Arial" w:eastAsia="Arial" w:hAnsi="Arial"/>
-                <w:color w:val="222222"/>
-                <w:sz w:val="14"/>
+            <w:pPr>
+              <w:spacing w:after="0" w:before="0"/>
+            </w:pPr>
+            <w:r>
+              <w:rPr>
+                <w:rFonts w:ascii="Arial" w:cs="Arial" w:eastAsia="Arial" w:hAnsi="Arial"/>
+                <w:color w:val="222222"/>
+                <w:sz w:val="15"/>
                 <w:szCs w:val="14"/>
               </w:rPr>
               <w:t xml:space="preserve">IDHW</w:t>
@@ -3299,11 +3684,14 @@
             <w:vAlign w:val="center"/>
           </w:tcPr>
           <w:p>
-            <w:r>
-              <w:rPr>
-                <w:rFonts w:ascii="Arial" w:cs="Arial" w:eastAsia="Arial" w:hAnsi="Arial"/>
-                <w:color w:val="222222"/>
-                <w:sz w:val="14"/>
+            <w:pPr>
+              <w:spacing w:after="0" w:before="0"/>
+            </w:pPr>
+            <w:r>
+              <w:rPr>
+                <w:rFonts w:ascii="Arial" w:cs="Arial" w:eastAsia="Arial" w:hAnsi="Arial"/>
+                <w:color w:val="222222"/>
+                <w:sz w:val="15"/>
                 <w:szCs w:val="14"/>
               </w:rPr>
               <w:t xml:space="preserve">Illinois</w:t>
@@ -3323,11 +3711,14 @@
             <w:vAlign w:val="center"/>
           </w:tcPr>
           <w:p>
-            <w:r>
-              <w:rPr>
-                <w:rFonts w:ascii="Arial" w:cs="Arial" w:eastAsia="Arial" w:hAnsi="Arial"/>
-                <w:color w:val="222222"/>
-                <w:sz w:val="14"/>
+            <w:pPr>
+              <w:spacing w:after="0" w:before="0"/>
+            </w:pPr>
+            <w:r>
+              <w:rPr>
+                <w:rFonts w:ascii="Arial" w:cs="Arial" w:eastAsia="Arial" w:hAnsi="Arial"/>
+                <w:color w:val="222222"/>
+                <w:sz w:val="15"/>
                 <w:szCs w:val="14"/>
               </w:rPr>
               <w:t xml:space="preserve">Y — Home Services Agency</w:t>
@@ -3347,11 +3738,14 @@
             <w:vAlign w:val="center"/>
           </w:tcPr>
           <w:p>
-            <w:r>
-              <w:rPr>
-                <w:rFonts w:ascii="Arial" w:cs="Arial" w:eastAsia="Arial" w:hAnsi="Arial"/>
-                <w:color w:val="222222"/>
-                <w:sz w:val="14"/>
+            <w:pPr>
+              <w:spacing w:after="0" w:before="0"/>
+            </w:pPr>
+            <w:r>
+              <w:rPr>
+                <w:rFonts w:ascii="Arial" w:cs="Arial" w:eastAsia="Arial" w:hAnsi="Arial"/>
+                <w:color w:val="222222"/>
+                <w:sz w:val="15"/>
                 <w:szCs w:val="14"/>
               </w:rPr>
               <w:t xml:space="preserve">IL Dept. of Public Health</w:t>
@@ -3371,11 +3765,14 @@
             <w:vAlign w:val="center"/>
           </w:tcPr>
           <w:p>
-            <w:r>
-              <w:rPr>
-                <w:rFonts w:ascii="Arial" w:cs="Arial" w:eastAsia="Arial" w:hAnsi="Arial"/>
-                <w:color w:val="222222"/>
-                <w:sz w:val="14"/>
+            <w:pPr>
+              <w:spacing w:after="0" w:before="0"/>
+            </w:pPr>
+            <w:r>
+              <w:rPr>
+                <w:rFonts w:ascii="Arial" w:cs="Arial" w:eastAsia="Arial" w:hAnsi="Arial"/>
+                <w:color w:val="222222"/>
+                <w:sz w:val="15"/>
                 <w:szCs w:val="14"/>
               </w:rPr>
               <w:t xml:space="preserve">N — non-medical HSA exempt; CON home health only</w:t>
@@ -3395,11 +3792,14 @@
             <w:vAlign w:val="center"/>
           </w:tcPr>
           <w:p>
-            <w:r>
-              <w:rPr>
-                <w:rFonts w:ascii="Arial" w:cs="Arial" w:eastAsia="Arial" w:hAnsi="Arial"/>
-                <w:color w:val="222222"/>
-                <w:sz w:val="14"/>
+            <w:pPr>
+              <w:spacing w:after="0" w:before="0"/>
+            </w:pPr>
+            <w:r>
+              <w:rPr>
+                <w:rFonts w:ascii="Arial" w:cs="Arial" w:eastAsia="Arial" w:hAnsi="Arial"/>
+                <w:color w:val="222222"/>
+                <w:sz w:val="15"/>
                 <w:szCs w:val="14"/>
               </w:rPr>
               <w:t xml:space="preserve">Requires verification</w:t>
@@ -3419,11 +3819,14 @@
             <w:vAlign w:val="center"/>
           </w:tcPr>
           <w:p>
-            <w:r>
-              <w:rPr>
-                <w:rFonts w:ascii="Arial" w:cs="Arial" w:eastAsia="Arial" w:hAnsi="Arial"/>
-                <w:color w:val="222222"/>
-                <w:sz w:val="14"/>
+            <w:pPr>
+              <w:spacing w:after="0" w:before="0"/>
+            </w:pPr>
+            <w:r>
+              <w:rPr>
+                <w:rFonts w:ascii="Arial" w:cs="Arial" w:eastAsia="Arial" w:hAnsi="Arial"/>
+                <w:color w:val="222222"/>
+                <w:sz w:val="15"/>
                 <w:szCs w:val="14"/>
               </w:rPr>
               <w:t xml:space="preserve">State-mandated (Sandata/Santrax)</w:t>
@@ -3443,11 +3846,14 @@
             <w:vAlign w:val="center"/>
           </w:tcPr>
           <w:p>
-            <w:r>
-              <w:rPr>
-                <w:rFonts w:ascii="Arial" w:cs="Arial" w:eastAsia="Arial" w:hAnsi="Arial"/>
-                <w:color w:val="222222"/>
-                <w:sz w:val="14"/>
+            <w:pPr>
+              <w:spacing w:after="0" w:before="0"/>
+            </w:pPr>
+            <w:r>
+              <w:rPr>
+                <w:rFonts w:ascii="Arial" w:cs="Arial" w:eastAsia="Arial" w:hAnsi="Arial"/>
+                <w:color w:val="222222"/>
+                <w:sz w:val="15"/>
                 <w:szCs w:val="14"/>
               </w:rPr>
               <w:t xml:space="preserve">Bond or adequate insurance (Requires verification amount)</w:t>
@@ -3467,11 +3873,14 @@
             <w:vAlign w:val="center"/>
           </w:tcPr>
           <w:p>
-            <w:r>
-              <w:rPr>
-                <w:rFonts w:ascii="Arial" w:cs="Arial" w:eastAsia="Arial" w:hAnsi="Arial"/>
-                <w:color w:val="222222"/>
-                <w:sz w:val="14"/>
+            <w:pPr>
+              <w:spacing w:after="0" w:before="0"/>
+            </w:pPr>
+            <w:r>
+              <w:rPr>
+                <w:rFonts w:ascii="Arial" w:cs="Arial" w:eastAsia="Arial" w:hAnsi="Arial"/>
+                <w:color w:val="222222"/>
+                <w:sz w:val="15"/>
                 <w:szCs w:val="14"/>
               </w:rPr>
               <w:t xml:space="preserve">Annual; ~$1,350–1,500 app.</w:t>
@@ -3491,11 +3900,14 @@
             <w:vAlign w:val="center"/>
           </w:tcPr>
           <w:p>
-            <w:r>
-              <w:rPr>
-                <w:rFonts w:ascii="Arial" w:cs="Arial" w:eastAsia="Arial" w:hAnsi="Arial"/>
-                <w:color w:val="222222"/>
-                <w:sz w:val="14"/>
+            <w:pPr>
+              <w:spacing w:after="0" w:before="0"/>
+            </w:pPr>
+            <w:r>
+              <w:rPr>
+                <w:rFonts w:ascii="Arial" w:cs="Arial" w:eastAsia="Arial" w:hAnsi="Arial"/>
+                <w:color w:val="222222"/>
+                <w:sz w:val="15"/>
                 <w:szCs w:val="14"/>
               </w:rPr>
               <w:t xml:space="preserve">210 ILCS 55; 77 IAC 245</w:t>
@@ -3519,11 +3931,14 @@
             <w:vAlign w:val="center"/>
           </w:tcPr>
           <w:p>
-            <w:r>
-              <w:rPr>
-                <w:rFonts w:ascii="Arial" w:cs="Arial" w:eastAsia="Arial" w:hAnsi="Arial"/>
-                <w:color w:val="222222"/>
-                <w:sz w:val="14"/>
+            <w:pPr>
+              <w:spacing w:after="0" w:before="0"/>
+            </w:pPr>
+            <w:r>
+              <w:rPr>
+                <w:rFonts w:ascii="Arial" w:cs="Arial" w:eastAsia="Arial" w:hAnsi="Arial"/>
+                <w:color w:val="222222"/>
+                <w:sz w:val="15"/>
                 <w:szCs w:val="14"/>
               </w:rPr>
               <w:t xml:space="preserve">Indiana</w:t>
@@ -3542,11 +3957,14 @@
             <w:vAlign w:val="center"/>
           </w:tcPr>
           <w:p>
-            <w:r>
-              <w:rPr>
-                <w:rFonts w:ascii="Arial" w:cs="Arial" w:eastAsia="Arial" w:hAnsi="Arial"/>
-                <w:color w:val="222222"/>
-                <w:sz w:val="14"/>
+            <w:pPr>
+              <w:spacing w:after="0" w:before="0"/>
+            </w:pPr>
+            <w:r>
+              <w:rPr>
+                <w:rFonts w:ascii="Arial" w:cs="Arial" w:eastAsia="Arial" w:hAnsi="Arial"/>
+                <w:color w:val="222222"/>
+                <w:sz w:val="15"/>
                 <w:szCs w:val="14"/>
               </w:rPr>
               <w:t xml:space="preserve">Y — Personal Services Agency</w:t>
@@ -3565,11 +3983,14 @@
             <w:vAlign w:val="center"/>
           </w:tcPr>
           <w:p>
-            <w:r>
-              <w:rPr>
-                <w:rFonts w:ascii="Arial" w:cs="Arial" w:eastAsia="Arial" w:hAnsi="Arial"/>
-                <w:color w:val="222222"/>
-                <w:sz w:val="14"/>
+            <w:pPr>
+              <w:spacing w:after="0" w:before="0"/>
+            </w:pPr>
+            <w:r>
+              <w:rPr>
+                <w:rFonts w:ascii="Arial" w:cs="Arial" w:eastAsia="Arial" w:hAnsi="Arial"/>
+                <w:color w:val="222222"/>
+                <w:sz w:val="15"/>
                 <w:szCs w:val="14"/>
               </w:rPr>
               <w:t xml:space="preserve">IN Dept. of Health</w:t>
@@ -3588,11 +4009,14 @@
             <w:vAlign w:val="center"/>
           </w:tcPr>
           <w:p>
-            <w:r>
-              <w:rPr>
-                <w:rFonts w:ascii="Arial" w:cs="Arial" w:eastAsia="Arial" w:hAnsi="Arial"/>
-                <w:color w:val="222222"/>
-                <w:sz w:val="14"/>
+            <w:pPr>
+              <w:spacing w:after="0" w:before="0"/>
+            </w:pPr>
+            <w:r>
+              <w:rPr>
+                <w:rFonts w:ascii="Arial" w:cs="Arial" w:eastAsia="Arial" w:hAnsi="Arial"/>
+                <w:color w:val="222222"/>
+                <w:sz w:val="15"/>
                 <w:szCs w:val="14"/>
               </w:rPr>
               <w:t xml:space="preserve">N</w:t>
@@ -3611,11 +4035,14 @@
             <w:vAlign w:val="center"/>
           </w:tcPr>
           <w:p>
-            <w:r>
-              <w:rPr>
-                <w:rFonts w:ascii="Arial" w:cs="Arial" w:eastAsia="Arial" w:hAnsi="Arial"/>
-                <w:color w:val="222222"/>
-                <w:sz w:val="14"/>
+            <w:pPr>
+              <w:spacing w:after="0" w:before="0"/>
+            </w:pPr>
+            <w:r>
+              <w:rPr>
+                <w:rFonts w:ascii="Arial" w:cs="Arial" w:eastAsia="Arial" w:hAnsi="Arial"/>
+                <w:color w:val="222222"/>
+                <w:sz w:val="15"/>
                 <w:szCs w:val="14"/>
               </w:rPr>
               <w:t xml:space="preserve">Requires verification</w:t>
@@ -3634,11 +4061,14 @@
             <w:vAlign w:val="center"/>
           </w:tcPr>
           <w:p>
-            <w:r>
-              <w:rPr>
-                <w:rFonts w:ascii="Arial" w:cs="Arial" w:eastAsia="Arial" w:hAnsi="Arial"/>
-                <w:color w:val="222222"/>
-                <w:sz w:val="14"/>
+            <w:pPr>
+              <w:spacing w:after="0" w:before="0"/>
+            </w:pPr>
+            <w:r>
+              <w:rPr>
+                <w:rFonts w:ascii="Arial" w:cs="Arial" w:eastAsia="Arial" w:hAnsi="Arial"/>
+                <w:color w:val="222222"/>
+                <w:sz w:val="15"/>
                 <w:szCs w:val="14"/>
               </w:rPr>
               <w:t xml:space="preserve">Open (Sandata)</w:t>
@@ -3657,11 +4087,14 @@
             <w:vAlign w:val="center"/>
           </w:tcPr>
           <w:p>
-            <w:r>
-              <w:rPr>
-                <w:rFonts w:ascii="Arial" w:cs="Arial" w:eastAsia="Arial" w:hAnsi="Arial"/>
-                <w:color w:val="222222"/>
-                <w:sz w:val="14"/>
+            <w:pPr>
+              <w:spacing w:after="0" w:before="0"/>
+            </w:pPr>
+            <w:r>
+              <w:rPr>
+                <w:rFonts w:ascii="Arial" w:cs="Arial" w:eastAsia="Arial" w:hAnsi="Arial"/>
+                <w:color w:val="222222"/>
+                <w:sz w:val="15"/>
                 <w:szCs w:val="14"/>
               </w:rPr>
               <w:t xml:space="preserve">Requires verification</w:t>
@@ -3680,11 +4113,14 @@
             <w:vAlign w:val="center"/>
           </w:tcPr>
           <w:p>
-            <w:r>
-              <w:rPr>
-                <w:rFonts w:ascii="Arial" w:cs="Arial" w:eastAsia="Arial" w:hAnsi="Arial"/>
-                <w:color w:val="222222"/>
-                <w:sz w:val="14"/>
+            <w:pPr>
+              <w:spacing w:after="0" w:before="0"/>
+            </w:pPr>
+            <w:r>
+              <w:rPr>
+                <w:rFonts w:ascii="Arial" w:cs="Arial" w:eastAsia="Arial" w:hAnsi="Arial"/>
+                <w:color w:val="222222"/>
+                <w:sz w:val="15"/>
                 <w:szCs w:val="14"/>
               </w:rPr>
               <w:t xml:space="preserve">Requires verification</w:t>
@@ -3703,11 +4139,14 @@
             <w:vAlign w:val="center"/>
           </w:tcPr>
           <w:p>
-            <w:r>
-              <w:rPr>
-                <w:rFonts w:ascii="Arial" w:cs="Arial" w:eastAsia="Arial" w:hAnsi="Arial"/>
-                <w:color w:val="222222"/>
-                <w:sz w:val="14"/>
+            <w:pPr>
+              <w:spacing w:after="0" w:before="0"/>
+            </w:pPr>
+            <w:r>
+              <w:rPr>
+                <w:rFonts w:ascii="Arial" w:cs="Arial" w:eastAsia="Arial" w:hAnsi="Arial"/>
+                <w:color w:val="222222"/>
+                <w:sz w:val="15"/>
                 <w:szCs w:val="14"/>
               </w:rPr>
               <w:t xml:space="preserve">IDOH</w:t>
@@ -3732,11 +4171,14 @@
             <w:vAlign w:val="center"/>
           </w:tcPr>
           <w:p>
-            <w:r>
-              <w:rPr>
-                <w:rFonts w:ascii="Arial" w:cs="Arial" w:eastAsia="Arial" w:hAnsi="Arial"/>
-                <w:color w:val="222222"/>
-                <w:sz w:val="14"/>
+            <w:pPr>
+              <w:spacing w:after="0" w:before="0"/>
+            </w:pPr>
+            <w:r>
+              <w:rPr>
+                <w:rFonts w:ascii="Arial" w:cs="Arial" w:eastAsia="Arial" w:hAnsi="Arial"/>
+                <w:color w:val="222222"/>
+                <w:sz w:val="15"/>
                 <w:szCs w:val="14"/>
               </w:rPr>
               <w:t xml:space="preserve">Iowa</w:t>
@@ -3756,11 +4198,14 @@
             <w:vAlign w:val="center"/>
           </w:tcPr>
           <w:p>
-            <w:r>
-              <w:rPr>
-                <w:rFonts w:ascii="Arial" w:cs="Arial" w:eastAsia="Arial" w:hAnsi="Arial"/>
-                <w:color w:val="222222"/>
-                <w:sz w:val="14"/>
+            <w:pPr>
+              <w:spacing w:after="0" w:before="0"/>
+            </w:pPr>
+            <w:r>
+              <w:rPr>
+                <w:rFonts w:ascii="Arial" w:cs="Arial" w:eastAsia="Arial" w:hAnsi="Arial"/>
+                <w:color w:val="222222"/>
+                <w:sz w:val="15"/>
                 <w:szCs w:val="14"/>
               </w:rPr>
               <w:t xml:space="preserve">N — no state license for non-medical</w:t>
@@ -3780,11 +4225,14 @@
             <w:vAlign w:val="center"/>
           </w:tcPr>
           <w:p>
-            <w:r>
-              <w:rPr>
-                <w:rFonts w:ascii="Arial" w:cs="Arial" w:eastAsia="Arial" w:hAnsi="Arial"/>
-                <w:color w:val="222222"/>
-                <w:sz w:val="14"/>
+            <w:pPr>
+              <w:spacing w:after="0" w:before="0"/>
+            </w:pPr>
+            <w:r>
+              <w:rPr>
+                <w:rFonts w:ascii="Arial" w:cs="Arial" w:eastAsia="Arial" w:hAnsi="Arial"/>
+                <w:color w:val="222222"/>
+                <w:sz w:val="15"/>
                 <w:szCs w:val="14"/>
               </w:rPr>
               <w:t xml:space="preserve">None — IA DHHS licenses skilled home health only</w:t>
@@ -3804,11 +4252,14 @@
             <w:vAlign w:val="center"/>
           </w:tcPr>
           <w:p>
-            <w:r>
-              <w:rPr>
-                <w:rFonts w:ascii="Arial" w:cs="Arial" w:eastAsia="Arial" w:hAnsi="Arial"/>
-                <w:color w:val="222222"/>
-                <w:sz w:val="14"/>
+            <w:pPr>
+              <w:spacing w:after="0" w:before="0"/>
+            </w:pPr>
+            <w:r>
+              <w:rPr>
+                <w:rFonts w:ascii="Arial" w:cs="Arial" w:eastAsia="Arial" w:hAnsi="Arial"/>
+                <w:color w:val="222222"/>
+                <w:sz w:val="15"/>
                 <w:szCs w:val="14"/>
               </w:rPr>
               <w:t xml:space="preserve">N</w:t>
@@ -3828,11 +4279,14 @@
             <w:vAlign w:val="center"/>
           </w:tcPr>
           <w:p>
-            <w:r>
-              <w:rPr>
-                <w:rFonts w:ascii="Arial" w:cs="Arial" w:eastAsia="Arial" w:hAnsi="Arial"/>
-                <w:color w:val="222222"/>
-                <w:sz w:val="14"/>
+            <w:pPr>
+              <w:spacing w:after="0" w:before="0"/>
+            </w:pPr>
+            <w:r>
+              <w:rPr>
+                <w:rFonts w:ascii="Arial" w:cs="Arial" w:eastAsia="Arial" w:hAnsi="Arial"/>
+                <w:color w:val="222222"/>
+                <w:sz w:val="15"/>
                 <w:szCs w:val="14"/>
               </w:rPr>
               <w:t xml:space="preserve">N/A</w:t>
@@ -3852,11 +4306,14 @@
             <w:vAlign w:val="center"/>
           </w:tcPr>
           <w:p>
-            <w:r>
-              <w:rPr>
-                <w:rFonts w:ascii="Arial" w:cs="Arial" w:eastAsia="Arial" w:hAnsi="Arial"/>
-                <w:color w:val="222222"/>
-                <w:sz w:val="14"/>
+            <w:pPr>
+              <w:spacing w:after="0" w:before="0"/>
+            </w:pPr>
+            <w:r>
+              <w:rPr>
+                <w:rFonts w:ascii="Arial" w:cs="Arial" w:eastAsia="Arial" w:hAnsi="Arial"/>
+                <w:color w:val="222222"/>
+                <w:sz w:val="15"/>
                 <w:szCs w:val="14"/>
               </w:rPr>
               <w:t xml:space="preserve">Open (CareBridge)</w:t>
@@ -3876,11 +4333,14 @@
             <w:vAlign w:val="center"/>
           </w:tcPr>
           <w:p>
-            <w:r>
-              <w:rPr>
-                <w:rFonts w:ascii="Arial" w:cs="Arial" w:eastAsia="Arial" w:hAnsi="Arial"/>
-                <w:color w:val="222222"/>
-                <w:sz w:val="14"/>
+            <w:pPr>
+              <w:spacing w:after="0" w:before="0"/>
+            </w:pPr>
+            <w:r>
+              <w:rPr>
+                <w:rFonts w:ascii="Arial" w:cs="Arial" w:eastAsia="Arial" w:hAnsi="Arial"/>
+                <w:color w:val="222222"/>
+                <w:sz w:val="15"/>
                 <w:szCs w:val="14"/>
               </w:rPr>
               <w:t xml:space="preserve">None</w:t>
@@ -3900,11 +4360,14 @@
             <w:vAlign w:val="center"/>
           </w:tcPr>
           <w:p>
-            <w:r>
-              <w:rPr>
-                <w:rFonts w:ascii="Arial" w:cs="Arial" w:eastAsia="Arial" w:hAnsi="Arial"/>
-                <w:color w:val="222222"/>
-                <w:sz w:val="14"/>
+            <w:pPr>
+              <w:spacing w:after="0" w:before="0"/>
+            </w:pPr>
+            <w:r>
+              <w:rPr>
+                <w:rFonts w:ascii="Arial" w:cs="Arial" w:eastAsia="Arial" w:hAnsi="Arial"/>
+                <w:color w:val="222222"/>
+                <w:sz w:val="15"/>
                 <w:szCs w:val="14"/>
               </w:rPr>
               <w:t xml:space="preserve">N/A</w:t>
@@ -3924,11 +4387,14 @@
             <w:vAlign w:val="center"/>
           </w:tcPr>
           <w:p>
-            <w:r>
-              <w:rPr>
-                <w:rFonts w:ascii="Arial" w:cs="Arial" w:eastAsia="Arial" w:hAnsi="Arial"/>
-                <w:color w:val="222222"/>
-                <w:sz w:val="14"/>
+            <w:pPr>
+              <w:spacing w:after="0" w:before="0"/>
+            </w:pPr>
+            <w:r>
+              <w:rPr>
+                <w:rFonts w:ascii="Arial" w:cs="Arial" w:eastAsia="Arial" w:hAnsi="Arial"/>
+                <w:color w:val="222222"/>
+                <w:sz w:val="15"/>
                 <w:szCs w:val="14"/>
               </w:rPr>
               <w:t xml:space="preserve">Iowa DHHS</w:t>
@@ -3952,11 +4418,14 @@
             <w:vAlign w:val="center"/>
           </w:tcPr>
           <w:p>
-            <w:r>
-              <w:rPr>
-                <w:rFonts w:ascii="Arial" w:cs="Arial" w:eastAsia="Arial" w:hAnsi="Arial"/>
-                <w:color w:val="222222"/>
-                <w:sz w:val="14"/>
+            <w:pPr>
+              <w:spacing w:after="0" w:before="0"/>
+            </w:pPr>
+            <w:r>
+              <w:rPr>
+                <w:rFonts w:ascii="Arial" w:cs="Arial" w:eastAsia="Arial" w:hAnsi="Arial"/>
+                <w:color w:val="222222"/>
+                <w:sz w:val="15"/>
                 <w:szCs w:val="14"/>
               </w:rPr>
               <w:t xml:space="preserve">Kansas</w:t>
@@ -3975,11 +4444,14 @@
             <w:vAlign w:val="center"/>
           </w:tcPr>
           <w:p>
-            <w:r>
-              <w:rPr>
-                <w:rFonts w:ascii="Arial" w:cs="Arial" w:eastAsia="Arial" w:hAnsi="Arial"/>
-                <w:color w:val="222222"/>
-                <w:sz w:val="14"/>
+            <w:pPr>
+              <w:spacing w:after="0" w:before="0"/>
+            </w:pPr>
+            <w:r>
+              <w:rPr>
+                <w:rFonts w:ascii="Arial" w:cs="Arial" w:eastAsia="Arial" w:hAnsi="Arial"/>
+                <w:color w:val="222222"/>
+                <w:sz w:val="15"/>
                 <w:szCs w:val="14"/>
               </w:rPr>
               <w:t xml:space="preserve">Y</w:t>
@@ -3998,11 +4470,14 @@
             <w:vAlign w:val="center"/>
           </w:tcPr>
           <w:p>
-            <w:r>
-              <w:rPr>
-                <w:rFonts w:ascii="Arial" w:cs="Arial" w:eastAsia="Arial" w:hAnsi="Arial"/>
-                <w:color w:val="222222"/>
-                <w:sz w:val="14"/>
+            <w:pPr>
+              <w:spacing w:after="0" w:before="0"/>
+            </w:pPr>
+            <w:r>
+              <w:rPr>
+                <w:rFonts w:ascii="Arial" w:cs="Arial" w:eastAsia="Arial" w:hAnsi="Arial"/>
+                <w:color w:val="222222"/>
+                <w:sz w:val="15"/>
                 <w:szCs w:val="14"/>
               </w:rPr>
               <w:t xml:space="preserve">KS Dept. for Aging &amp; Disability Services</w:t>
@@ -4021,11 +4496,14 @@
             <w:vAlign w:val="center"/>
           </w:tcPr>
           <w:p>
-            <w:r>
-              <w:rPr>
-                <w:rFonts w:ascii="Arial" w:cs="Arial" w:eastAsia="Arial" w:hAnsi="Arial"/>
-                <w:color w:val="222222"/>
-                <w:sz w:val="14"/>
+            <w:pPr>
+              <w:spacing w:after="0" w:before="0"/>
+            </w:pPr>
+            <w:r>
+              <w:rPr>
+                <w:rFonts w:ascii="Arial" w:cs="Arial" w:eastAsia="Arial" w:hAnsi="Arial"/>
+                <w:color w:val="222222"/>
+                <w:sz w:val="15"/>
                 <w:szCs w:val="14"/>
               </w:rPr>
               <w:t xml:space="preserve">N</w:t>
@@ -4044,11 +4522,14 @@
             <w:vAlign w:val="center"/>
           </w:tcPr>
           <w:p>
-            <w:r>
-              <w:rPr>
-                <w:rFonts w:ascii="Arial" w:cs="Arial" w:eastAsia="Arial" w:hAnsi="Arial"/>
-                <w:color w:val="222222"/>
-                <w:sz w:val="14"/>
+            <w:pPr>
+              <w:spacing w:after="0" w:before="0"/>
+            </w:pPr>
+            <w:r>
+              <w:rPr>
+                <w:rFonts w:ascii="Arial" w:cs="Arial" w:eastAsia="Arial" w:hAnsi="Arial"/>
+                <w:color w:val="222222"/>
+                <w:sz w:val="15"/>
                 <w:szCs w:val="14"/>
               </w:rPr>
               <w:t xml:space="preserve">Requires verification</w:t>
@@ -4067,11 +4548,14 @@
             <w:vAlign w:val="center"/>
           </w:tcPr>
           <w:p>
-            <w:r>
-              <w:rPr>
-                <w:rFonts w:ascii="Arial" w:cs="Arial" w:eastAsia="Arial" w:hAnsi="Arial"/>
-                <w:color w:val="222222"/>
-                <w:sz w:val="14"/>
+            <w:pPr>
+              <w:spacing w:after="0" w:before="0"/>
+            </w:pPr>
+            <w:r>
+              <w:rPr>
+                <w:rFonts w:ascii="Arial" w:cs="Arial" w:eastAsia="Arial" w:hAnsi="Arial"/>
+                <w:color w:val="222222"/>
+                <w:sz w:val="15"/>
                 <w:szCs w:val="14"/>
               </w:rPr>
               <w:t xml:space="preserve">State-mandated (AuthentiCare)</w:t>
@@ -4090,11 +4574,14 @@
             <w:vAlign w:val="center"/>
           </w:tcPr>
           <w:p>
-            <w:r>
-              <w:rPr>
-                <w:rFonts w:ascii="Arial" w:cs="Arial" w:eastAsia="Arial" w:hAnsi="Arial"/>
-                <w:color w:val="222222"/>
-                <w:sz w:val="14"/>
+            <w:pPr>
+              <w:spacing w:after="0" w:before="0"/>
+            </w:pPr>
+            <w:r>
+              <w:rPr>
+                <w:rFonts w:ascii="Arial" w:cs="Arial" w:eastAsia="Arial" w:hAnsi="Arial"/>
+                <w:color w:val="222222"/>
+                <w:sz w:val="15"/>
                 <w:szCs w:val="14"/>
               </w:rPr>
               <w:t xml:space="preserve">Requires verification</w:t>
@@ -4113,11 +4600,14 @@
             <w:vAlign w:val="center"/>
           </w:tcPr>
           <w:p>
-            <w:r>
-              <w:rPr>
-                <w:rFonts w:ascii="Arial" w:cs="Arial" w:eastAsia="Arial" w:hAnsi="Arial"/>
-                <w:color w:val="222222"/>
-                <w:sz w:val="14"/>
+            <w:pPr>
+              <w:spacing w:after="0" w:before="0"/>
+            </w:pPr>
+            <w:r>
+              <w:rPr>
+                <w:rFonts w:ascii="Arial" w:cs="Arial" w:eastAsia="Arial" w:hAnsi="Arial"/>
+                <w:color w:val="222222"/>
+                <w:sz w:val="15"/>
                 <w:szCs w:val="14"/>
               </w:rPr>
               <w:t xml:space="preserve">Requires verification</w:t>
@@ -4136,11 +4626,14 @@
             <w:vAlign w:val="center"/>
           </w:tcPr>
           <w:p>
-            <w:r>
-              <w:rPr>
-                <w:rFonts w:ascii="Arial" w:cs="Arial" w:eastAsia="Arial" w:hAnsi="Arial"/>
-                <w:color w:val="222222"/>
-                <w:sz w:val="14"/>
+            <w:pPr>
+              <w:spacing w:after="0" w:before="0"/>
+            </w:pPr>
+            <w:r>
+              <w:rPr>
+                <w:rFonts w:ascii="Arial" w:cs="Arial" w:eastAsia="Arial" w:hAnsi="Arial"/>
+                <w:color w:val="222222"/>
+                <w:sz w:val="15"/>
                 <w:szCs w:val="14"/>
               </w:rPr>
               <w:t xml:space="preserve">KDADS</w:t>
@@ -4165,11 +4658,14 @@
             <w:vAlign w:val="center"/>
           </w:tcPr>
           <w:p>
-            <w:r>
-              <w:rPr>
-                <w:rFonts w:ascii="Arial" w:cs="Arial" w:eastAsia="Arial" w:hAnsi="Arial"/>
-                <w:color w:val="222222"/>
-                <w:sz w:val="14"/>
+            <w:pPr>
+              <w:spacing w:after="0" w:before="0"/>
+            </w:pPr>
+            <w:r>
+              <w:rPr>
+                <w:rFonts w:ascii="Arial" w:cs="Arial" w:eastAsia="Arial" w:hAnsi="Arial"/>
+                <w:color w:val="222222"/>
+                <w:sz w:val="15"/>
                 <w:szCs w:val="14"/>
               </w:rPr>
               <w:t xml:space="preserve">Kentucky</w:t>
@@ -4189,11 +4685,14 @@
             <w:vAlign w:val="center"/>
           </w:tcPr>
           <w:p>
-            <w:r>
-              <w:rPr>
-                <w:rFonts w:ascii="Arial" w:cs="Arial" w:eastAsia="Arial" w:hAnsi="Arial"/>
-                <w:color w:val="222222"/>
-                <w:sz w:val="14"/>
+            <w:pPr>
+              <w:spacing w:after="0" w:before="0"/>
+            </w:pPr>
+            <w:r>
+              <w:rPr>
+                <w:rFonts w:ascii="Arial" w:cs="Arial" w:eastAsia="Arial" w:hAnsi="Arial"/>
+                <w:color w:val="222222"/>
+                <w:sz w:val="15"/>
                 <w:szCs w:val="14"/>
               </w:rPr>
               <w:t xml:space="preserve">Y</w:t>
@@ -4213,11 +4712,14 @@
             <w:vAlign w:val="center"/>
           </w:tcPr>
           <w:p>
-            <w:r>
-              <w:rPr>
-                <w:rFonts w:ascii="Arial" w:cs="Arial" w:eastAsia="Arial" w:hAnsi="Arial"/>
-                <w:color w:val="222222"/>
-                <w:sz w:val="14"/>
+            <w:pPr>
+              <w:spacing w:after="0" w:before="0"/>
+            </w:pPr>
+            <w:r>
+              <w:rPr>
+                <w:rFonts w:ascii="Arial" w:cs="Arial" w:eastAsia="Arial" w:hAnsi="Arial"/>
+                <w:color w:val="222222"/>
+                <w:sz w:val="15"/>
                 <w:szCs w:val="14"/>
               </w:rPr>
               <w:t xml:space="preserve">KY Cabinet for Health &amp; Family Services</w:t>
@@ -4237,11 +4739,14 @@
             <w:vAlign w:val="center"/>
           </w:tcPr>
           <w:p>
-            <w:r>
-              <w:rPr>
-                <w:rFonts w:ascii="Arial" w:cs="Arial" w:eastAsia="Arial" w:hAnsi="Arial"/>
-                <w:color w:val="222222"/>
-                <w:sz w:val="14"/>
+            <w:pPr>
+              <w:spacing w:after="0" w:before="0"/>
+            </w:pPr>
+            <w:r>
+              <w:rPr>
+                <w:rFonts w:ascii="Arial" w:cs="Arial" w:eastAsia="Arial" w:hAnsi="Arial"/>
+                <w:color w:val="222222"/>
+                <w:sz w:val="15"/>
                 <w:szCs w:val="14"/>
               </w:rPr>
               <w:t xml:space="preserve">Y — home health CON; personal care Requires verification</w:t>
@@ -4261,11 +4766,14 @@
             <w:vAlign w:val="center"/>
           </w:tcPr>
           <w:p>
-            <w:r>
-              <w:rPr>
-                <w:rFonts w:ascii="Arial" w:cs="Arial" w:eastAsia="Arial" w:hAnsi="Arial"/>
-                <w:color w:val="222222"/>
-                <w:sz w:val="14"/>
+            <w:pPr>
+              <w:spacing w:after="0" w:before="0"/>
+            </w:pPr>
+            <w:r>
+              <w:rPr>
+                <w:rFonts w:ascii="Arial" w:cs="Arial" w:eastAsia="Arial" w:hAnsi="Arial"/>
+                <w:color w:val="222222"/>
+                <w:sz w:val="15"/>
                 <w:szCs w:val="14"/>
               </w:rPr>
               <w:t xml:space="preserve">Requires verification</w:t>
@@ -4285,11 +4793,14 @@
             <w:vAlign w:val="center"/>
           </w:tcPr>
           <w:p>
-            <w:r>
-              <w:rPr>
-                <w:rFonts w:ascii="Arial" w:cs="Arial" w:eastAsia="Arial" w:hAnsi="Arial"/>
-                <w:color w:val="222222"/>
-                <w:sz w:val="14"/>
+            <w:pPr>
+              <w:spacing w:after="0" w:before="0"/>
+            </w:pPr>
+            <w:r>
+              <w:rPr>
+                <w:rFonts w:ascii="Arial" w:cs="Arial" w:eastAsia="Arial" w:hAnsi="Arial"/>
+                <w:color w:val="222222"/>
+                <w:sz w:val="15"/>
                 <w:szCs w:val="14"/>
               </w:rPr>
               <w:t xml:space="preserve">Requires verification</w:t>
@@ -4309,11 +4820,14 @@
             <w:vAlign w:val="center"/>
           </w:tcPr>
           <w:p>
-            <w:r>
-              <w:rPr>
-                <w:rFonts w:ascii="Arial" w:cs="Arial" w:eastAsia="Arial" w:hAnsi="Arial"/>
-                <w:color w:val="222222"/>
-                <w:sz w:val="14"/>
+            <w:pPr>
+              <w:spacing w:after="0" w:before="0"/>
+            </w:pPr>
+            <w:r>
+              <w:rPr>
+                <w:rFonts w:ascii="Arial" w:cs="Arial" w:eastAsia="Arial" w:hAnsi="Arial"/>
+                <w:color w:val="222222"/>
+                <w:sz w:val="15"/>
                 <w:szCs w:val="14"/>
               </w:rPr>
               <w:t xml:space="preserve">Requires verification</w:t>
@@ -4333,11 +4847,14 @@
             <w:vAlign w:val="center"/>
           </w:tcPr>
           <w:p>
-            <w:r>
-              <w:rPr>
-                <w:rFonts w:ascii="Arial" w:cs="Arial" w:eastAsia="Arial" w:hAnsi="Arial"/>
-                <w:color w:val="222222"/>
-                <w:sz w:val="14"/>
+            <w:pPr>
+              <w:spacing w:after="0" w:before="0"/>
+            </w:pPr>
+            <w:r>
+              <w:rPr>
+                <w:rFonts w:ascii="Arial" w:cs="Arial" w:eastAsia="Arial" w:hAnsi="Arial"/>
+                <w:color w:val="222222"/>
+                <w:sz w:val="15"/>
                 <w:szCs w:val="14"/>
               </w:rPr>
               <w:t xml:space="preserve">Requires verification</w:t>
@@ -4357,11 +4874,14 @@
             <w:vAlign w:val="center"/>
           </w:tcPr>
           <w:p>
-            <w:r>
-              <w:rPr>
-                <w:rFonts w:ascii="Arial" w:cs="Arial" w:eastAsia="Arial" w:hAnsi="Arial"/>
-                <w:color w:val="222222"/>
-                <w:sz w:val="14"/>
+            <w:pPr>
+              <w:spacing w:after="0" w:before="0"/>
+            </w:pPr>
+            <w:r>
+              <w:rPr>
+                <w:rFonts w:ascii="Arial" w:cs="Arial" w:eastAsia="Arial" w:hAnsi="Arial"/>
+                <w:color w:val="222222"/>
+                <w:sz w:val="15"/>
                 <w:szCs w:val="14"/>
               </w:rPr>
               <w:t xml:space="preserve">CHFS</w:t>
@@ -4385,11 +4905,14 @@
             <w:vAlign w:val="center"/>
           </w:tcPr>
           <w:p>
-            <w:r>
-              <w:rPr>
-                <w:rFonts w:ascii="Arial" w:cs="Arial" w:eastAsia="Arial" w:hAnsi="Arial"/>
-                <w:color w:val="222222"/>
-                <w:sz w:val="14"/>
+            <w:pPr>
+              <w:spacing w:after="0" w:before="0"/>
+            </w:pPr>
+            <w:r>
+              <w:rPr>
+                <w:rFonts w:ascii="Arial" w:cs="Arial" w:eastAsia="Arial" w:hAnsi="Arial"/>
+                <w:color w:val="222222"/>
+                <w:sz w:val="15"/>
                 <w:szCs w:val="14"/>
               </w:rPr>
               <w:t xml:space="preserve">Louisiana</w:t>
@@ -4408,11 +4931,14 @@
             <w:vAlign w:val="center"/>
           </w:tcPr>
           <w:p>
-            <w:r>
-              <w:rPr>
-                <w:rFonts w:ascii="Arial" w:cs="Arial" w:eastAsia="Arial" w:hAnsi="Arial"/>
-                <w:color w:val="222222"/>
-                <w:sz w:val="14"/>
+            <w:pPr>
+              <w:spacing w:after="0" w:before="0"/>
+            </w:pPr>
+            <w:r>
+              <w:rPr>
+                <w:rFonts w:ascii="Arial" w:cs="Arial" w:eastAsia="Arial" w:hAnsi="Arial"/>
+                <w:color w:val="222222"/>
+                <w:sz w:val="15"/>
                 <w:szCs w:val="14"/>
               </w:rPr>
               <w:t xml:space="preserve">Y — Personal Care Attendant / home care</w:t>
@@ -4431,11 +4957,14 @@
             <w:vAlign w:val="center"/>
           </w:tcPr>
           <w:p>
-            <w:r>
-              <w:rPr>
-                <w:rFonts w:ascii="Arial" w:cs="Arial" w:eastAsia="Arial" w:hAnsi="Arial"/>
-                <w:color w:val="222222"/>
-                <w:sz w:val="14"/>
+            <w:pPr>
+              <w:spacing w:after="0" w:before="0"/>
+            </w:pPr>
+            <w:r>
+              <w:rPr>
+                <w:rFonts w:ascii="Arial" w:cs="Arial" w:eastAsia="Arial" w:hAnsi="Arial"/>
+                <w:color w:val="222222"/>
+                <w:sz w:val="15"/>
                 <w:szCs w:val="14"/>
               </w:rPr>
               <w:t xml:space="preserve">LA Dept. of Health</w:t>
@@ -4454,11 +4983,14 @@
             <w:vAlign w:val="center"/>
           </w:tcPr>
           <w:p>
-            <w:r>
-              <w:rPr>
-                <w:rFonts w:ascii="Arial" w:cs="Arial" w:eastAsia="Arial" w:hAnsi="Arial"/>
-                <w:color w:val="222222"/>
-                <w:sz w:val="14"/>
+            <w:pPr>
+              <w:spacing w:after="0" w:before="0"/>
+            </w:pPr>
+            <w:r>
+              <w:rPr>
+                <w:rFonts w:ascii="Arial" w:cs="Arial" w:eastAsia="Arial" w:hAnsi="Arial"/>
+                <w:color w:val="222222"/>
+                <w:sz w:val="15"/>
                 <w:szCs w:val="14"/>
               </w:rPr>
               <w:t xml:space="preserve">Y — home health only</w:t>
@@ -4477,11 +5009,14 @@
             <w:vAlign w:val="center"/>
           </w:tcPr>
           <w:p>
-            <w:r>
-              <w:rPr>
-                <w:rFonts w:ascii="Arial" w:cs="Arial" w:eastAsia="Arial" w:hAnsi="Arial"/>
-                <w:color w:val="222222"/>
-                <w:sz w:val="14"/>
+            <w:pPr>
+              <w:spacing w:after="0" w:before="0"/>
+            </w:pPr>
+            <w:r>
+              <w:rPr>
+                <w:rFonts w:ascii="Arial" w:cs="Arial" w:eastAsia="Arial" w:hAnsi="Arial"/>
+                <w:color w:val="222222"/>
+                <w:sz w:val="15"/>
                 <w:szCs w:val="14"/>
               </w:rPr>
               <w:t xml:space="preserve">Requires verification</w:t>
@@ -4500,11 +5035,14 @@
             <w:vAlign w:val="center"/>
           </w:tcPr>
           <w:p>
-            <w:r>
-              <w:rPr>
-                <w:rFonts w:ascii="Arial" w:cs="Arial" w:eastAsia="Arial" w:hAnsi="Arial"/>
-                <w:color w:val="222222"/>
-                <w:sz w:val="14"/>
+            <w:pPr>
+              <w:spacing w:after="0" w:before="0"/>
+            </w:pPr>
+            <w:r>
+              <w:rPr>
+                <w:rFonts w:ascii="Arial" w:cs="Arial" w:eastAsia="Arial" w:hAnsi="Arial"/>
+                <w:color w:val="222222"/>
+                <w:sz w:val="15"/>
                 <w:szCs w:val="14"/>
               </w:rPr>
               <w:t xml:space="preserve">Open (LaSRS)</w:t>
@@ -4523,11 +5061,14 @@
             <w:vAlign w:val="center"/>
           </w:tcPr>
           <w:p>
-            <w:r>
-              <w:rPr>
-                <w:rFonts w:ascii="Arial" w:cs="Arial" w:eastAsia="Arial" w:hAnsi="Arial"/>
-                <w:color w:val="222222"/>
-                <w:sz w:val="14"/>
+            <w:pPr>
+              <w:spacing w:after="0" w:before="0"/>
+            </w:pPr>
+            <w:r>
+              <w:rPr>
+                <w:rFonts w:ascii="Arial" w:cs="Arial" w:eastAsia="Arial" w:hAnsi="Arial"/>
+                <w:color w:val="222222"/>
+                <w:sz w:val="15"/>
                 <w:szCs w:val="14"/>
               </w:rPr>
               <w:t xml:space="preserve">Requires verification</w:t>
@@ -4546,11 +5087,14 @@
             <w:vAlign w:val="center"/>
           </w:tcPr>
           <w:p>
-            <w:r>
-              <w:rPr>
-                <w:rFonts w:ascii="Arial" w:cs="Arial" w:eastAsia="Arial" w:hAnsi="Arial"/>
-                <w:color w:val="222222"/>
-                <w:sz w:val="14"/>
+            <w:pPr>
+              <w:spacing w:after="0" w:before="0"/>
+            </w:pPr>
+            <w:r>
+              <w:rPr>
+                <w:rFonts w:ascii="Arial" w:cs="Arial" w:eastAsia="Arial" w:hAnsi="Arial"/>
+                <w:color w:val="222222"/>
+                <w:sz w:val="15"/>
                 <w:szCs w:val="14"/>
               </w:rPr>
               <w:t xml:space="preserve">Requires verification</w:t>
@@ -4569,11 +5113,14 @@
             <w:vAlign w:val="center"/>
           </w:tcPr>
           <w:p>
-            <w:r>
-              <w:rPr>
-                <w:rFonts w:ascii="Arial" w:cs="Arial" w:eastAsia="Arial" w:hAnsi="Arial"/>
-                <w:color w:val="222222"/>
-                <w:sz w:val="14"/>
+            <w:pPr>
+              <w:spacing w:after="0" w:before="0"/>
+            </w:pPr>
+            <w:r>
+              <w:rPr>
+                <w:rFonts w:ascii="Arial" w:cs="Arial" w:eastAsia="Arial" w:hAnsi="Arial"/>
+                <w:color w:val="222222"/>
+                <w:sz w:val="15"/>
                 <w:szCs w:val="14"/>
               </w:rPr>
               <w:t xml:space="preserve">LDH</w:t>
@@ -4598,11 +5145,14 @@
             <w:vAlign w:val="center"/>
           </w:tcPr>
           <w:p>
-            <w:r>
-              <w:rPr>
-                <w:rFonts w:ascii="Arial" w:cs="Arial" w:eastAsia="Arial" w:hAnsi="Arial"/>
-                <w:color w:val="222222"/>
-                <w:sz w:val="14"/>
+            <w:pPr>
+              <w:spacing w:after="0" w:before="0"/>
+            </w:pPr>
+            <w:r>
+              <w:rPr>
+                <w:rFonts w:ascii="Arial" w:cs="Arial" w:eastAsia="Arial" w:hAnsi="Arial"/>
+                <w:color w:val="222222"/>
+                <w:sz w:val="15"/>
                 <w:szCs w:val="14"/>
               </w:rPr>
               <w:t xml:space="preserve">Maine</w:t>
@@ -4622,11 +5172,14 @@
             <w:vAlign w:val="center"/>
           </w:tcPr>
           <w:p>
-            <w:r>
-              <w:rPr>
-                <w:rFonts w:ascii="Arial" w:cs="Arial" w:eastAsia="Arial" w:hAnsi="Arial"/>
-                <w:color w:val="222222"/>
-                <w:sz w:val="14"/>
+            <w:pPr>
+              <w:spacing w:after="0" w:before="0"/>
+            </w:pPr>
+            <w:r>
+              <w:rPr>
+                <w:rFonts w:ascii="Arial" w:cs="Arial" w:eastAsia="Arial" w:hAnsi="Arial"/>
+                <w:color w:val="222222"/>
+                <w:sz w:val="15"/>
                 <w:szCs w:val="14"/>
               </w:rPr>
               <w:t xml:space="preserve">Y</w:t>
@@ -4646,11 +5199,14 @@
             <w:vAlign w:val="center"/>
           </w:tcPr>
           <w:p>
-            <w:r>
-              <w:rPr>
-                <w:rFonts w:ascii="Arial" w:cs="Arial" w:eastAsia="Arial" w:hAnsi="Arial"/>
-                <w:color w:val="222222"/>
-                <w:sz w:val="14"/>
+            <w:pPr>
+              <w:spacing w:after="0" w:before="0"/>
+            </w:pPr>
+            <w:r>
+              <w:rPr>
+                <w:rFonts w:ascii="Arial" w:cs="Arial" w:eastAsia="Arial" w:hAnsi="Arial"/>
+                <w:color w:val="222222"/>
+                <w:sz w:val="15"/>
                 <w:szCs w:val="14"/>
               </w:rPr>
               <w:t xml:space="preserve">ME Dept. of Health &amp; Human Services</w:t>
@@ -4670,11 +5226,14 @@
             <w:vAlign w:val="center"/>
           </w:tcPr>
           <w:p>
-            <w:r>
-              <w:rPr>
-                <w:rFonts w:ascii="Arial" w:cs="Arial" w:eastAsia="Arial" w:hAnsi="Arial"/>
-                <w:color w:val="222222"/>
-                <w:sz w:val="14"/>
+            <w:pPr>
+              <w:spacing w:after="0" w:before="0"/>
+            </w:pPr>
+            <w:r>
+              <w:rPr>
+                <w:rFonts w:ascii="Arial" w:cs="Arial" w:eastAsia="Arial" w:hAnsi="Arial"/>
+                <w:color w:val="222222"/>
+                <w:sz w:val="15"/>
                 <w:szCs w:val="14"/>
               </w:rPr>
               <w:t xml:space="preserve">Y — home health CON</w:t>
@@ -4694,11 +5253,14 @@
             <w:vAlign w:val="center"/>
           </w:tcPr>
           <w:p>
-            <w:r>
-              <w:rPr>
-                <w:rFonts w:ascii="Arial" w:cs="Arial" w:eastAsia="Arial" w:hAnsi="Arial"/>
-                <w:color w:val="222222"/>
-                <w:sz w:val="14"/>
+            <w:pPr>
+              <w:spacing w:after="0" w:before="0"/>
+            </w:pPr>
+            <w:r>
+              <w:rPr>
+                <w:rFonts w:ascii="Arial" w:cs="Arial" w:eastAsia="Arial" w:hAnsi="Arial"/>
+                <w:color w:val="222222"/>
+                <w:sz w:val="15"/>
                 <w:szCs w:val="14"/>
               </w:rPr>
               <w:t xml:space="preserve">Requires verification</w:t>
@@ -4718,11 +5280,14 @@
             <w:vAlign w:val="center"/>
           </w:tcPr>
           <w:p>
-            <w:r>
-              <w:rPr>
-                <w:rFonts w:ascii="Arial" w:cs="Arial" w:eastAsia="Arial" w:hAnsi="Arial"/>
-                <w:color w:val="222222"/>
-                <w:sz w:val="14"/>
+            <w:pPr>
+              <w:spacing w:after="0" w:before="0"/>
+            </w:pPr>
+            <w:r>
+              <w:rPr>
+                <w:rFonts w:ascii="Arial" w:cs="Arial" w:eastAsia="Arial" w:hAnsi="Arial"/>
+                <w:color w:val="222222"/>
+                <w:sz w:val="15"/>
                 <w:szCs w:val="14"/>
               </w:rPr>
               <w:t xml:space="preserve">Open (MIHMS)</w:t>
@@ -4742,11 +5307,14 @@
             <w:vAlign w:val="center"/>
           </w:tcPr>
           <w:p>
-            <w:r>
-              <w:rPr>
-                <w:rFonts w:ascii="Arial" w:cs="Arial" w:eastAsia="Arial" w:hAnsi="Arial"/>
-                <w:color w:val="222222"/>
-                <w:sz w:val="14"/>
+            <w:pPr>
+              <w:spacing w:after="0" w:before="0"/>
+            </w:pPr>
+            <w:r>
+              <w:rPr>
+                <w:rFonts w:ascii="Arial" w:cs="Arial" w:eastAsia="Arial" w:hAnsi="Arial"/>
+                <w:color w:val="222222"/>
+                <w:sz w:val="15"/>
                 <w:szCs w:val="14"/>
               </w:rPr>
               <w:t xml:space="preserve">Requires verification</w:t>
@@ -4766,11 +5334,14 @@
             <w:vAlign w:val="center"/>
           </w:tcPr>
           <w:p>
-            <w:r>
-              <w:rPr>
-                <w:rFonts w:ascii="Arial" w:cs="Arial" w:eastAsia="Arial" w:hAnsi="Arial"/>
-                <w:color w:val="222222"/>
-                <w:sz w:val="14"/>
+            <w:pPr>
+              <w:spacing w:after="0" w:before="0"/>
+            </w:pPr>
+            <w:r>
+              <w:rPr>
+                <w:rFonts w:ascii="Arial" w:cs="Arial" w:eastAsia="Arial" w:hAnsi="Arial"/>
+                <w:color w:val="222222"/>
+                <w:sz w:val="15"/>
                 <w:szCs w:val="14"/>
               </w:rPr>
               <w:t xml:space="preserve">Requires verification</w:t>
@@ -4790,11 +5361,14 @@
             <w:vAlign w:val="center"/>
           </w:tcPr>
           <w:p>
-            <w:r>
-              <w:rPr>
-                <w:rFonts w:ascii="Arial" w:cs="Arial" w:eastAsia="Arial" w:hAnsi="Arial"/>
-                <w:color w:val="222222"/>
-                <w:sz w:val="14"/>
+            <w:pPr>
+              <w:spacing w:after="0" w:before="0"/>
+            </w:pPr>
+            <w:r>
+              <w:rPr>
+                <w:rFonts w:ascii="Arial" w:cs="Arial" w:eastAsia="Arial" w:hAnsi="Arial"/>
+                <w:color w:val="222222"/>
+                <w:sz w:val="15"/>
                 <w:szCs w:val="14"/>
               </w:rPr>
               <w:t xml:space="preserve">Maine DHHS</w:t>
@@ -4818,11 +5392,14 @@
             <w:vAlign w:val="center"/>
           </w:tcPr>
           <w:p>
-            <w:r>
-              <w:rPr>
-                <w:rFonts w:ascii="Arial" w:cs="Arial" w:eastAsia="Arial" w:hAnsi="Arial"/>
-                <w:color w:val="222222"/>
-                <w:sz w:val="14"/>
+            <w:pPr>
+              <w:spacing w:after="0" w:before="0"/>
+            </w:pPr>
+            <w:r>
+              <w:rPr>
+                <w:rFonts w:ascii="Arial" w:cs="Arial" w:eastAsia="Arial" w:hAnsi="Arial"/>
+                <w:color w:val="222222"/>
+                <w:sz w:val="15"/>
                 <w:szCs w:val="14"/>
               </w:rPr>
               <w:t xml:space="preserve">Maryland</w:t>
@@ -4841,11 +5418,14 @@
             <w:vAlign w:val="center"/>
           </w:tcPr>
           <w:p>
-            <w:r>
-              <w:rPr>
-                <w:rFonts w:ascii="Arial" w:cs="Arial" w:eastAsia="Arial" w:hAnsi="Arial"/>
-                <w:color w:val="222222"/>
-                <w:sz w:val="14"/>
+            <w:pPr>
+              <w:spacing w:after="0" w:before="0"/>
+            </w:pPr>
+            <w:r>
+              <w:rPr>
+                <w:rFonts w:ascii="Arial" w:cs="Arial" w:eastAsia="Arial" w:hAnsi="Arial"/>
+                <w:color w:val="222222"/>
+                <w:sz w:val="15"/>
                 <w:szCs w:val="14"/>
               </w:rPr>
               <w:t xml:space="preserve">Y — Residential Service Agency (RSA)</w:t>
@@ -4864,11 +5444,14 @@
             <w:vAlign w:val="center"/>
           </w:tcPr>
           <w:p>
-            <w:r>
-              <w:rPr>
-                <w:rFonts w:ascii="Arial" w:cs="Arial" w:eastAsia="Arial" w:hAnsi="Arial"/>
-                <w:color w:val="222222"/>
-                <w:sz w:val="14"/>
+            <w:pPr>
+              <w:spacing w:after="0" w:before="0"/>
+            </w:pPr>
+            <w:r>
+              <w:rPr>
+                <w:rFonts w:ascii="Arial" w:cs="Arial" w:eastAsia="Arial" w:hAnsi="Arial"/>
+                <w:color w:val="222222"/>
+                <w:sz w:val="15"/>
                 <w:szCs w:val="14"/>
               </w:rPr>
               <w:t xml:space="preserve">MD Dept. of Health, Office of Health Care Quality</w:t>
@@ -4887,11 +5470,14 @@
             <w:vAlign w:val="center"/>
           </w:tcPr>
           <w:p>
-            <w:r>
-              <w:rPr>
-                <w:rFonts w:ascii="Arial" w:cs="Arial" w:eastAsia="Arial" w:hAnsi="Arial"/>
-                <w:color w:val="222222"/>
-                <w:sz w:val="14"/>
+            <w:pPr>
+              <w:spacing w:after="0" w:before="0"/>
+            </w:pPr>
+            <w:r>
+              <w:rPr>
+                <w:rFonts w:ascii="Arial" w:cs="Arial" w:eastAsia="Arial" w:hAnsi="Arial"/>
+                <w:color w:val="222222"/>
+                <w:sz w:val="15"/>
                 <w:szCs w:val="14"/>
               </w:rPr>
               <w:t xml:space="preserve">Y — home health only</w:t>
@@ -4910,11 +5496,14 @@
             <w:vAlign w:val="center"/>
           </w:tcPr>
           <w:p>
-            <w:r>
-              <w:rPr>
-                <w:rFonts w:ascii="Arial" w:cs="Arial" w:eastAsia="Arial" w:hAnsi="Arial"/>
-                <w:color w:val="222222"/>
-                <w:sz w:val="14"/>
+            <w:pPr>
+              <w:spacing w:after="0" w:before="0"/>
+            </w:pPr>
+            <w:r>
+              <w:rPr>
+                <w:rFonts w:ascii="Arial" w:cs="Arial" w:eastAsia="Arial" w:hAnsi="Arial"/>
+                <w:color w:val="222222"/>
+                <w:sz w:val="15"/>
                 <w:szCs w:val="14"/>
               </w:rPr>
               <w:t xml:space="preserve">Requires verification</w:t>
@@ -4933,11 +5522,14 @@
             <w:vAlign w:val="center"/>
           </w:tcPr>
           <w:p>
-            <w:r>
-              <w:rPr>
-                <w:rFonts w:ascii="Arial" w:cs="Arial" w:eastAsia="Arial" w:hAnsi="Arial"/>
-                <w:color w:val="222222"/>
-                <w:sz w:val="14"/>
+            <w:pPr>
+              <w:spacing w:after="0" w:before="0"/>
+            </w:pPr>
+            <w:r>
+              <w:rPr>
+                <w:rFonts w:ascii="Arial" w:cs="Arial" w:eastAsia="Arial" w:hAnsi="Arial"/>
+                <w:color w:val="222222"/>
+                <w:sz w:val="15"/>
                 <w:szCs w:val="14"/>
               </w:rPr>
               <w:t xml:space="preserve">State-mandated in-house (ISAS)</w:t>
@@ -4956,11 +5548,14 @@
             <w:vAlign w:val="center"/>
           </w:tcPr>
           <w:p>
-            <w:r>
-              <w:rPr>
-                <w:rFonts w:ascii="Arial" w:cs="Arial" w:eastAsia="Arial" w:hAnsi="Arial"/>
-                <w:color w:val="222222"/>
-                <w:sz w:val="14"/>
+            <w:pPr>
+              <w:spacing w:after="0" w:before="0"/>
+            </w:pPr>
+            <w:r>
+              <w:rPr>
+                <w:rFonts w:ascii="Arial" w:cs="Arial" w:eastAsia="Arial" w:hAnsi="Arial"/>
+                <w:color w:val="222222"/>
+                <w:sz w:val="15"/>
                 <w:szCs w:val="14"/>
               </w:rPr>
               <w:t xml:space="preserve">$75,000 cited by vendors — Requires verification in COMAR text</w:t>
@@ -4979,11 +5574,14 @@
             <w:vAlign w:val="center"/>
           </w:tcPr>
           <w:p>
-            <w:r>
-              <w:rPr>
-                <w:rFonts w:ascii="Arial" w:cs="Arial" w:eastAsia="Arial" w:hAnsi="Arial"/>
-                <w:color w:val="222222"/>
-                <w:sz w:val="14"/>
+            <w:pPr>
+              <w:spacing w:after="0" w:before="0"/>
+            </w:pPr>
+            <w:r>
+              <w:rPr>
+                <w:rFonts w:ascii="Arial" w:cs="Arial" w:eastAsia="Arial" w:hAnsi="Arial"/>
+                <w:color w:val="222222"/>
+                <w:sz w:val="15"/>
                 <w:szCs w:val="14"/>
               </w:rPr>
               <w:t xml:space="preserve">Every 3 yrs; ~$1,000</w:t>
@@ -5002,11 +5600,14 @@
             <w:vAlign w:val="center"/>
           </w:tcPr>
           <w:p>
-            <w:r>
-              <w:rPr>
-                <w:rFonts w:ascii="Arial" w:cs="Arial" w:eastAsia="Arial" w:hAnsi="Arial"/>
-                <w:color w:val="222222"/>
-                <w:sz w:val="14"/>
+            <w:pPr>
+              <w:spacing w:after="0" w:before="0"/>
+            </w:pPr>
+            <w:r>
+              <w:rPr>
+                <w:rFonts w:ascii="Arial" w:cs="Arial" w:eastAsia="Arial" w:hAnsi="Arial"/>
+                <w:color w:val="222222"/>
+                <w:sz w:val="15"/>
                 <w:szCs w:val="14"/>
               </w:rPr>
               <w:t xml:space="preserve">COMAR 10.07.05</w:t>
@@ -5031,10 +5632,13 @@
             <w:vAlign w:val="center"/>
           </w:tcPr>
           <w:p>
+            <w:pPr>
+              <w:spacing w:after="0" w:before="0"/>
+            </w:pPr>
             <w:r>
               <w:rPr>
                 <w:rFonts w:ascii="Arial" w:hAnsi="Arial"/>
-                <w:sz w:val="14"/>
+                <w:sz w:val="15"/>
               </w:rPr>
               <w:t>Massachusetts</w:t>
             </w:r>
@@ -5053,10 +5657,13 @@
             <w:vAlign w:val="center"/>
           </w:tcPr>
           <w:p>
+            <w:pPr>
+              <w:spacing w:after="0" w:before="0"/>
+            </w:pPr>
             <w:r>
               <w:rPr>
                 <w:rFonts w:ascii="Arial" w:hAnsi="Arial"/>
-                <w:sz w:val="14"/>
+                <w:sz w:val="15"/>
               </w:rPr>
               <w:t>Y under 2026 law; implementation schedule pending regulations</w:t>
             </w:r>
@@ -5075,10 +5682,13 @@
             <w:vAlign w:val="center"/>
           </w:tcPr>
           <w:p>
+            <w:pPr>
+              <w:spacing w:after="0" w:before="0"/>
+            </w:pPr>
             <w:r>
               <w:rPr>
                 <w:rFonts w:ascii="Arial" w:hAnsi="Arial"/>
-                <w:sz w:val="14"/>
+                <w:sz w:val="15"/>
               </w:rPr>
               <w:t>MA Executive Office of Health &amp; Human Services (with EOA&amp;I / DPH)</w:t>
             </w:r>
@@ -5097,10 +5707,13 @@
             <w:vAlign w:val="center"/>
           </w:tcPr>
           <w:p>
+            <w:pPr>
+              <w:spacing w:after="0" w:before="0"/>
+            </w:pPr>
             <w:r>
               <w:rPr>
                 <w:rFonts w:ascii="Arial" w:hAnsi="Arial"/>
-                <w:sz w:val="14"/>
+                <w:sz w:val="15"/>
               </w:rPr>
               <w:t>N for non-medical home care under current framework</w:t>
             </w:r>
@@ -5119,10 +5732,13 @@
             <w:vAlign w:val="center"/>
           </w:tcPr>
           <w:p>
+            <w:pPr>
+              <w:spacing w:after="0" w:before="0"/>
+            </w:pPr>
             <w:r>
               <w:rPr>
                 <w:rFonts w:ascii="Arial" w:hAnsi="Arial"/>
-                <w:sz w:val="14"/>
+                <w:sz w:val="15"/>
               </w:rPr>
               <w:t>Requires verification under forthcoming regulations</w:t>
             </w:r>
@@ -5141,10 +5757,13 @@
             <w:vAlign w:val="center"/>
           </w:tcPr>
           <w:p>
+            <w:pPr>
+              <w:spacing w:after="0" w:before="0"/>
+            </w:pPr>
             <w:r>
               <w:rPr>
                 <w:rFonts w:ascii="Arial" w:hAnsi="Arial"/>
-                <w:sz w:val="14"/>
+                <w:sz w:val="15"/>
               </w:rPr>
               <w:t>Program-specific; verify MassHealth requirements</w:t>
             </w:r>
@@ -5163,10 +5782,13 @@
             <w:vAlign w:val="center"/>
           </w:tcPr>
           <w:p>
+            <w:pPr>
+              <w:spacing w:after="0" w:before="0"/>
+            </w:pPr>
             <w:r>
               <w:rPr>
                 <w:rFonts w:ascii="Arial" w:hAnsi="Arial"/>
-                <w:sz w:val="14"/>
+                <w:sz w:val="15"/>
               </w:rPr>
               <w:t>Insurance requirements to be set/implemented under Chapter 180</w:t>
             </w:r>
@@ -5185,10 +5807,13 @@
             <w:vAlign w:val="center"/>
           </w:tcPr>
           <w:p>
+            <w:pPr>
+              <w:spacing w:after="0" w:before="0"/>
+            </w:pPr>
             <w:r>
               <w:rPr>
                 <w:rFonts w:ascii="Arial" w:hAnsi="Arial"/>
-                <w:sz w:val="14"/>
+                <w:sz w:val="15"/>
               </w:rPr>
               <w:t>3-year license term under Chapter 180; implementation date pending</w:t>
             </w:r>
@@ -5207,10 +5832,13 @@
             <w:vAlign w:val="center"/>
           </w:tcPr>
           <w:p>
+            <w:pPr>
+              <w:spacing w:after="0" w:before="0"/>
+            </w:pPr>
             <w:r>
               <w:rPr>
                 <w:rFonts w:ascii="Arial" w:hAnsi="Arial"/>
-                <w:sz w:val="14"/>
+                <w:sz w:val="15"/>
               </w:rPr>
               <w:t>MA Acts of 2026, Ch. 180 (approved Aug. 6, 2026)</w:t>
             </w:r>
@@ -5233,11 +5861,14 @@
             <w:vAlign w:val="center"/>
           </w:tcPr>
           <w:p>
-            <w:r>
-              <w:rPr>
-                <w:rFonts w:ascii="Arial" w:cs="Arial" w:eastAsia="Arial" w:hAnsi="Arial"/>
-                <w:color w:val="222222"/>
-                <w:sz w:val="14"/>
+            <w:pPr>
+              <w:spacing w:after="0" w:before="0"/>
+            </w:pPr>
+            <w:r>
+              <w:rPr>
+                <w:rFonts w:ascii="Arial" w:cs="Arial" w:eastAsia="Arial" w:hAnsi="Arial"/>
+                <w:color w:val="222222"/>
+                <w:sz w:val="15"/>
                 <w:szCs w:val="14"/>
               </w:rPr>
               <w:t xml:space="preserve">Michigan</w:t>
@@ -5256,11 +5887,14 @@
             <w:vAlign w:val="center"/>
           </w:tcPr>
           <w:p>
-            <w:r>
-              <w:rPr>
-                <w:rFonts w:ascii="Arial" w:cs="Arial" w:eastAsia="Arial" w:hAnsi="Arial"/>
-                <w:color w:val="222222"/>
-                <w:sz w:val="14"/>
+            <w:pPr>
+              <w:spacing w:after="0" w:before="0"/>
+            </w:pPr>
+            <w:r>
+              <w:rPr>
+                <w:rFonts w:ascii="Arial" w:cs="Arial" w:eastAsia="Arial" w:hAnsi="Arial"/>
+                <w:color w:val="222222"/>
+                <w:sz w:val="15"/>
                 <w:szCs w:val="14"/>
               </w:rPr>
               <w:t xml:space="preserve">N — no state license for non-medical</w:t>
@@ -5279,11 +5913,14 @@
             <w:vAlign w:val="center"/>
           </w:tcPr>
           <w:p>
-            <w:r>
-              <w:rPr>
-                <w:rFonts w:ascii="Arial" w:cs="Arial" w:eastAsia="Arial" w:hAnsi="Arial"/>
-                <w:color w:val="222222"/>
-                <w:sz w:val="14"/>
+            <w:pPr>
+              <w:spacing w:after="0" w:before="0"/>
+            </w:pPr>
+            <w:r>
+              <w:rPr>
+                <w:rFonts w:ascii="Arial" w:cs="Arial" w:eastAsia="Arial" w:hAnsi="Arial"/>
+                <w:color w:val="222222"/>
+                <w:sz w:val="15"/>
                 <w:szCs w:val="14"/>
               </w:rPr>
               <w:t xml:space="preserve">None — LARA handles skilled Medicare certification only</w:t>
@@ -5302,11 +5939,14 @@
             <w:vAlign w:val="center"/>
           </w:tcPr>
           <w:p>
-            <w:r>
-              <w:rPr>
-                <w:rFonts w:ascii="Arial" w:cs="Arial" w:eastAsia="Arial" w:hAnsi="Arial"/>
-                <w:color w:val="222222"/>
-                <w:sz w:val="14"/>
+            <w:pPr>
+              <w:spacing w:after="0" w:before="0"/>
+            </w:pPr>
+            <w:r>
+              <w:rPr>
+                <w:rFonts w:ascii="Arial" w:cs="Arial" w:eastAsia="Arial" w:hAnsi="Arial"/>
+                <w:color w:val="222222"/>
+                <w:sz w:val="15"/>
                 <w:szCs w:val="14"/>
               </w:rPr>
               <w:t xml:space="preserve">N for non-medical (CON for home health)</w:t>
@@ -5325,11 +5965,14 @@
             <w:vAlign w:val="center"/>
           </w:tcPr>
           <w:p>
-            <w:r>
-              <w:rPr>
-                <w:rFonts w:ascii="Arial" w:cs="Arial" w:eastAsia="Arial" w:hAnsi="Arial"/>
-                <w:color w:val="222222"/>
-                <w:sz w:val="14"/>
+            <w:pPr>
+              <w:spacing w:after="0" w:before="0"/>
+            </w:pPr>
+            <w:r>
+              <w:rPr>
+                <w:rFonts w:ascii="Arial" w:cs="Arial" w:eastAsia="Arial" w:hAnsi="Arial"/>
+                <w:color w:val="222222"/>
+                <w:sz w:val="15"/>
                 <w:szCs w:val="14"/>
               </w:rPr>
               <w:t xml:space="preserve">N/A</w:t>
@@ -5348,11 +5991,14 @@
             <w:vAlign w:val="center"/>
           </w:tcPr>
           <w:p>
-            <w:r>
-              <w:rPr>
-                <w:rFonts w:ascii="Arial" w:cs="Arial" w:eastAsia="Arial" w:hAnsi="Arial"/>
-                <w:color w:val="222222"/>
-                <w:sz w:val="14"/>
+            <w:pPr>
+              <w:spacing w:after="0" w:before="0"/>
+            </w:pPr>
+            <w:r>
+              <w:rPr>
+                <w:rFonts w:ascii="Arial" w:cs="Arial" w:eastAsia="Arial" w:hAnsi="Arial"/>
+                <w:color w:val="222222"/>
+                <w:sz w:val="15"/>
                 <w:szCs w:val="14"/>
               </w:rPr>
               <w:t xml:space="preserve">Requires verification</w:t>
@@ -5371,11 +6017,14 @@
             <w:vAlign w:val="center"/>
           </w:tcPr>
           <w:p>
-            <w:r>
-              <w:rPr>
-                <w:rFonts w:ascii="Arial" w:cs="Arial" w:eastAsia="Arial" w:hAnsi="Arial"/>
-                <w:color w:val="222222"/>
-                <w:sz w:val="14"/>
+            <w:pPr>
+              <w:spacing w:after="0" w:before="0"/>
+            </w:pPr>
+            <w:r>
+              <w:rPr>
+                <w:rFonts w:ascii="Arial" w:cs="Arial" w:eastAsia="Arial" w:hAnsi="Arial"/>
+                <w:color w:val="222222"/>
+                <w:sz w:val="15"/>
                 <w:szCs w:val="14"/>
               </w:rPr>
               <w:t xml:space="preserve">None</w:t>
@@ -5394,11 +6043,14 @@
             <w:vAlign w:val="center"/>
           </w:tcPr>
           <w:p>
-            <w:r>
-              <w:rPr>
-                <w:rFonts w:ascii="Arial" w:cs="Arial" w:eastAsia="Arial" w:hAnsi="Arial"/>
-                <w:color w:val="222222"/>
-                <w:sz w:val="14"/>
+            <w:pPr>
+              <w:spacing w:after="0" w:before="0"/>
+            </w:pPr>
+            <w:r>
+              <w:rPr>
+                <w:rFonts w:ascii="Arial" w:cs="Arial" w:eastAsia="Arial" w:hAnsi="Arial"/>
+                <w:color w:val="222222"/>
+                <w:sz w:val="15"/>
                 <w:szCs w:val="14"/>
               </w:rPr>
               <w:t xml:space="preserve">N/A</w:t>
@@ -5417,11 +6069,14 @@
             <w:vAlign w:val="center"/>
           </w:tcPr>
           <w:p>
-            <w:r>
-              <w:rPr>
-                <w:rFonts w:ascii="Arial" w:cs="Arial" w:eastAsia="Arial" w:hAnsi="Arial"/>
-                <w:color w:val="222222"/>
-                <w:sz w:val="14"/>
+            <w:pPr>
+              <w:spacing w:after="0" w:before="0"/>
+            </w:pPr>
+            <w:r>
+              <w:rPr>
+                <w:rFonts w:ascii="Arial" w:cs="Arial" w:eastAsia="Arial" w:hAnsi="Arial"/>
+                <w:color w:val="222222"/>
+                <w:sz w:val="15"/>
                 <w:szCs w:val="14"/>
               </w:rPr>
               <w:t xml:space="preserve">Michigan LARA</w:t>
@@ -5446,11 +6101,14 @@
             <w:vAlign w:val="center"/>
           </w:tcPr>
           <w:p>
-            <w:r>
-              <w:rPr>
-                <w:rFonts w:ascii="Arial" w:cs="Arial" w:eastAsia="Arial" w:hAnsi="Arial"/>
-                <w:color w:val="222222"/>
-                <w:sz w:val="14"/>
+            <w:pPr>
+              <w:spacing w:after="0" w:before="0"/>
+            </w:pPr>
+            <w:r>
+              <w:rPr>
+                <w:rFonts w:ascii="Arial" w:cs="Arial" w:eastAsia="Arial" w:hAnsi="Arial"/>
+                <w:color w:val="222222"/>
+                <w:sz w:val="15"/>
                 <w:szCs w:val="14"/>
               </w:rPr>
               <w:t xml:space="preserve">Minnesota</w:t>
@@ -5470,11 +6128,14 @@
             <w:vAlign w:val="center"/>
           </w:tcPr>
           <w:p>
-            <w:r>
-              <w:rPr>
-                <w:rFonts w:ascii="Arial" w:cs="Arial" w:eastAsia="Arial" w:hAnsi="Arial"/>
-                <w:color w:val="222222"/>
-                <w:sz w:val="14"/>
+            <w:pPr>
+              <w:spacing w:after="0" w:before="0"/>
+            </w:pPr>
+            <w:r>
+              <w:rPr>
+                <w:rFonts w:ascii="Arial" w:cs="Arial" w:eastAsia="Arial" w:hAnsi="Arial"/>
+                <w:color w:val="222222"/>
+                <w:sz w:val="15"/>
                 <w:szCs w:val="14"/>
               </w:rPr>
               <w:t xml:space="preserve">Y — Basic or Comprehensive Home Care License</w:t>
@@ -5494,11 +6155,14 @@
             <w:vAlign w:val="center"/>
           </w:tcPr>
           <w:p>
-            <w:r>
-              <w:rPr>
-                <w:rFonts w:ascii="Arial" w:cs="Arial" w:eastAsia="Arial" w:hAnsi="Arial"/>
-                <w:color w:val="222222"/>
-                <w:sz w:val="14"/>
+            <w:pPr>
+              <w:spacing w:after="0" w:before="0"/>
+            </w:pPr>
+            <w:r>
+              <w:rPr>
+                <w:rFonts w:ascii="Arial" w:cs="Arial" w:eastAsia="Arial" w:hAnsi="Arial"/>
+                <w:color w:val="222222"/>
+                <w:sz w:val="15"/>
                 <w:szCs w:val="14"/>
               </w:rPr>
               <w:t xml:space="preserve">MN Dept. of Health</w:t>
@@ -5518,11 +6182,14 @@
             <w:vAlign w:val="center"/>
           </w:tcPr>
           <w:p>
-            <w:r>
-              <w:rPr>
-                <w:rFonts w:ascii="Arial" w:cs="Arial" w:eastAsia="Arial" w:hAnsi="Arial"/>
-                <w:color w:val="222222"/>
-                <w:sz w:val="14"/>
+            <w:pPr>
+              <w:spacing w:after="0" w:before="0"/>
+            </w:pPr>
+            <w:r>
+              <w:rPr>
+                <w:rFonts w:ascii="Arial" w:cs="Arial" w:eastAsia="Arial" w:hAnsi="Arial"/>
+                <w:color w:val="222222"/>
+                <w:sz w:val="15"/>
                 <w:szCs w:val="14"/>
               </w:rPr>
               <w:t xml:space="preserve">N</w:t>
@@ -5542,11 +6209,14 @@
             <w:vAlign w:val="center"/>
           </w:tcPr>
           <w:p>
-            <w:r>
-              <w:rPr>
-                <w:rFonts w:ascii="Arial" w:cs="Arial" w:eastAsia="Arial" w:hAnsi="Arial"/>
-                <w:color w:val="222222"/>
-                <w:sz w:val="14"/>
+            <w:pPr>
+              <w:spacing w:after="0" w:before="0"/>
+            </w:pPr>
+            <w:r>
+              <w:rPr>
+                <w:rFonts w:ascii="Arial" w:cs="Arial" w:eastAsia="Arial" w:hAnsi="Arial"/>
+                <w:color w:val="222222"/>
+                <w:sz w:val="15"/>
                 <w:szCs w:val="14"/>
               </w:rPr>
               <w:t xml:space="preserve">Requires verification</w:t>
@@ -5566,11 +6236,14 @@
             <w:vAlign w:val="center"/>
           </w:tcPr>
           <w:p>
-            <w:r>
-              <w:rPr>
-                <w:rFonts w:ascii="Arial" w:cs="Arial" w:eastAsia="Arial" w:hAnsi="Arial"/>
-                <w:color w:val="222222"/>
-                <w:sz w:val="14"/>
+            <w:pPr>
+              <w:spacing w:after="0" w:before="0"/>
+            </w:pPr>
+            <w:r>
+              <w:rPr>
+                <w:rFonts w:ascii="Arial" w:cs="Arial" w:eastAsia="Arial" w:hAnsi="Arial"/>
+                <w:color w:val="222222"/>
+                <w:sz w:val="15"/>
                 <w:szCs w:val="14"/>
               </w:rPr>
               <w:t xml:space="preserve">Open (HHAeXchange aggregator)</w:t>
@@ -5590,11 +6263,14 @@
             <w:vAlign w:val="center"/>
           </w:tcPr>
           <w:p>
-            <w:r>
-              <w:rPr>
-                <w:rFonts w:ascii="Arial" w:cs="Arial" w:eastAsia="Arial" w:hAnsi="Arial"/>
-                <w:color w:val="222222"/>
-                <w:sz w:val="14"/>
+            <w:pPr>
+              <w:spacing w:after="0" w:before="0"/>
+            </w:pPr>
+            <w:r>
+              <w:rPr>
+                <w:rFonts w:ascii="Arial" w:cs="Arial" w:eastAsia="Arial" w:hAnsi="Arial"/>
+                <w:color w:val="222222"/>
+                <w:sz w:val="15"/>
                 <w:szCs w:val="14"/>
               </w:rPr>
               <w:t xml:space="preserve">Requires verification</w:t>
@@ -5614,11 +6290,14 @@
             <w:vAlign w:val="center"/>
           </w:tcPr>
           <w:p>
-            <w:r>
-              <w:rPr>
-                <w:rFonts w:ascii="Arial" w:cs="Arial" w:eastAsia="Arial" w:hAnsi="Arial"/>
-                <w:color w:val="222222"/>
-                <w:sz w:val="14"/>
+            <w:pPr>
+              <w:spacing w:after="0" w:before="0"/>
+            </w:pPr>
+            <w:r>
+              <w:rPr>
+                <w:rFonts w:ascii="Arial" w:cs="Arial" w:eastAsia="Arial" w:hAnsi="Arial"/>
+                <w:color w:val="222222"/>
+                <w:sz w:val="15"/>
                 <w:szCs w:val="14"/>
               </w:rPr>
               <w:t xml:space="preserve">Requires verification</w:t>
@@ -5638,11 +6317,14 @@
             <w:vAlign w:val="center"/>
           </w:tcPr>
           <w:p>
-            <w:r>
-              <w:rPr>
-                <w:rFonts w:ascii="Arial" w:cs="Arial" w:eastAsia="Arial" w:hAnsi="Arial"/>
-                <w:color w:val="222222"/>
-                <w:sz w:val="14"/>
+            <w:pPr>
+              <w:spacing w:after="0" w:before="0"/>
+            </w:pPr>
+            <w:r>
+              <w:rPr>
+                <w:rFonts w:ascii="Arial" w:cs="Arial" w:eastAsia="Arial" w:hAnsi="Arial"/>
+                <w:color w:val="222222"/>
+                <w:sz w:val="15"/>
                 <w:szCs w:val="14"/>
               </w:rPr>
               <w:t xml:space="preserve">MDH</w:t>
@@ -5666,11 +6348,14 @@
             <w:vAlign w:val="center"/>
           </w:tcPr>
           <w:p>
-            <w:r>
-              <w:rPr>
-                <w:rFonts w:ascii="Arial" w:cs="Arial" w:eastAsia="Arial" w:hAnsi="Arial"/>
-                <w:color w:val="222222"/>
-                <w:sz w:val="14"/>
+            <w:pPr>
+              <w:spacing w:after="0" w:before="0"/>
+            </w:pPr>
+            <w:r>
+              <w:rPr>
+                <w:rFonts w:ascii="Arial" w:cs="Arial" w:eastAsia="Arial" w:hAnsi="Arial"/>
+                <w:color w:val="222222"/>
+                <w:sz w:val="15"/>
                 <w:szCs w:val="14"/>
               </w:rPr>
               <w:t xml:space="preserve">Mississippi</w:t>
@@ -5689,11 +6374,14 @@
             <w:vAlign w:val="center"/>
           </w:tcPr>
           <w:p>
-            <w:r>
-              <w:rPr>
-                <w:rFonts w:ascii="Arial" w:cs="Arial" w:eastAsia="Arial" w:hAnsi="Arial"/>
-                <w:color w:val="222222"/>
-                <w:sz w:val="14"/>
+            <w:pPr>
+              <w:spacing w:after="0" w:before="0"/>
+            </w:pPr>
+            <w:r>
+              <w:rPr>
+                <w:rFonts w:ascii="Arial" w:cs="Arial" w:eastAsia="Arial" w:hAnsi="Arial"/>
+                <w:color w:val="222222"/>
+                <w:sz w:val="15"/>
                 <w:szCs w:val="14"/>
               </w:rPr>
               <w:t xml:space="preserve">N — no state license for non-medical</w:t>
@@ -5712,11 +6400,14 @@
             <w:vAlign w:val="center"/>
           </w:tcPr>
           <w:p>
-            <w:r>
-              <w:rPr>
-                <w:rFonts w:ascii="Arial" w:cs="Arial" w:eastAsia="Arial" w:hAnsi="Arial"/>
-                <w:color w:val="222222"/>
-                <w:sz w:val="14"/>
+            <w:pPr>
+              <w:spacing w:after="0" w:before="0"/>
+            </w:pPr>
+            <w:r>
+              <w:rPr>
+                <w:rFonts w:ascii="Arial" w:cs="Arial" w:eastAsia="Arial" w:hAnsi="Arial"/>
+                <w:color w:val="222222"/>
+                <w:sz w:val="15"/>
                 <w:szCs w:val="14"/>
               </w:rPr>
               <w:t xml:space="preserve">None — MSDH licenses skilled home health with CON</w:t>
@@ -5735,11 +6426,14 @@
             <w:vAlign w:val="center"/>
           </w:tcPr>
           <w:p>
-            <w:r>
-              <w:rPr>
-                <w:rFonts w:ascii="Arial" w:cs="Arial" w:eastAsia="Arial" w:hAnsi="Arial"/>
-                <w:color w:val="222222"/>
-                <w:sz w:val="14"/>
+            <w:pPr>
+              <w:spacing w:after="0" w:before="0"/>
+            </w:pPr>
+            <w:r>
+              <w:rPr>
+                <w:rFonts w:ascii="Arial" w:cs="Arial" w:eastAsia="Arial" w:hAnsi="Arial"/>
+                <w:color w:val="222222"/>
+                <w:sz w:val="15"/>
                 <w:szCs w:val="14"/>
               </w:rPr>
               <w:t xml:space="preserve">Y — home health only; NOT personal care</w:t>
@@ -5758,11 +6452,14 @@
             <w:vAlign w:val="center"/>
           </w:tcPr>
           <w:p>
-            <w:r>
-              <w:rPr>
-                <w:rFonts w:ascii="Arial" w:cs="Arial" w:eastAsia="Arial" w:hAnsi="Arial"/>
-                <w:color w:val="222222"/>
-                <w:sz w:val="14"/>
+            <w:pPr>
+              <w:spacing w:after="0" w:before="0"/>
+            </w:pPr>
+            <w:r>
+              <w:rPr>
+                <w:rFonts w:ascii="Arial" w:cs="Arial" w:eastAsia="Arial" w:hAnsi="Arial"/>
+                <w:color w:val="222222"/>
+                <w:sz w:val="15"/>
                 <w:szCs w:val="14"/>
               </w:rPr>
               <w:t xml:space="preserve">N/A</w:t>
@@ -5781,11 +6478,14 @@
             <w:vAlign w:val="center"/>
           </w:tcPr>
           <w:p>
-            <w:r>
-              <w:rPr>
-                <w:rFonts w:ascii="Arial" w:cs="Arial" w:eastAsia="Arial" w:hAnsi="Arial"/>
-                <w:color w:val="222222"/>
-                <w:sz w:val="14"/>
+            <w:pPr>
+              <w:spacing w:after="0" w:before="0"/>
+            </w:pPr>
+            <w:r>
+              <w:rPr>
+                <w:rFonts w:ascii="Arial" w:cs="Arial" w:eastAsia="Arial" w:hAnsi="Arial"/>
+                <w:color w:val="222222"/>
+                <w:sz w:val="15"/>
                 <w:szCs w:val="14"/>
               </w:rPr>
               <w:t xml:space="preserve">Open (HHAeXchange/FEI)</w:t>
@@ -5804,11 +6504,14 @@
             <w:vAlign w:val="center"/>
           </w:tcPr>
           <w:p>
-            <w:r>
-              <w:rPr>
-                <w:rFonts w:ascii="Arial" w:cs="Arial" w:eastAsia="Arial" w:hAnsi="Arial"/>
-                <w:color w:val="222222"/>
-                <w:sz w:val="14"/>
+            <w:pPr>
+              <w:spacing w:after="0" w:before="0"/>
+            </w:pPr>
+            <w:r>
+              <w:rPr>
+                <w:rFonts w:ascii="Arial" w:cs="Arial" w:eastAsia="Arial" w:hAnsi="Arial"/>
+                <w:color w:val="222222"/>
+                <w:sz w:val="15"/>
                 <w:szCs w:val="14"/>
               </w:rPr>
               <w:t xml:space="preserve">None</w:t>
@@ -5827,11 +6530,14 @@
             <w:vAlign w:val="center"/>
           </w:tcPr>
           <w:p>
-            <w:r>
-              <w:rPr>
-                <w:rFonts w:ascii="Arial" w:cs="Arial" w:eastAsia="Arial" w:hAnsi="Arial"/>
-                <w:color w:val="222222"/>
-                <w:sz w:val="14"/>
+            <w:pPr>
+              <w:spacing w:after="0" w:before="0"/>
+            </w:pPr>
+            <w:r>
+              <w:rPr>
+                <w:rFonts w:ascii="Arial" w:cs="Arial" w:eastAsia="Arial" w:hAnsi="Arial"/>
+                <w:color w:val="222222"/>
+                <w:sz w:val="15"/>
                 <w:szCs w:val="14"/>
               </w:rPr>
               <w:t xml:space="preserve">N/A</w:t>
@@ -5850,11 +6556,14 @@
             <w:vAlign w:val="center"/>
           </w:tcPr>
           <w:p>
-            <w:r>
-              <w:rPr>
-                <w:rFonts w:ascii="Arial" w:cs="Arial" w:eastAsia="Arial" w:hAnsi="Arial"/>
-                <w:color w:val="222222"/>
-                <w:sz w:val="14"/>
+            <w:pPr>
+              <w:spacing w:after="0" w:before="0"/>
+            </w:pPr>
+            <w:r>
+              <w:rPr>
+                <w:rFonts w:ascii="Arial" w:cs="Arial" w:eastAsia="Arial" w:hAnsi="Arial"/>
+                <w:color w:val="222222"/>
+                <w:sz w:val="15"/>
                 <w:szCs w:val="14"/>
               </w:rPr>
               <w:t xml:space="preserve">MSDH; Title 41 Ch. 71</w:t>
@@ -5879,11 +6588,14 @@
             <w:vAlign w:val="center"/>
           </w:tcPr>
           <w:p>
-            <w:r>
-              <w:rPr>
-                <w:rFonts w:ascii="Arial" w:cs="Arial" w:eastAsia="Arial" w:hAnsi="Arial"/>
-                <w:color w:val="222222"/>
-                <w:sz w:val="14"/>
+            <w:pPr>
+              <w:spacing w:after="0" w:before="0"/>
+            </w:pPr>
+            <w:r>
+              <w:rPr>
+                <w:rFonts w:ascii="Arial" w:cs="Arial" w:eastAsia="Arial" w:hAnsi="Arial"/>
+                <w:color w:val="222222"/>
+                <w:sz w:val="15"/>
                 <w:szCs w:val="14"/>
               </w:rPr>
               <w:t xml:space="preserve">Missouri</w:t>
@@ -5903,11 +6615,14 @@
             <w:vAlign w:val="center"/>
           </w:tcPr>
           <w:p>
-            <w:r>
-              <w:rPr>
-                <w:rFonts w:ascii="Arial" w:cs="Arial" w:eastAsia="Arial" w:hAnsi="Arial"/>
-                <w:color w:val="222222"/>
-                <w:sz w:val="14"/>
+            <w:pPr>
+              <w:spacing w:after="0" w:before="0"/>
+            </w:pPr>
+            <w:r>
+              <w:rPr>
+                <w:rFonts w:ascii="Arial" w:cs="Arial" w:eastAsia="Arial" w:hAnsi="Arial"/>
+                <w:color w:val="222222"/>
+                <w:sz w:val="15"/>
                 <w:szCs w:val="14"/>
               </w:rPr>
               <w:t xml:space="preserve">Y</w:t>
@@ -5927,11 +6642,14 @@
             <w:vAlign w:val="center"/>
           </w:tcPr>
           <w:p>
-            <w:r>
-              <w:rPr>
-                <w:rFonts w:ascii="Arial" w:cs="Arial" w:eastAsia="Arial" w:hAnsi="Arial"/>
-                <w:color w:val="222222"/>
-                <w:sz w:val="14"/>
+            <w:pPr>
+              <w:spacing w:after="0" w:before="0"/>
+            </w:pPr>
+            <w:r>
+              <w:rPr>
+                <w:rFonts w:ascii="Arial" w:cs="Arial" w:eastAsia="Arial" w:hAnsi="Arial"/>
+                <w:color w:val="222222"/>
+                <w:sz w:val="15"/>
                 <w:szCs w:val="14"/>
               </w:rPr>
               <w:t xml:space="preserve">MO Dept. of Health &amp; Senior Services</w:t>
@@ -5951,11 +6669,14 @@
             <w:vAlign w:val="center"/>
           </w:tcPr>
           <w:p>
-            <w:r>
-              <w:rPr>
-                <w:rFonts w:ascii="Arial" w:cs="Arial" w:eastAsia="Arial" w:hAnsi="Arial"/>
-                <w:color w:val="222222"/>
-                <w:sz w:val="14"/>
+            <w:pPr>
+              <w:spacing w:after="0" w:before="0"/>
+            </w:pPr>
+            <w:r>
+              <w:rPr>
+                <w:rFonts w:ascii="Arial" w:cs="Arial" w:eastAsia="Arial" w:hAnsi="Arial"/>
+                <w:color w:val="222222"/>
+                <w:sz w:val="15"/>
                 <w:szCs w:val="14"/>
               </w:rPr>
               <w:t xml:space="preserve">N</w:t>
@@ -5975,11 +6696,14 @@
             <w:vAlign w:val="center"/>
           </w:tcPr>
           <w:p>
-            <w:r>
-              <w:rPr>
-                <w:rFonts w:ascii="Arial" w:cs="Arial" w:eastAsia="Arial" w:hAnsi="Arial"/>
-                <w:color w:val="222222"/>
-                <w:sz w:val="14"/>
+            <w:pPr>
+              <w:spacing w:after="0" w:before="0"/>
+            </w:pPr>
+            <w:r>
+              <w:rPr>
+                <w:rFonts w:ascii="Arial" w:cs="Arial" w:eastAsia="Arial" w:hAnsi="Arial"/>
+                <w:color w:val="222222"/>
+                <w:sz w:val="15"/>
                 <w:szCs w:val="14"/>
               </w:rPr>
               <w:t xml:space="preserve">Requires verification</w:t>
@@ -5999,11 +6723,14 @@
             <w:vAlign w:val="center"/>
           </w:tcPr>
           <w:p>
-            <w:r>
-              <w:rPr>
-                <w:rFonts w:ascii="Arial" w:cs="Arial" w:eastAsia="Arial" w:hAnsi="Arial"/>
-                <w:color w:val="222222"/>
-                <w:sz w:val="14"/>
+            <w:pPr>
+              <w:spacing w:after="0" w:before="0"/>
+            </w:pPr>
+            <w:r>
+              <w:rPr>
+                <w:rFonts w:ascii="Arial" w:cs="Arial" w:eastAsia="Arial" w:hAnsi="Arial"/>
+                <w:color w:val="222222"/>
+                <w:sz w:val="15"/>
                 <w:szCs w:val="14"/>
               </w:rPr>
               <w:t xml:space="preserve">Open (Sandata)</w:t>
@@ -6023,11 +6750,14 @@
             <w:vAlign w:val="center"/>
           </w:tcPr>
           <w:p>
-            <w:r>
-              <w:rPr>
-                <w:rFonts w:ascii="Arial" w:cs="Arial" w:eastAsia="Arial" w:hAnsi="Arial"/>
-                <w:color w:val="222222"/>
-                <w:sz w:val="14"/>
+            <w:pPr>
+              <w:spacing w:after="0" w:before="0"/>
+            </w:pPr>
+            <w:r>
+              <w:rPr>
+                <w:rFonts w:ascii="Arial" w:cs="Arial" w:eastAsia="Arial" w:hAnsi="Arial"/>
+                <w:color w:val="222222"/>
+                <w:sz w:val="15"/>
                 <w:szCs w:val="14"/>
               </w:rPr>
               <w:t xml:space="preserve">Requires verification</w:t>
@@ -6047,11 +6777,14 @@
             <w:vAlign w:val="center"/>
           </w:tcPr>
           <w:p>
-            <w:r>
-              <w:rPr>
-                <w:rFonts w:ascii="Arial" w:cs="Arial" w:eastAsia="Arial" w:hAnsi="Arial"/>
-                <w:color w:val="222222"/>
-                <w:sz w:val="14"/>
+            <w:pPr>
+              <w:spacing w:after="0" w:before="0"/>
+            </w:pPr>
+            <w:r>
+              <w:rPr>
+                <w:rFonts w:ascii="Arial" w:cs="Arial" w:eastAsia="Arial" w:hAnsi="Arial"/>
+                <w:color w:val="222222"/>
+                <w:sz w:val="15"/>
                 <w:szCs w:val="14"/>
               </w:rPr>
               <w:t xml:space="preserve">Requires verification</w:t>
@@ -6071,11 +6804,14 @@
             <w:vAlign w:val="center"/>
           </w:tcPr>
           <w:p>
-            <w:r>
-              <w:rPr>
-                <w:rFonts w:ascii="Arial" w:cs="Arial" w:eastAsia="Arial" w:hAnsi="Arial"/>
-                <w:color w:val="222222"/>
-                <w:sz w:val="14"/>
+            <w:pPr>
+              <w:spacing w:after="0" w:before="0"/>
+            </w:pPr>
+            <w:r>
+              <w:rPr>
+                <w:rFonts w:ascii="Arial" w:cs="Arial" w:eastAsia="Arial" w:hAnsi="Arial"/>
+                <w:color w:val="222222"/>
+                <w:sz w:val="15"/>
                 <w:szCs w:val="14"/>
               </w:rPr>
               <w:t xml:space="preserve">DHSS</w:t>
@@ -6099,11 +6835,14 @@
             <w:vAlign w:val="center"/>
           </w:tcPr>
           <w:p>
-            <w:r>
-              <w:rPr>
-                <w:rFonts w:ascii="Arial" w:cs="Arial" w:eastAsia="Arial" w:hAnsi="Arial"/>
-                <w:color w:val="222222"/>
-                <w:sz w:val="14"/>
+            <w:pPr>
+              <w:spacing w:after="0" w:before="0"/>
+            </w:pPr>
+            <w:r>
+              <w:rPr>
+                <w:rFonts w:ascii="Arial" w:cs="Arial" w:eastAsia="Arial" w:hAnsi="Arial"/>
+                <w:color w:val="222222"/>
+                <w:sz w:val="15"/>
                 <w:szCs w:val="14"/>
               </w:rPr>
               <w:t xml:space="preserve">Montana</w:t>
@@ -6122,11 +6861,14 @@
             <w:vAlign w:val="center"/>
           </w:tcPr>
           <w:p>
-            <w:r>
-              <w:rPr>
-                <w:rFonts w:ascii="Arial" w:cs="Arial" w:eastAsia="Arial" w:hAnsi="Arial"/>
-                <w:color w:val="222222"/>
-                <w:sz w:val="14"/>
+            <w:pPr>
+              <w:spacing w:after="0" w:before="0"/>
+            </w:pPr>
+            <w:r>
+              <w:rPr>
+                <w:rFonts w:ascii="Arial" w:cs="Arial" w:eastAsia="Arial" w:hAnsi="Arial"/>
+                <w:color w:val="222222"/>
+                <w:sz w:val="15"/>
                 <w:szCs w:val="14"/>
               </w:rPr>
               <w:t xml:space="preserve">Requires verification</w:t>
@@ -6145,11 +6887,14 @@
             <w:vAlign w:val="center"/>
           </w:tcPr>
           <w:p>
-            <w:r>
-              <w:rPr>
-                <w:rFonts w:ascii="Arial" w:cs="Arial" w:eastAsia="Arial" w:hAnsi="Arial"/>
-                <w:color w:val="222222"/>
-                <w:sz w:val="14"/>
+            <w:pPr>
+              <w:spacing w:after="0" w:before="0"/>
+            </w:pPr>
+            <w:r>
+              <w:rPr>
+                <w:rFonts w:ascii="Arial" w:cs="Arial" w:eastAsia="Arial" w:hAnsi="Arial"/>
+                <w:color w:val="222222"/>
+                <w:sz w:val="15"/>
                 <w:szCs w:val="14"/>
               </w:rPr>
               <w:t xml:space="preserve">MT Dept. of Public Health &amp; Human Services</w:t>
@@ -6168,11 +6913,14 @@
             <w:vAlign w:val="center"/>
           </w:tcPr>
           <w:p>
-            <w:r>
-              <w:rPr>
-                <w:rFonts w:ascii="Arial" w:cs="Arial" w:eastAsia="Arial" w:hAnsi="Arial"/>
-                <w:color w:val="222222"/>
-                <w:sz w:val="14"/>
+            <w:pPr>
+              <w:spacing w:after="0" w:before="0"/>
+            </w:pPr>
+            <w:r>
+              <w:rPr>
+                <w:rFonts w:ascii="Arial" w:cs="Arial" w:eastAsia="Arial" w:hAnsi="Arial"/>
+                <w:color w:val="222222"/>
+                <w:sz w:val="15"/>
                 <w:szCs w:val="14"/>
               </w:rPr>
               <w:t xml:space="preserve">Y — long-term care CON; home health Requires verification</w:t>
@@ -6191,11 +6939,14 @@
             <w:vAlign w:val="center"/>
           </w:tcPr>
           <w:p>
-            <w:r>
-              <w:rPr>
-                <w:rFonts w:ascii="Arial" w:cs="Arial" w:eastAsia="Arial" w:hAnsi="Arial"/>
-                <w:color w:val="222222"/>
-                <w:sz w:val="14"/>
+            <w:pPr>
+              <w:spacing w:after="0" w:before="0"/>
+            </w:pPr>
+            <w:r>
+              <w:rPr>
+                <w:rFonts w:ascii="Arial" w:cs="Arial" w:eastAsia="Arial" w:hAnsi="Arial"/>
+                <w:color w:val="222222"/>
+                <w:sz w:val="15"/>
                 <w:szCs w:val="14"/>
               </w:rPr>
               <w:t xml:space="preserve">Requires verification</w:t>
@@ -6214,11 +6965,14 @@
             <w:vAlign w:val="center"/>
           </w:tcPr>
           <w:p>
-            <w:r>
-              <w:rPr>
-                <w:rFonts w:ascii="Arial" w:cs="Arial" w:eastAsia="Arial" w:hAnsi="Arial"/>
-                <w:color w:val="222222"/>
-                <w:sz w:val="14"/>
+            <w:pPr>
+              <w:spacing w:after="0" w:before="0"/>
+            </w:pPr>
+            <w:r>
+              <w:rPr>
+                <w:rFonts w:ascii="Arial" w:cs="Arial" w:eastAsia="Arial" w:hAnsi="Arial"/>
+                <w:color w:val="222222"/>
+                <w:sz w:val="15"/>
                 <w:szCs w:val="14"/>
               </w:rPr>
               <w:t xml:space="preserve">Requires verification</w:t>
@@ -6237,11 +6991,14 @@
             <w:vAlign w:val="center"/>
           </w:tcPr>
           <w:p>
-            <w:r>
-              <w:rPr>
-                <w:rFonts w:ascii="Arial" w:cs="Arial" w:eastAsia="Arial" w:hAnsi="Arial"/>
-                <w:color w:val="222222"/>
-                <w:sz w:val="14"/>
+            <w:pPr>
+              <w:spacing w:after="0" w:before="0"/>
+            </w:pPr>
+            <w:r>
+              <w:rPr>
+                <w:rFonts w:ascii="Arial" w:cs="Arial" w:eastAsia="Arial" w:hAnsi="Arial"/>
+                <w:color w:val="222222"/>
+                <w:sz w:val="15"/>
                 <w:szCs w:val="14"/>
               </w:rPr>
               <w:t xml:space="preserve">Requires verification</w:t>
@@ -6260,11 +7017,14 @@
             <w:vAlign w:val="center"/>
           </w:tcPr>
           <w:p>
-            <w:r>
-              <w:rPr>
-                <w:rFonts w:ascii="Arial" w:cs="Arial" w:eastAsia="Arial" w:hAnsi="Arial"/>
-                <w:color w:val="222222"/>
-                <w:sz w:val="14"/>
+            <w:pPr>
+              <w:spacing w:after="0" w:before="0"/>
+            </w:pPr>
+            <w:r>
+              <w:rPr>
+                <w:rFonts w:ascii="Arial" w:cs="Arial" w:eastAsia="Arial" w:hAnsi="Arial"/>
+                <w:color w:val="222222"/>
+                <w:sz w:val="15"/>
                 <w:szCs w:val="14"/>
               </w:rPr>
               <w:t xml:space="preserve">Requires verification</w:t>
@@ -6283,11 +7043,14 @@
             <w:vAlign w:val="center"/>
           </w:tcPr>
           <w:p>
-            <w:r>
-              <w:rPr>
-                <w:rFonts w:ascii="Arial" w:cs="Arial" w:eastAsia="Arial" w:hAnsi="Arial"/>
-                <w:color w:val="222222"/>
-                <w:sz w:val="14"/>
+            <w:pPr>
+              <w:spacing w:after="0" w:before="0"/>
+            </w:pPr>
+            <w:r>
+              <w:rPr>
+                <w:rFonts w:ascii="Arial" w:cs="Arial" w:eastAsia="Arial" w:hAnsi="Arial"/>
+                <w:color w:val="222222"/>
+                <w:sz w:val="15"/>
                 <w:szCs w:val="14"/>
               </w:rPr>
               <w:t xml:space="preserve">MT DPHHS</w:t>
@@ -6312,11 +7075,14 @@
             <w:vAlign w:val="center"/>
           </w:tcPr>
           <w:p>
-            <w:r>
-              <w:rPr>
-                <w:rFonts w:ascii="Arial" w:cs="Arial" w:eastAsia="Arial" w:hAnsi="Arial"/>
-                <w:color w:val="222222"/>
-                <w:sz w:val="14"/>
+            <w:pPr>
+              <w:spacing w:after="0" w:before="0"/>
+            </w:pPr>
+            <w:r>
+              <w:rPr>
+                <w:rFonts w:ascii="Arial" w:cs="Arial" w:eastAsia="Arial" w:hAnsi="Arial"/>
+                <w:color w:val="222222"/>
+                <w:sz w:val="15"/>
                 <w:szCs w:val="14"/>
               </w:rPr>
               <w:t xml:space="preserve">Nebraska</w:t>
@@ -6336,11 +7102,14 @@
             <w:vAlign w:val="center"/>
           </w:tcPr>
           <w:p>
-            <w:r>
-              <w:rPr>
-                <w:rFonts w:ascii="Arial" w:cs="Arial" w:eastAsia="Arial" w:hAnsi="Arial"/>
-                <w:color w:val="222222"/>
-                <w:sz w:val="14"/>
+            <w:pPr>
+              <w:spacing w:after="0" w:before="0"/>
+            </w:pPr>
+            <w:r>
+              <w:rPr>
+                <w:rFonts w:ascii="Arial" w:cs="Arial" w:eastAsia="Arial" w:hAnsi="Arial"/>
+                <w:color w:val="222222"/>
+                <w:sz w:val="15"/>
                 <w:szCs w:val="14"/>
               </w:rPr>
               <w:t xml:space="preserve">Y</w:t>
@@ -6360,11 +7129,14 @@
             <w:vAlign w:val="center"/>
           </w:tcPr>
           <w:p>
-            <w:r>
-              <w:rPr>
-                <w:rFonts w:ascii="Arial" w:cs="Arial" w:eastAsia="Arial" w:hAnsi="Arial"/>
-                <w:color w:val="222222"/>
-                <w:sz w:val="14"/>
+            <w:pPr>
+              <w:spacing w:after="0" w:before="0"/>
+            </w:pPr>
+            <w:r>
+              <w:rPr>
+                <w:rFonts w:ascii="Arial" w:cs="Arial" w:eastAsia="Arial" w:hAnsi="Arial"/>
+                <w:color w:val="222222"/>
+                <w:sz w:val="15"/>
                 <w:szCs w:val="14"/>
               </w:rPr>
               <w:t xml:space="preserve">NE Dept. of Health &amp; Human Services</w:t>
@@ -6384,11 +7156,14 @@
             <w:vAlign w:val="center"/>
           </w:tcPr>
           <w:p>
-            <w:r>
-              <w:rPr>
-                <w:rFonts w:ascii="Arial" w:cs="Arial" w:eastAsia="Arial" w:hAnsi="Arial"/>
-                <w:color w:val="222222"/>
-                <w:sz w:val="14"/>
+            <w:pPr>
+              <w:spacing w:after="0" w:before="0"/>
+            </w:pPr>
+            <w:r>
+              <w:rPr>
+                <w:rFonts w:ascii="Arial" w:cs="Arial" w:eastAsia="Arial" w:hAnsi="Arial"/>
+                <w:color w:val="222222"/>
+                <w:sz w:val="15"/>
                 <w:szCs w:val="14"/>
               </w:rPr>
               <w:t xml:space="preserve">N</w:t>
@@ -6408,11 +7183,14 @@
             <w:vAlign w:val="center"/>
           </w:tcPr>
           <w:p>
-            <w:r>
-              <w:rPr>
-                <w:rFonts w:ascii="Arial" w:cs="Arial" w:eastAsia="Arial" w:hAnsi="Arial"/>
-                <w:color w:val="222222"/>
-                <w:sz w:val="14"/>
+            <w:pPr>
+              <w:spacing w:after="0" w:before="0"/>
+            </w:pPr>
+            <w:r>
+              <w:rPr>
+                <w:rFonts w:ascii="Arial" w:cs="Arial" w:eastAsia="Arial" w:hAnsi="Arial"/>
+                <w:color w:val="222222"/>
+                <w:sz w:val="15"/>
                 <w:szCs w:val="14"/>
               </w:rPr>
               <w:t xml:space="preserve">Requires verification</w:t>
@@ -6432,11 +7210,14 @@
             <w:vAlign w:val="center"/>
           </w:tcPr>
           <w:p>
-            <w:r>
-              <w:rPr>
-                <w:rFonts w:ascii="Arial" w:cs="Arial" w:eastAsia="Arial" w:hAnsi="Arial"/>
-                <w:color w:val="222222"/>
-                <w:sz w:val="14"/>
+            <w:pPr>
+              <w:spacing w:after="0" w:before="0"/>
+            </w:pPr>
+            <w:r>
+              <w:rPr>
+                <w:rFonts w:ascii="Arial" w:cs="Arial" w:eastAsia="Arial" w:hAnsi="Arial"/>
+                <w:color w:val="222222"/>
+                <w:sz w:val="15"/>
                 <w:szCs w:val="14"/>
               </w:rPr>
               <w:t xml:space="preserve">Requires verification</w:t>
@@ -6456,11 +7237,14 @@
             <w:vAlign w:val="center"/>
           </w:tcPr>
           <w:p>
-            <w:r>
-              <w:rPr>
-                <w:rFonts w:ascii="Arial" w:cs="Arial" w:eastAsia="Arial" w:hAnsi="Arial"/>
-                <w:color w:val="222222"/>
-                <w:sz w:val="14"/>
+            <w:pPr>
+              <w:spacing w:after="0" w:before="0"/>
+            </w:pPr>
+            <w:r>
+              <w:rPr>
+                <w:rFonts w:ascii="Arial" w:cs="Arial" w:eastAsia="Arial" w:hAnsi="Arial"/>
+                <w:color w:val="222222"/>
+                <w:sz w:val="15"/>
                 <w:szCs w:val="14"/>
               </w:rPr>
               <w:t xml:space="preserve">Requires verification</w:t>
@@ -6480,11 +7264,14 @@
             <w:vAlign w:val="center"/>
           </w:tcPr>
           <w:p>
-            <w:r>
-              <w:rPr>
-                <w:rFonts w:ascii="Arial" w:cs="Arial" w:eastAsia="Arial" w:hAnsi="Arial"/>
-                <w:color w:val="222222"/>
-                <w:sz w:val="14"/>
+            <w:pPr>
+              <w:spacing w:after="0" w:before="0"/>
+            </w:pPr>
+            <w:r>
+              <w:rPr>
+                <w:rFonts w:ascii="Arial" w:cs="Arial" w:eastAsia="Arial" w:hAnsi="Arial"/>
+                <w:color w:val="222222"/>
+                <w:sz w:val="15"/>
                 <w:szCs w:val="14"/>
               </w:rPr>
               <w:t xml:space="preserve">Requires verification</w:t>
@@ -6504,11 +7291,14 @@
             <w:vAlign w:val="center"/>
           </w:tcPr>
           <w:p>
-            <w:r>
-              <w:rPr>
-                <w:rFonts w:ascii="Arial" w:cs="Arial" w:eastAsia="Arial" w:hAnsi="Arial"/>
-                <w:color w:val="222222"/>
-                <w:sz w:val="14"/>
+            <w:pPr>
+              <w:spacing w:after="0" w:before="0"/>
+            </w:pPr>
+            <w:r>
+              <w:rPr>
+                <w:rFonts w:ascii="Arial" w:cs="Arial" w:eastAsia="Arial" w:hAnsi="Arial"/>
+                <w:color w:val="222222"/>
+                <w:sz w:val="15"/>
                 <w:szCs w:val="14"/>
               </w:rPr>
               <w:t xml:space="preserve">NE DHHS</w:t>
@@ -6532,11 +7322,14 @@
             <w:vAlign w:val="center"/>
           </w:tcPr>
           <w:p>
-            <w:r>
-              <w:rPr>
-                <w:rFonts w:ascii="Arial" w:cs="Arial" w:eastAsia="Arial" w:hAnsi="Arial"/>
-                <w:color w:val="222222"/>
-                <w:sz w:val="14"/>
+            <w:pPr>
+              <w:spacing w:after="0" w:before="0"/>
+            </w:pPr>
+            <w:r>
+              <w:rPr>
+                <w:rFonts w:ascii="Arial" w:cs="Arial" w:eastAsia="Arial" w:hAnsi="Arial"/>
+                <w:color w:val="222222"/>
+                <w:sz w:val="15"/>
                 <w:szCs w:val="14"/>
               </w:rPr>
               <w:t xml:space="preserve">Nevada</w:t>
@@ -6555,11 +7348,14 @@
             <w:vAlign w:val="center"/>
           </w:tcPr>
           <w:p>
-            <w:r>
-              <w:rPr>
-                <w:rFonts w:ascii="Arial" w:cs="Arial" w:eastAsia="Arial" w:hAnsi="Arial"/>
-                <w:color w:val="222222"/>
-                <w:sz w:val="14"/>
+            <w:pPr>
+              <w:spacing w:after="0" w:before="0"/>
+            </w:pPr>
+            <w:r>
+              <w:rPr>
+                <w:rFonts w:ascii="Arial" w:cs="Arial" w:eastAsia="Arial" w:hAnsi="Arial"/>
+                <w:color w:val="222222"/>
+                <w:sz w:val="15"/>
                 <w:szCs w:val="14"/>
               </w:rPr>
               <w:t xml:space="preserve">Y — Agency to Provide Personal Care Services</w:t>
@@ -6578,11 +7374,14 @@
             <w:vAlign w:val="center"/>
           </w:tcPr>
           <w:p>
-            <w:r>
-              <w:rPr>
-                <w:rFonts w:ascii="Arial" w:cs="Arial" w:eastAsia="Arial" w:hAnsi="Arial"/>
-                <w:color w:val="222222"/>
-                <w:sz w:val="14"/>
+            <w:pPr>
+              <w:spacing w:after="0" w:before="0"/>
+            </w:pPr>
+            <w:r>
+              <w:rPr>
+                <w:rFonts w:ascii="Arial" w:cs="Arial" w:eastAsia="Arial" w:hAnsi="Arial"/>
+                <w:color w:val="222222"/>
+                <w:sz w:val="15"/>
                 <w:szCs w:val="14"/>
               </w:rPr>
               <w:t xml:space="preserve">NV Div. of Public &amp; Behavioral Health</w:t>
@@ -6601,11 +7400,14 @@
             <w:vAlign w:val="center"/>
           </w:tcPr>
           <w:p>
-            <w:r>
-              <w:rPr>
-                <w:rFonts w:ascii="Arial" w:cs="Arial" w:eastAsia="Arial" w:hAnsi="Arial"/>
-                <w:color w:val="222222"/>
-                <w:sz w:val="14"/>
+            <w:pPr>
+              <w:spacing w:after="0" w:before="0"/>
+            </w:pPr>
+            <w:r>
+              <w:rPr>
+                <w:rFonts w:ascii="Arial" w:cs="Arial" w:eastAsia="Arial" w:hAnsi="Arial"/>
+                <w:color w:val="222222"/>
+                <w:sz w:val="15"/>
                 <w:szCs w:val="14"/>
               </w:rPr>
               <w:t xml:space="preserve">Requires verification</w:t>
@@ -6624,11 +7426,14 @@
             <w:vAlign w:val="center"/>
           </w:tcPr>
           <w:p>
-            <w:r>
-              <w:rPr>
-                <w:rFonts w:ascii="Arial" w:cs="Arial" w:eastAsia="Arial" w:hAnsi="Arial"/>
-                <w:color w:val="222222"/>
-                <w:sz w:val="14"/>
+            <w:pPr>
+              <w:spacing w:after="0" w:before="0"/>
+            </w:pPr>
+            <w:r>
+              <w:rPr>
+                <w:rFonts w:ascii="Arial" w:cs="Arial" w:eastAsia="Arial" w:hAnsi="Arial"/>
+                <w:color w:val="222222"/>
+                <w:sz w:val="15"/>
                 <w:szCs w:val="14"/>
               </w:rPr>
               <w:t xml:space="preserve">Requires verification</w:t>
@@ -6647,11 +7452,14 @@
             <w:vAlign w:val="center"/>
           </w:tcPr>
           <w:p>
-            <w:r>
-              <w:rPr>
-                <w:rFonts w:ascii="Arial" w:cs="Arial" w:eastAsia="Arial" w:hAnsi="Arial"/>
-                <w:color w:val="222222"/>
-                <w:sz w:val="14"/>
+            <w:pPr>
+              <w:spacing w:after="0" w:before="0"/>
+            </w:pPr>
+            <w:r>
+              <w:rPr>
+                <w:rFonts w:ascii="Arial" w:cs="Arial" w:eastAsia="Arial" w:hAnsi="Arial"/>
+                <w:color w:val="222222"/>
+                <w:sz w:val="15"/>
                 <w:szCs w:val="14"/>
               </w:rPr>
               <w:t xml:space="preserve">Requires verification</w:t>
@@ -6670,11 +7478,14 @@
             <w:vAlign w:val="center"/>
           </w:tcPr>
           <w:p>
-            <w:r>
-              <w:rPr>
-                <w:rFonts w:ascii="Arial" w:cs="Arial" w:eastAsia="Arial" w:hAnsi="Arial"/>
-                <w:color w:val="222222"/>
-                <w:sz w:val="14"/>
+            <w:pPr>
+              <w:spacing w:after="0" w:before="0"/>
+            </w:pPr>
+            <w:r>
+              <w:rPr>
+                <w:rFonts w:ascii="Arial" w:cs="Arial" w:eastAsia="Arial" w:hAnsi="Arial"/>
+                <w:color w:val="222222"/>
+                <w:sz w:val="15"/>
                 <w:szCs w:val="14"/>
               </w:rPr>
               <w:t xml:space="preserve">Tiered: $5,000 / $25,000 / $50,000 by employee count</w:t>
@@ -6693,11 +7504,14 @@
             <w:vAlign w:val="center"/>
           </w:tcPr>
           <w:p>
-            <w:r>
-              <w:rPr>
-                <w:rFonts w:ascii="Arial" w:cs="Arial" w:eastAsia="Arial" w:hAnsi="Arial"/>
-                <w:color w:val="222222"/>
-                <w:sz w:val="14"/>
+            <w:pPr>
+              <w:spacing w:after="0" w:before="0"/>
+            </w:pPr>
+            <w:r>
+              <w:rPr>
+                <w:rFonts w:ascii="Arial" w:cs="Arial" w:eastAsia="Arial" w:hAnsi="Arial"/>
+                <w:color w:val="222222"/>
+                <w:sz w:val="15"/>
                 <w:szCs w:val="14"/>
               </w:rPr>
               <w:t xml:space="preserve">NRS 449.065</w:t>
@@ -6716,11 +7530,14 @@
             <w:vAlign w:val="center"/>
           </w:tcPr>
           <w:p>
-            <w:r>
-              <w:rPr>
-                <w:rFonts w:ascii="Arial" w:cs="Arial" w:eastAsia="Arial" w:hAnsi="Arial"/>
-                <w:color w:val="222222"/>
-                <w:sz w:val="14"/>
+            <w:pPr>
+              <w:spacing w:after="0" w:before="0"/>
+            </w:pPr>
+            <w:r>
+              <w:rPr>
+                <w:rFonts w:ascii="Arial" w:cs="Arial" w:eastAsia="Arial" w:hAnsi="Arial"/>
+                <w:color w:val="222222"/>
+                <w:sz w:val="15"/>
                 <w:szCs w:val="14"/>
               </w:rPr>
               <w:t xml:space="preserve">Requires verification</w:t>
@@ -6745,11 +7562,14 @@
             <w:vAlign w:val="center"/>
           </w:tcPr>
           <w:p>
-            <w:r>
-              <w:rPr>
-                <w:rFonts w:ascii="Arial" w:cs="Arial" w:eastAsia="Arial" w:hAnsi="Arial"/>
-                <w:color w:val="222222"/>
-                <w:sz w:val="14"/>
+            <w:pPr>
+              <w:spacing w:after="0" w:before="0"/>
+            </w:pPr>
+            <w:r>
+              <w:rPr>
+                <w:rFonts w:ascii="Arial" w:cs="Arial" w:eastAsia="Arial" w:hAnsi="Arial"/>
+                <w:color w:val="222222"/>
+                <w:sz w:val="15"/>
                 <w:szCs w:val="14"/>
               </w:rPr>
               <w:t xml:space="preserve">New Hampshire</w:t>
@@ -6769,11 +7589,14 @@
             <w:vAlign w:val="center"/>
           </w:tcPr>
           <w:p>
-            <w:r>
-              <w:rPr>
-                <w:rFonts w:ascii="Arial" w:cs="Arial" w:eastAsia="Arial" w:hAnsi="Arial"/>
-                <w:color w:val="222222"/>
-                <w:sz w:val="14"/>
+            <w:pPr>
+              <w:spacing w:after="0" w:before="0"/>
+            </w:pPr>
+            <w:r>
+              <w:rPr>
+                <w:rFonts w:ascii="Arial" w:cs="Arial" w:eastAsia="Arial" w:hAnsi="Arial"/>
+                <w:color w:val="222222"/>
+                <w:sz w:val="15"/>
                 <w:szCs w:val="14"/>
               </w:rPr>
               <w:t xml:space="preserve">Y</w:t>
@@ -6793,11 +7616,14 @@
             <w:vAlign w:val="center"/>
           </w:tcPr>
           <w:p>
-            <w:r>
-              <w:rPr>
-                <w:rFonts w:ascii="Arial" w:cs="Arial" w:eastAsia="Arial" w:hAnsi="Arial"/>
-                <w:color w:val="222222"/>
-                <w:sz w:val="14"/>
+            <w:pPr>
+              <w:spacing w:after="0" w:before="0"/>
+            </w:pPr>
+            <w:r>
+              <w:rPr>
+                <w:rFonts w:ascii="Arial" w:cs="Arial" w:eastAsia="Arial" w:hAnsi="Arial"/>
+                <w:color w:val="222222"/>
+                <w:sz w:val="15"/>
                 <w:szCs w:val="14"/>
               </w:rPr>
               <w:t xml:space="preserve">NH Dept. of Health &amp; Human Services</w:t>
@@ -6817,11 +7643,14 @@
             <w:vAlign w:val="center"/>
           </w:tcPr>
           <w:p>
-            <w:r>
-              <w:rPr>
-                <w:rFonts w:ascii="Arial" w:cs="Arial" w:eastAsia="Arial" w:hAnsi="Arial"/>
-                <w:color w:val="222222"/>
-                <w:sz w:val="14"/>
+            <w:pPr>
+              <w:spacing w:after="0" w:before="0"/>
+            </w:pPr>
+            <w:r>
+              <w:rPr>
+                <w:rFonts w:ascii="Arial" w:cs="Arial" w:eastAsia="Arial" w:hAnsi="Arial"/>
+                <w:color w:val="222222"/>
+                <w:sz w:val="15"/>
                 <w:szCs w:val="14"/>
               </w:rPr>
               <w:t xml:space="preserve">N (no formal CON)</w:t>
@@ -6841,11 +7670,14 @@
             <w:vAlign w:val="center"/>
           </w:tcPr>
           <w:p>
-            <w:r>
-              <w:rPr>
-                <w:rFonts w:ascii="Arial" w:cs="Arial" w:eastAsia="Arial" w:hAnsi="Arial"/>
-                <w:color w:val="222222"/>
-                <w:sz w:val="14"/>
+            <w:pPr>
+              <w:spacing w:after="0" w:before="0"/>
+            </w:pPr>
+            <w:r>
+              <w:rPr>
+                <w:rFonts w:ascii="Arial" w:cs="Arial" w:eastAsia="Arial" w:hAnsi="Arial"/>
+                <w:color w:val="222222"/>
+                <w:sz w:val="15"/>
                 <w:szCs w:val="14"/>
               </w:rPr>
               <w:t xml:space="preserve">Requires verification</w:t>
@@ -6865,11 +7697,14 @@
             <w:vAlign w:val="center"/>
           </w:tcPr>
           <w:p>
-            <w:r>
-              <w:rPr>
-                <w:rFonts w:ascii="Arial" w:cs="Arial" w:eastAsia="Arial" w:hAnsi="Arial"/>
-                <w:color w:val="222222"/>
-                <w:sz w:val="14"/>
+            <w:pPr>
+              <w:spacing w:after="0" w:before="0"/>
+            </w:pPr>
+            <w:r>
+              <w:rPr>
+                <w:rFonts w:ascii="Arial" w:cs="Arial" w:eastAsia="Arial" w:hAnsi="Arial"/>
+                <w:color w:val="222222"/>
+                <w:sz w:val="15"/>
                 <w:szCs w:val="14"/>
               </w:rPr>
               <w:t xml:space="preserve">Requires verification</w:t>
@@ -6889,11 +7724,14 @@
             <w:vAlign w:val="center"/>
           </w:tcPr>
           <w:p>
-            <w:r>
-              <w:rPr>
-                <w:rFonts w:ascii="Arial" w:cs="Arial" w:eastAsia="Arial" w:hAnsi="Arial"/>
-                <w:color w:val="222222"/>
-                <w:sz w:val="14"/>
+            <w:pPr>
+              <w:spacing w:after="0" w:before="0"/>
+            </w:pPr>
+            <w:r>
+              <w:rPr>
+                <w:rFonts w:ascii="Arial" w:cs="Arial" w:eastAsia="Arial" w:hAnsi="Arial"/>
+                <w:color w:val="222222"/>
+                <w:sz w:val="15"/>
                 <w:szCs w:val="14"/>
               </w:rPr>
               <w:t xml:space="preserve">Requires verification</w:t>
@@ -6913,11 +7751,14 @@
             <w:vAlign w:val="center"/>
           </w:tcPr>
           <w:p>
-            <w:r>
-              <w:rPr>
-                <w:rFonts w:ascii="Arial" w:cs="Arial" w:eastAsia="Arial" w:hAnsi="Arial"/>
-                <w:color w:val="222222"/>
-                <w:sz w:val="14"/>
+            <w:pPr>
+              <w:spacing w:after="0" w:before="0"/>
+            </w:pPr>
+            <w:r>
+              <w:rPr>
+                <w:rFonts w:ascii="Arial" w:cs="Arial" w:eastAsia="Arial" w:hAnsi="Arial"/>
+                <w:color w:val="222222"/>
+                <w:sz w:val="15"/>
                 <w:szCs w:val="14"/>
               </w:rPr>
               <w:t xml:space="preserve">Requires verification</w:t>
@@ -6937,11 +7778,14 @@
             <w:vAlign w:val="center"/>
           </w:tcPr>
           <w:p>
-            <w:r>
-              <w:rPr>
-                <w:rFonts w:ascii="Arial" w:cs="Arial" w:eastAsia="Arial" w:hAnsi="Arial"/>
-                <w:color w:val="222222"/>
-                <w:sz w:val="14"/>
+            <w:pPr>
+              <w:spacing w:after="0" w:before="0"/>
+            </w:pPr>
+            <w:r>
+              <w:rPr>
+                <w:rFonts w:ascii="Arial" w:cs="Arial" w:eastAsia="Arial" w:hAnsi="Arial"/>
+                <w:color w:val="222222"/>
+                <w:sz w:val="15"/>
                 <w:szCs w:val="14"/>
               </w:rPr>
               <w:t xml:space="preserve">NH DHHS</w:t>
@@ -6965,11 +7809,14 @@
             <w:vAlign w:val="center"/>
           </w:tcPr>
           <w:p>
-            <w:r>
-              <w:rPr>
-                <w:rFonts w:ascii="Arial" w:cs="Arial" w:eastAsia="Arial" w:hAnsi="Arial"/>
-                <w:color w:val="222222"/>
-                <w:sz w:val="14"/>
+            <w:pPr>
+              <w:spacing w:after="0" w:before="0"/>
+            </w:pPr>
+            <w:r>
+              <w:rPr>
+                <w:rFonts w:ascii="Arial" w:cs="Arial" w:eastAsia="Arial" w:hAnsi="Arial"/>
+                <w:color w:val="222222"/>
+                <w:sz w:val="15"/>
                 <w:szCs w:val="14"/>
               </w:rPr>
               <w:t xml:space="preserve">New Jersey</w:t>
@@ -6988,11 +7835,14 @@
             <w:vAlign w:val="center"/>
           </w:tcPr>
           <w:p>
-            <w:r>
-              <w:rPr>
-                <w:rFonts w:ascii="Arial" w:cs="Arial" w:eastAsia="Arial" w:hAnsi="Arial"/>
-                <w:color w:val="222222"/>
-                <w:sz w:val="14"/>
+            <w:pPr>
+              <w:spacing w:after="0" w:before="0"/>
+            </w:pPr>
+            <w:r>
+              <w:rPr>
+                <w:rFonts w:ascii="Arial" w:cs="Arial" w:eastAsia="Arial" w:hAnsi="Arial"/>
+                <w:color w:val="222222"/>
+                <w:sz w:val="15"/>
                 <w:szCs w:val="14"/>
               </w:rPr>
               <w:t xml:space="preserve">Y — Health Care Service Firm + accredited home care</w:t>
@@ -7011,11 +7861,14 @@
             <w:vAlign w:val="center"/>
           </w:tcPr>
           <w:p>
-            <w:r>
-              <w:rPr>
-                <w:rFonts w:ascii="Arial" w:cs="Arial" w:eastAsia="Arial" w:hAnsi="Arial"/>
-                <w:color w:val="222222"/>
-                <w:sz w:val="14"/>
+            <w:pPr>
+              <w:spacing w:after="0" w:before="0"/>
+            </w:pPr>
+            <w:r>
+              <w:rPr>
+                <w:rFonts w:ascii="Arial" w:cs="Arial" w:eastAsia="Arial" w:hAnsi="Arial"/>
+                <w:color w:val="222222"/>
+                <w:sz w:val="15"/>
                 <w:szCs w:val="14"/>
               </w:rPr>
               <w:t xml:space="preserve">NJ Div. of Consumer Affairs</w:t>
@@ -7034,11 +7887,14 @@
             <w:vAlign w:val="center"/>
           </w:tcPr>
           <w:p>
-            <w:r>
-              <w:rPr>
-                <w:rFonts w:ascii="Arial" w:cs="Arial" w:eastAsia="Arial" w:hAnsi="Arial"/>
-                <w:color w:val="222222"/>
-                <w:sz w:val="14"/>
+            <w:pPr>
+              <w:spacing w:after="0" w:before="0"/>
+            </w:pPr>
+            <w:r>
+              <w:rPr>
+                <w:rFonts w:ascii="Arial" w:cs="Arial" w:eastAsia="Arial" w:hAnsi="Arial"/>
+                <w:color w:val="222222"/>
+                <w:sz w:val="15"/>
                 <w:szCs w:val="14"/>
               </w:rPr>
               <w:t xml:space="preserve">Y — home health CON (2025 call postponed)</w:t>
@@ -7057,11 +7913,14 @@
             <w:vAlign w:val="center"/>
           </w:tcPr>
           <w:p>
-            <w:r>
-              <w:rPr>
-                <w:rFonts w:ascii="Arial" w:cs="Arial" w:eastAsia="Arial" w:hAnsi="Arial"/>
-                <w:color w:val="222222"/>
-                <w:sz w:val="14"/>
+            <w:pPr>
+              <w:spacing w:after="0" w:before="0"/>
+            </w:pPr>
+            <w:r>
+              <w:rPr>
+                <w:rFonts w:ascii="Arial" w:cs="Arial" w:eastAsia="Arial" w:hAnsi="Arial"/>
+                <w:color w:val="222222"/>
+                <w:sz w:val="15"/>
                 <w:szCs w:val="14"/>
               </w:rPr>
               <w:t xml:space="preserve">Delegation-based; no fixed interval confirmed</w:t>
@@ -7080,11 +7939,14 @@
             <w:vAlign w:val="center"/>
           </w:tcPr>
           <w:p>
-            <w:r>
-              <w:rPr>
-                <w:rFonts w:ascii="Arial" w:cs="Arial" w:eastAsia="Arial" w:hAnsi="Arial"/>
-                <w:color w:val="222222"/>
-                <w:sz w:val="14"/>
+            <w:pPr>
+              <w:spacing w:after="0" w:before="0"/>
+            </w:pPr>
+            <w:r>
+              <w:rPr>
+                <w:rFonts w:ascii="Arial" w:cs="Arial" w:eastAsia="Arial" w:hAnsi="Arial"/>
+                <w:color w:val="222222"/>
+                <w:sz w:val="15"/>
                 <w:szCs w:val="14"/>
               </w:rPr>
               <w:t xml:space="preserve">MCO choice / open (planned)</w:t>
@@ -7103,11 +7965,14 @@
             <w:vAlign w:val="center"/>
           </w:tcPr>
           <w:p>
-            <w:r>
-              <w:rPr>
-                <w:rFonts w:ascii="Arial" w:cs="Arial" w:eastAsia="Arial" w:hAnsi="Arial"/>
-                <w:color w:val="222222"/>
-                <w:sz w:val="14"/>
+            <w:pPr>
+              <w:spacing w:after="0" w:before="0"/>
+            </w:pPr>
+            <w:r>
+              <w:rPr>
+                <w:rFonts w:ascii="Arial" w:cs="Arial" w:eastAsia="Arial" w:hAnsi="Arial"/>
+                <w:color w:val="222222"/>
+                <w:sz w:val="15"/>
                 <w:szCs w:val="14"/>
               </w:rPr>
               <w:t xml:space="preserve">Requires verification</w:t>
@@ -7126,11 +7991,14 @@
             <w:vAlign w:val="center"/>
           </w:tcPr>
           <w:p>
-            <w:r>
-              <w:rPr>
-                <w:rFonts w:ascii="Arial" w:cs="Arial" w:eastAsia="Arial" w:hAnsi="Arial"/>
-                <w:color w:val="222222"/>
-                <w:sz w:val="14"/>
+            <w:pPr>
+              <w:spacing w:after="0" w:before="0"/>
+            </w:pPr>
+            <w:r>
+              <w:rPr>
+                <w:rFonts w:ascii="Arial" w:cs="Arial" w:eastAsia="Arial" w:hAnsi="Arial"/>
+                <w:color w:val="222222"/>
+                <w:sz w:val="15"/>
                 <w:szCs w:val="14"/>
               </w:rPr>
               <w:t xml:space="preserve">Requires verification</w:t>
@@ -7149,11 +8017,14 @@
             <w:vAlign w:val="center"/>
           </w:tcPr>
           <w:p>
-            <w:r>
-              <w:rPr>
-                <w:rFonts w:ascii="Arial" w:cs="Arial" w:eastAsia="Arial" w:hAnsi="Arial"/>
-                <w:color w:val="222222"/>
-                <w:sz w:val="14"/>
+            <w:pPr>
+              <w:spacing w:after="0" w:before="0"/>
+            </w:pPr>
+            <w:r>
+              <w:rPr>
+                <w:rFonts w:ascii="Arial" w:cs="Arial" w:eastAsia="Arial" w:hAnsi="Arial"/>
+                <w:color w:val="222222"/>
+                <w:sz w:val="15"/>
                 <w:szCs w:val="14"/>
               </w:rPr>
               <w:t xml:space="preserve">N.J.A.C. 13:45B-14.7</w:t>
@@ -7178,11 +8049,14 @@
             <w:vAlign w:val="center"/>
           </w:tcPr>
           <w:p>
-            <w:r>
-              <w:rPr>
-                <w:rFonts w:ascii="Arial" w:cs="Arial" w:eastAsia="Arial" w:hAnsi="Arial"/>
-                <w:color w:val="222222"/>
-                <w:sz w:val="14"/>
+            <w:pPr>
+              <w:spacing w:after="0" w:before="0"/>
+            </w:pPr>
+            <w:r>
+              <w:rPr>
+                <w:rFonts w:ascii="Arial" w:cs="Arial" w:eastAsia="Arial" w:hAnsi="Arial"/>
+                <w:color w:val="222222"/>
+                <w:sz w:val="15"/>
                 <w:szCs w:val="14"/>
               </w:rPr>
               <w:t xml:space="preserve">New Mexico</w:t>
@@ -7202,11 +8076,14 @@
             <w:vAlign w:val="center"/>
           </w:tcPr>
           <w:p>
-            <w:r>
-              <w:rPr>
-                <w:rFonts w:ascii="Arial" w:cs="Arial" w:eastAsia="Arial" w:hAnsi="Arial"/>
-                <w:color w:val="222222"/>
-                <w:sz w:val="14"/>
+            <w:pPr>
+              <w:spacing w:after="0" w:before="0"/>
+            </w:pPr>
+            <w:r>
+              <w:rPr>
+                <w:rFonts w:ascii="Arial" w:cs="Arial" w:eastAsia="Arial" w:hAnsi="Arial"/>
+                <w:color w:val="222222"/>
+                <w:sz w:val="15"/>
                 <w:szCs w:val="14"/>
               </w:rPr>
               <w:t xml:space="preserve">Y</w:t>
@@ -7226,11 +8103,14 @@
             <w:vAlign w:val="center"/>
           </w:tcPr>
           <w:p>
-            <w:r>
-              <w:rPr>
-                <w:rFonts w:ascii="Arial" w:cs="Arial" w:eastAsia="Arial" w:hAnsi="Arial"/>
-                <w:color w:val="222222"/>
-                <w:sz w:val="14"/>
+            <w:pPr>
+              <w:spacing w:after="0" w:before="0"/>
+            </w:pPr>
+            <w:r>
+              <w:rPr>
+                <w:rFonts w:ascii="Arial" w:cs="Arial" w:eastAsia="Arial" w:hAnsi="Arial"/>
+                <w:color w:val="222222"/>
+                <w:sz w:val="15"/>
                 <w:szCs w:val="14"/>
               </w:rPr>
               <w:t xml:space="preserve">NM Dept. of Health</w:t>
@@ -7250,11 +8130,14 @@
             <w:vAlign w:val="center"/>
           </w:tcPr>
           <w:p>
-            <w:r>
-              <w:rPr>
-                <w:rFonts w:ascii="Arial" w:cs="Arial" w:eastAsia="Arial" w:hAnsi="Arial"/>
-                <w:color w:val="222222"/>
-                <w:sz w:val="14"/>
+            <w:pPr>
+              <w:spacing w:after="0" w:before="0"/>
+            </w:pPr>
+            <w:r>
+              <w:rPr>
+                <w:rFonts w:ascii="Arial" w:cs="Arial" w:eastAsia="Arial" w:hAnsi="Arial"/>
+                <w:color w:val="222222"/>
+                <w:sz w:val="15"/>
                 <w:szCs w:val="14"/>
               </w:rPr>
               <w:t xml:space="preserve">N</w:t>
@@ -7274,11 +8157,14 @@
             <w:vAlign w:val="center"/>
           </w:tcPr>
           <w:p>
-            <w:r>
-              <w:rPr>
-                <w:rFonts w:ascii="Arial" w:cs="Arial" w:eastAsia="Arial" w:hAnsi="Arial"/>
-                <w:color w:val="222222"/>
-                <w:sz w:val="14"/>
+            <w:pPr>
+              <w:spacing w:after="0" w:before="0"/>
+            </w:pPr>
+            <w:r>
+              <w:rPr>
+                <w:rFonts w:ascii="Arial" w:cs="Arial" w:eastAsia="Arial" w:hAnsi="Arial"/>
+                <w:color w:val="222222"/>
+                <w:sz w:val="15"/>
                 <w:szCs w:val="14"/>
               </w:rPr>
               <w:t xml:space="preserve">Requires verification</w:t>
@@ -7298,11 +8184,14 @@
             <w:vAlign w:val="center"/>
           </w:tcPr>
           <w:p>
-            <w:r>
-              <w:rPr>
-                <w:rFonts w:ascii="Arial" w:cs="Arial" w:eastAsia="Arial" w:hAnsi="Arial"/>
-                <w:color w:val="222222"/>
-                <w:sz w:val="14"/>
+            <w:pPr>
+              <w:spacing w:after="0" w:before="0"/>
+            </w:pPr>
+            <w:r>
+              <w:rPr>
+                <w:rFonts w:ascii="Arial" w:cs="Arial" w:eastAsia="Arial" w:hAnsi="Arial"/>
+                <w:color w:val="222222"/>
+                <w:sz w:val="15"/>
                 <w:szCs w:val="14"/>
               </w:rPr>
               <w:t xml:space="preserve">Requires verification</w:t>
@@ -7322,11 +8211,14 @@
             <w:vAlign w:val="center"/>
           </w:tcPr>
           <w:p>
-            <w:r>
-              <w:rPr>
-                <w:rFonts w:ascii="Arial" w:cs="Arial" w:eastAsia="Arial" w:hAnsi="Arial"/>
-                <w:color w:val="222222"/>
-                <w:sz w:val="14"/>
+            <w:pPr>
+              <w:spacing w:after="0" w:before="0"/>
+            </w:pPr>
+            <w:r>
+              <w:rPr>
+                <w:rFonts w:ascii="Arial" w:cs="Arial" w:eastAsia="Arial" w:hAnsi="Arial"/>
+                <w:color w:val="222222"/>
+                <w:sz w:val="15"/>
                 <w:szCs w:val="14"/>
               </w:rPr>
               <w:t xml:space="preserve">Requires verification</w:t>
@@ -7346,11 +8238,14 @@
             <w:vAlign w:val="center"/>
           </w:tcPr>
           <w:p>
-            <w:r>
-              <w:rPr>
-                <w:rFonts w:ascii="Arial" w:cs="Arial" w:eastAsia="Arial" w:hAnsi="Arial"/>
-                <w:color w:val="222222"/>
-                <w:sz w:val="14"/>
+            <w:pPr>
+              <w:spacing w:after="0" w:before="0"/>
+            </w:pPr>
+            <w:r>
+              <w:rPr>
+                <w:rFonts w:ascii="Arial" w:cs="Arial" w:eastAsia="Arial" w:hAnsi="Arial"/>
+                <w:color w:val="222222"/>
+                <w:sz w:val="15"/>
                 <w:szCs w:val="14"/>
               </w:rPr>
               <w:t xml:space="preserve">Requires verification</w:t>
@@ -7370,11 +8265,14 @@
             <w:vAlign w:val="center"/>
           </w:tcPr>
           <w:p>
-            <w:r>
-              <w:rPr>
-                <w:rFonts w:ascii="Arial" w:cs="Arial" w:eastAsia="Arial" w:hAnsi="Arial"/>
-                <w:color w:val="222222"/>
-                <w:sz w:val="14"/>
+            <w:pPr>
+              <w:spacing w:after="0" w:before="0"/>
+            </w:pPr>
+            <w:r>
+              <w:rPr>
+                <w:rFonts w:ascii="Arial" w:cs="Arial" w:eastAsia="Arial" w:hAnsi="Arial"/>
+                <w:color w:val="222222"/>
+                <w:sz w:val="15"/>
                 <w:szCs w:val="14"/>
               </w:rPr>
               <w:t xml:space="preserve">NMDOH</w:t>
@@ -7398,11 +8296,14 @@
             <w:vAlign w:val="center"/>
           </w:tcPr>
           <w:p>
-            <w:r>
-              <w:rPr>
-                <w:rFonts w:ascii="Arial" w:cs="Arial" w:eastAsia="Arial" w:hAnsi="Arial"/>
-                <w:color w:val="222222"/>
-                <w:sz w:val="14"/>
+            <w:pPr>
+              <w:spacing w:after="0" w:before="0"/>
+            </w:pPr>
+            <w:r>
+              <w:rPr>
+                <w:rFonts w:ascii="Arial" w:cs="Arial" w:eastAsia="Arial" w:hAnsi="Arial"/>
+                <w:color w:val="222222"/>
+                <w:sz w:val="15"/>
                 <w:szCs w:val="14"/>
               </w:rPr>
               <w:t xml:space="preserve">New York</w:t>
@@ -7421,11 +8322,14 @@
             <w:vAlign w:val="center"/>
           </w:tcPr>
           <w:p>
-            <w:r>
-              <w:rPr>
-                <w:rFonts w:ascii="Arial" w:cs="Arial" w:eastAsia="Arial" w:hAnsi="Arial"/>
-                <w:color w:val="222222"/>
-                <w:sz w:val="14"/>
+            <w:pPr>
+              <w:spacing w:after="0" w:before="0"/>
+            </w:pPr>
+            <w:r>
+              <w:rPr>
+                <w:rFonts w:ascii="Arial" w:cs="Arial" w:eastAsia="Arial" w:hAnsi="Arial"/>
+                <w:color w:val="222222"/>
+                <w:sz w:val="15"/>
                 <w:szCs w:val="14"/>
               </w:rPr>
               <w:t xml:space="preserve">Y — Licensed Home Care Services Agency (LHCSA)</w:t>
@@ -7444,11 +8348,14 @@
             <w:vAlign w:val="center"/>
           </w:tcPr>
           <w:p>
-            <w:r>
-              <w:rPr>
-                <w:rFonts w:ascii="Arial" w:cs="Arial" w:eastAsia="Arial" w:hAnsi="Arial"/>
-                <w:color w:val="222222"/>
-                <w:sz w:val="14"/>
+            <w:pPr>
+              <w:spacing w:after="0" w:before="0"/>
+            </w:pPr>
+            <w:r>
+              <w:rPr>
+                <w:rFonts w:ascii="Arial" w:cs="Arial" w:eastAsia="Arial" w:hAnsi="Arial"/>
+                <w:color w:val="222222"/>
+                <w:sz w:val="15"/>
                 <w:szCs w:val="14"/>
               </w:rPr>
               <w:t xml:space="preserve">NY State Dept. of Health</w:t>
@@ -7467,11 +8374,14 @@
             <w:vAlign w:val="center"/>
           </w:tcPr>
           <w:p>
-            <w:r>
-              <w:rPr>
-                <w:rFonts w:ascii="Arial" w:cs="Arial" w:eastAsia="Arial" w:hAnsi="Arial"/>
-                <w:color w:val="222222"/>
-                <w:sz w:val="14"/>
+            <w:pPr>
+              <w:spacing w:after="0" w:before="0"/>
+            </w:pPr>
+            <w:r>
+              <w:rPr>
+                <w:rFonts w:ascii="Arial" w:cs="Arial" w:eastAsia="Arial" w:hAnsi="Arial"/>
+                <w:color w:val="222222"/>
+                <w:sz w:val="15"/>
                 <w:szCs w:val="14"/>
               </w:rPr>
               <w:t xml:space="preserve">Y — public-need/CON review applies to LHCSAs (major exception)</w:t>
@@ -7490,11 +8400,14 @@
             <w:vAlign w:val="center"/>
           </w:tcPr>
           <w:p>
-            <w:r>
-              <w:rPr>
-                <w:rFonts w:ascii="Arial" w:cs="Arial" w:eastAsia="Arial" w:hAnsi="Arial"/>
-                <w:color w:val="222222"/>
-                <w:sz w:val="14"/>
+            <w:pPr>
+              <w:spacing w:after="0" w:before="0"/>
+            </w:pPr>
+            <w:r>
+              <w:rPr>
+                <w:rFonts w:ascii="Arial" w:cs="Arial" w:eastAsia="Arial" w:hAnsi="Arial"/>
+                <w:color w:val="222222"/>
+                <w:sz w:val="15"/>
                 <w:szCs w:val="14"/>
               </w:rPr>
               <w:t xml:space="preserve">Requires verification</w:t>
@@ -7513,11 +8426,14 @@
             <w:vAlign w:val="center"/>
           </w:tcPr>
           <w:p>
-            <w:r>
-              <w:rPr>
-                <w:rFonts w:ascii="Arial" w:cs="Arial" w:eastAsia="Arial" w:hAnsi="Arial"/>
-                <w:color w:val="222222"/>
-                <w:sz w:val="14"/>
+            <w:pPr>
+              <w:spacing w:after="0" w:before="0"/>
+            </w:pPr>
+            <w:r>
+              <w:rPr>
+                <w:rFonts w:ascii="Arial" w:cs="Arial" w:eastAsia="Arial" w:hAnsi="Arial"/>
+                <w:color w:val="222222"/>
+                <w:sz w:val="15"/>
                 <w:szCs w:val="14"/>
               </w:rPr>
               <w:t xml:space="preserve">MCO choice</w:t>
@@ -7536,11 +8452,14 @@
             <w:vAlign w:val="center"/>
           </w:tcPr>
           <w:p>
-            <w:r>
-              <w:rPr>
-                <w:rFonts w:ascii="Arial" w:cs="Arial" w:eastAsia="Arial" w:hAnsi="Arial"/>
-                <w:color w:val="222222"/>
-                <w:sz w:val="14"/>
+            <w:pPr>
+              <w:spacing w:after="0" w:before="0"/>
+            </w:pPr>
+            <w:r>
+              <w:rPr>
+                <w:rFonts w:ascii="Arial" w:cs="Arial" w:eastAsia="Arial" w:hAnsi="Arial"/>
+                <w:color w:val="222222"/>
+                <w:sz w:val="15"/>
                 <w:szCs w:val="14"/>
               </w:rPr>
               <w:t xml:space="preserve">Requires verification</w:t>
@@ -7559,11 +8478,14 @@
             <w:vAlign w:val="center"/>
           </w:tcPr>
           <w:p>
-            <w:r>
-              <w:rPr>
-                <w:rFonts w:ascii="Arial" w:cs="Arial" w:eastAsia="Arial" w:hAnsi="Arial"/>
-                <w:color w:val="222222"/>
-                <w:sz w:val="14"/>
+            <w:pPr>
+              <w:spacing w:after="0" w:before="0"/>
+            </w:pPr>
+            <w:r>
+              <w:rPr>
+                <w:rFonts w:ascii="Arial" w:cs="Arial" w:eastAsia="Arial" w:hAnsi="Arial"/>
+                <w:color w:val="222222"/>
+                <w:sz w:val="15"/>
                 <w:szCs w:val="14"/>
               </w:rPr>
               <w:t xml:space="preserve">Requires verification</w:t>
@@ -7582,11 +8504,14 @@
             <w:vAlign w:val="center"/>
           </w:tcPr>
           <w:p>
-            <w:r>
-              <w:rPr>
-                <w:rFonts w:ascii="Arial" w:cs="Arial" w:eastAsia="Arial" w:hAnsi="Arial"/>
-                <w:color w:val="222222"/>
-                <w:sz w:val="14"/>
+            <w:pPr>
+              <w:spacing w:after="0" w:before="0"/>
+            </w:pPr>
+            <w:r>
+              <w:rPr>
+                <w:rFonts w:ascii="Arial" w:cs="Arial" w:eastAsia="Arial" w:hAnsi="Arial"/>
+                <w:color w:val="222222"/>
+                <w:sz w:val="15"/>
                 <w:szCs w:val="14"/>
               </w:rPr>
               <w:t xml:space="preserve">PHL Art. 36 §3605; NYSDOH</w:t>
@@ -7611,10 +8536,13 @@
             <w:vAlign w:val="center"/>
           </w:tcPr>
           <w:p>
+            <w:pPr>
+              <w:spacing w:after="0" w:before="0"/>
+            </w:pPr>
             <w:r>
               <w:rPr>
                 <w:rFonts w:ascii="Arial" w:hAnsi="Arial"/>
-                <w:sz w:val="14"/>
+                <w:sz w:val="15"/>
               </w:rPr>
               <w:t>North Carolina</w:t>
             </w:r>
@@ -7633,10 +8561,13 @@
             <w:vAlign w:val="center"/>
           </w:tcPr>
           <w:p>
+            <w:pPr>
+              <w:spacing w:after="0" w:before="0"/>
+            </w:pPr>
             <w:r>
               <w:rPr>
                 <w:rFonts w:ascii="Arial" w:hAnsi="Arial"/>
-                <w:sz w:val="14"/>
+                <w:sz w:val="15"/>
               </w:rPr>
               <w:t>Y — Home Care Agency</w:t>
             </w:r>
@@ -7655,10 +8586,13 @@
             <w:vAlign w:val="center"/>
           </w:tcPr>
           <w:p>
+            <w:pPr>
+              <w:spacing w:after="0" w:before="0"/>
+            </w:pPr>
             <w:r>
               <w:rPr>
                 <w:rFonts w:ascii="Arial" w:hAnsi="Arial"/>
-                <w:sz w:val="14"/>
+                <w:sz w:val="15"/>
               </w:rPr>
               <w:t>NC DHHS, Division of Health Service Regulation</w:t>
             </w:r>
@@ -7677,10 +8611,13 @@
             <w:vAlign w:val="center"/>
           </w:tcPr>
           <w:p>
+            <w:pPr>
+              <w:spacing w:after="0" w:before="0"/>
+            </w:pPr>
             <w:r>
               <w:rPr>
                 <w:rFonts w:ascii="Arial" w:hAnsi="Arial"/>
-                <w:sz w:val="14"/>
+                <w:sz w:val="15"/>
               </w:rPr>
               <w:t>N for ordinary home care licensure; CON applies to certified home health agencies</w:t>
             </w:r>
@@ -7699,10 +8636,13 @@
             <w:vAlign w:val="center"/>
           </w:tcPr>
           <w:p>
+            <w:pPr>
+              <w:spacing w:after="0" w:before="0"/>
+            </w:pPr>
             <w:r>
               <w:rPr>
                 <w:rFonts w:ascii="Arial" w:hAnsi="Arial"/>
-                <w:sz w:val="14"/>
+                <w:sz w:val="15"/>
               </w:rPr>
               <w:t>Requires verification</w:t>
             </w:r>
@@ -7721,10 +8661,13 @@
             <w:vAlign w:val="center"/>
           </w:tcPr>
           <w:p>
+            <w:pPr>
+              <w:spacing w:after="0" w:before="0"/>
+            </w:pPr>
             <w:r>
               <w:rPr>
                 <w:rFonts w:ascii="Arial" w:hAnsi="Arial"/>
-                <w:sz w:val="14"/>
+                <w:sz w:val="15"/>
               </w:rPr>
               <w:t>Open / program-specific</w:t>
             </w:r>
@@ -7743,10 +8686,13 @@
             <w:vAlign w:val="center"/>
           </w:tcPr>
           <w:p>
+            <w:pPr>
+              <w:spacing w:after="0" w:before="0"/>
+            </w:pPr>
             <w:r>
               <w:rPr>
                 <w:rFonts w:ascii="Arial" w:hAnsi="Arial"/>
-                <w:sz w:val="14"/>
+                <w:sz w:val="15"/>
               </w:rPr>
               <w:t>No bond requirement identified in 10A NCAC 13J; verify current rules</w:t>
             </w:r>
@@ -7765,10 +8711,13 @@
             <w:vAlign w:val="center"/>
           </w:tcPr>
           <w:p>
+            <w:pPr>
+              <w:spacing w:after="0" w:before="0"/>
+            </w:pPr>
             <w:r>
               <w:rPr>
                 <w:rFonts w:ascii="Arial" w:hAnsi="Arial"/>
-                <w:sz w:val="14"/>
+                <w:sz w:val="15"/>
               </w:rPr>
               <w:t>Annual</w:t>
             </w:r>
@@ -7787,10 +8736,13 @@
             <w:vAlign w:val="center"/>
           </w:tcPr>
           <w:p>
+            <w:pPr>
+              <w:spacing w:after="0" w:before="0"/>
+            </w:pPr>
             <w:r>
               <w:rPr>
                 <w:rFonts w:ascii="Arial" w:hAnsi="Arial"/>
-                <w:sz w:val="14"/>
+                <w:sz w:val="15"/>
               </w:rPr>
               <w:t>NC DHSR — Requirements for Establishing a Home Care Agency; 10A NCAC 13J</w:t>
             </w:r>
@@ -7813,10 +8765,13 @@
             <w:vAlign w:val="center"/>
           </w:tcPr>
           <w:p>
+            <w:pPr>
+              <w:spacing w:after="0" w:before="0"/>
+            </w:pPr>
             <w:r>
               <w:rPr>
                 <w:rFonts w:ascii="Arial" w:hAnsi="Arial"/>
-                <w:sz w:val="14"/>
+                <w:sz w:val="15"/>
               </w:rPr>
               <w:t>North Dakota</w:t>
             </w:r>
@@ -7834,10 +8789,13 @@
             <w:vAlign w:val="center"/>
           </w:tcPr>
           <w:p>
+            <w:pPr>
+              <w:spacing w:after="0" w:before="0"/>
+            </w:pPr>
             <w:r>
               <w:rPr>
                 <w:rFonts w:ascii="Arial" w:hAnsi="Arial"/>
-                <w:sz w:val="14"/>
+                <w:sz w:val="15"/>
               </w:rPr>
               <w:t>Y</w:t>
             </w:r>
@@ -7855,10 +8813,13 @@
             <w:vAlign w:val="center"/>
           </w:tcPr>
           <w:p>
+            <w:pPr>
+              <w:spacing w:after="0" w:before="0"/>
+            </w:pPr>
             <w:r>
               <w:rPr>
                 <w:rFonts w:ascii="Arial" w:hAnsi="Arial"/>
-                <w:sz w:val="14"/>
+                <w:sz w:val="15"/>
               </w:rPr>
               <w:t>ND Dept. of Health &amp; Human Services</w:t>
             </w:r>
@@ -7876,10 +8837,13 @@
             <w:vAlign w:val="center"/>
           </w:tcPr>
           <w:p>
+            <w:pPr>
+              <w:spacing w:after="0" w:before="0"/>
+            </w:pPr>
             <w:r>
               <w:rPr>
                 <w:rFonts w:ascii="Arial" w:hAnsi="Arial"/>
-                <w:sz w:val="14"/>
+                <w:sz w:val="15"/>
               </w:rPr>
               <w:t>N — state CON requirement repealed; verify any program-specific approvals</w:t>
             </w:r>
@@ -7897,10 +8861,13 @@
             <w:vAlign w:val="center"/>
           </w:tcPr>
           <w:p>
+            <w:pPr>
+              <w:spacing w:after="0" w:before="0"/>
+            </w:pPr>
             <w:r>
               <w:rPr>
                 <w:rFonts w:ascii="Arial" w:hAnsi="Arial"/>
-                <w:sz w:val="14"/>
+                <w:sz w:val="15"/>
               </w:rPr>
               <w:t>Requires verification</w:t>
             </w:r>
@@ -7918,10 +8885,13 @@
             <w:vAlign w:val="center"/>
           </w:tcPr>
           <w:p>
+            <w:pPr>
+              <w:spacing w:after="0" w:before="0"/>
+            </w:pPr>
             <w:r>
               <w:rPr>
                 <w:rFonts w:ascii="Arial" w:hAnsi="Arial"/>
-                <w:sz w:val="14"/>
+                <w:sz w:val="15"/>
               </w:rPr>
               <w:t>Requires verification</w:t>
             </w:r>
@@ -7939,10 +8909,13 @@
             <w:vAlign w:val="center"/>
           </w:tcPr>
           <w:p>
+            <w:pPr>
+              <w:spacing w:after="0" w:before="0"/>
+            </w:pPr>
             <w:r>
               <w:rPr>
                 <w:rFonts w:ascii="Arial" w:hAnsi="Arial"/>
-                <w:sz w:val="14"/>
+                <w:sz w:val="15"/>
               </w:rPr>
               <w:t>Requires verification</w:t>
             </w:r>
@@ -7960,10 +8933,13 @@
             <w:vAlign w:val="center"/>
           </w:tcPr>
           <w:p>
+            <w:pPr>
+              <w:spacing w:after="0" w:before="0"/>
+            </w:pPr>
             <w:r>
               <w:rPr>
                 <w:rFonts w:ascii="Arial" w:hAnsi="Arial"/>
-                <w:sz w:val="14"/>
+                <w:sz w:val="15"/>
               </w:rPr>
               <w:t>Requires verification</w:t>
             </w:r>
@@ -7981,10 +8957,13 @@
             <w:vAlign w:val="center"/>
           </w:tcPr>
           <w:p>
+            <w:pPr>
+              <w:spacing w:after="0" w:before="0"/>
+            </w:pPr>
             <w:r>
               <w:rPr>
                 <w:rFonts w:ascii="Arial" w:hAnsi="Arial"/>
-                <w:sz w:val="14"/>
+                <w:sz w:val="15"/>
               </w:rPr>
               <w:t>ND HHS; N.D. Century Code (CON provisions repealed)</w:t>
             </w:r>
@@ -8008,11 +8987,14 @@
             <w:vAlign w:val="center"/>
           </w:tcPr>
           <w:p>
-            <w:r>
-              <w:rPr>
-                <w:rFonts w:ascii="Arial" w:cs="Arial" w:eastAsia="Arial" w:hAnsi="Arial"/>
-                <w:color w:val="222222"/>
-                <w:sz w:val="14"/>
+            <w:pPr>
+              <w:spacing w:after="0" w:before="0"/>
+            </w:pPr>
+            <w:r>
+              <w:rPr>
+                <w:rFonts w:ascii="Arial" w:cs="Arial" w:eastAsia="Arial" w:hAnsi="Arial"/>
+                <w:color w:val="222222"/>
+                <w:sz w:val="15"/>
                 <w:szCs w:val="14"/>
               </w:rPr>
               <w:t xml:space="preserve">Ohio</w:t>
@@ -8032,11 +9014,14 @@
             <w:vAlign w:val="center"/>
           </w:tcPr>
           <w:p>
-            <w:r>
-              <w:rPr>
-                <w:rFonts w:ascii="Arial" w:cs="Arial" w:eastAsia="Arial" w:hAnsi="Arial"/>
-                <w:color w:val="222222"/>
-                <w:sz w:val="14"/>
+            <w:pPr>
+              <w:spacing w:after="0" w:before="0"/>
+            </w:pPr>
+            <w:r>
+              <w:rPr>
+                <w:rFonts w:ascii="Arial" w:cs="Arial" w:eastAsia="Arial" w:hAnsi="Arial"/>
+                <w:color w:val="222222"/>
+                <w:sz w:val="15"/>
                 <w:szCs w:val="14"/>
               </w:rPr>
               <w:t xml:space="preserve">Y — non-medical via Medicaid certification; otherwise minimal</w:t>
@@ -8056,11 +9041,14 @@
             <w:vAlign w:val="center"/>
           </w:tcPr>
           <w:p>
-            <w:r>
-              <w:rPr>
-                <w:rFonts w:ascii="Arial" w:cs="Arial" w:eastAsia="Arial" w:hAnsi="Arial"/>
-                <w:color w:val="222222"/>
-                <w:sz w:val="14"/>
+            <w:pPr>
+              <w:spacing w:after="0" w:before="0"/>
+            </w:pPr>
+            <w:r>
+              <w:rPr>
+                <w:rFonts w:ascii="Arial" w:cs="Arial" w:eastAsia="Arial" w:hAnsi="Arial"/>
+                <w:color w:val="222222"/>
+                <w:sz w:val="15"/>
                 <w:szCs w:val="14"/>
               </w:rPr>
               <w:t xml:space="preserve">OH Dept. of Health / OH Dept. of Medicaid</w:t>
@@ -8080,11 +9068,14 @@
             <w:vAlign w:val="center"/>
           </w:tcPr>
           <w:p>
-            <w:r>
-              <w:rPr>
-                <w:rFonts w:ascii="Arial" w:cs="Arial" w:eastAsia="Arial" w:hAnsi="Arial"/>
-                <w:color w:val="222222"/>
-                <w:sz w:val="14"/>
+            <w:pPr>
+              <w:spacing w:after="0" w:before="0"/>
+            </w:pPr>
+            <w:r>
+              <w:rPr>
+                <w:rFonts w:ascii="Arial" w:cs="Arial" w:eastAsia="Arial" w:hAnsi="Arial"/>
+                <w:color w:val="222222"/>
+                <w:sz w:val="15"/>
                 <w:szCs w:val="14"/>
               </w:rPr>
               <w:t xml:space="preserve">N</w:t>
@@ -8104,11 +9095,14 @@
             <w:vAlign w:val="center"/>
           </w:tcPr>
           <w:p>
-            <w:r>
-              <w:rPr>
-                <w:rFonts w:ascii="Arial" w:cs="Arial" w:eastAsia="Arial" w:hAnsi="Arial"/>
-                <w:color w:val="222222"/>
-                <w:sz w:val="14"/>
+            <w:pPr>
+              <w:spacing w:after="0" w:before="0"/>
+            </w:pPr>
+            <w:r>
+              <w:rPr>
+                <w:rFonts w:ascii="Arial" w:cs="Arial" w:eastAsia="Arial" w:hAnsi="Arial"/>
+                <w:color w:val="222222"/>
+                <w:sz w:val="15"/>
                 <w:szCs w:val="14"/>
               </w:rPr>
               <w:t xml:space="preserve">Requires verification</w:t>
@@ -8128,11 +9122,14 @@
             <w:vAlign w:val="center"/>
           </w:tcPr>
           <w:p>
-            <w:r>
-              <w:rPr>
-                <w:rFonts w:ascii="Arial" w:cs="Arial" w:eastAsia="Arial" w:hAnsi="Arial"/>
-                <w:color w:val="222222"/>
-                <w:sz w:val="14"/>
+            <w:pPr>
+              <w:spacing w:after="0" w:before="0"/>
+            </w:pPr>
+            <w:r>
+              <w:rPr>
+                <w:rFonts w:ascii="Arial" w:cs="Arial" w:eastAsia="Arial" w:hAnsi="Arial"/>
+                <w:color w:val="222222"/>
+                <w:sz w:val="15"/>
                 <w:szCs w:val="14"/>
               </w:rPr>
               <w:t xml:space="preserve">Open (Sandata)</w:t>
@@ -8152,11 +9149,14 @@
             <w:vAlign w:val="center"/>
           </w:tcPr>
           <w:p>
-            <w:r>
-              <w:rPr>
-                <w:rFonts w:ascii="Arial" w:cs="Arial" w:eastAsia="Arial" w:hAnsi="Arial"/>
-                <w:color w:val="222222"/>
-                <w:sz w:val="14"/>
+            <w:pPr>
+              <w:spacing w:after="0" w:before="0"/>
+            </w:pPr>
+            <w:r>
+              <w:rPr>
+                <w:rFonts w:ascii="Arial" w:cs="Arial" w:eastAsia="Arial" w:hAnsi="Arial"/>
+                <w:color w:val="222222"/>
+                <w:sz w:val="15"/>
                 <w:szCs w:val="14"/>
               </w:rPr>
               <w:t xml:space="preserve">Requires verification</w:t>
@@ -8176,11 +9176,14 @@
             <w:vAlign w:val="center"/>
           </w:tcPr>
           <w:p>
-            <w:r>
-              <w:rPr>
-                <w:rFonts w:ascii="Arial" w:cs="Arial" w:eastAsia="Arial" w:hAnsi="Arial"/>
-                <w:color w:val="222222"/>
-                <w:sz w:val="14"/>
+            <w:pPr>
+              <w:spacing w:after="0" w:before="0"/>
+            </w:pPr>
+            <w:r>
+              <w:rPr>
+                <w:rFonts w:ascii="Arial" w:cs="Arial" w:eastAsia="Arial" w:hAnsi="Arial"/>
+                <w:color w:val="222222"/>
+                <w:sz w:val="15"/>
                 <w:szCs w:val="14"/>
               </w:rPr>
               <w:t xml:space="preserve">Requires verification</w:t>
@@ -8200,11 +9203,14 @@
             <w:vAlign w:val="center"/>
           </w:tcPr>
           <w:p>
-            <w:r>
-              <w:rPr>
-                <w:rFonts w:ascii="Arial" w:cs="Arial" w:eastAsia="Arial" w:hAnsi="Arial"/>
-                <w:color w:val="222222"/>
-                <w:sz w:val="14"/>
+            <w:pPr>
+              <w:spacing w:after="0" w:before="0"/>
+            </w:pPr>
+            <w:r>
+              <w:rPr>
+                <w:rFonts w:ascii="Arial" w:cs="Arial" w:eastAsia="Arial" w:hAnsi="Arial"/>
+                <w:color w:val="222222"/>
+                <w:sz w:val="15"/>
                 <w:szCs w:val="14"/>
               </w:rPr>
               <w:t xml:space="preserve">ODH/ODM</w:t>
@@ -8228,11 +9234,14 @@
             <w:vAlign w:val="center"/>
           </w:tcPr>
           <w:p>
-            <w:r>
-              <w:rPr>
-                <w:rFonts w:ascii="Arial" w:cs="Arial" w:eastAsia="Arial" w:hAnsi="Arial"/>
-                <w:color w:val="222222"/>
-                <w:sz w:val="14"/>
+            <w:pPr>
+              <w:spacing w:after="0" w:before="0"/>
+            </w:pPr>
+            <w:r>
+              <w:rPr>
+                <w:rFonts w:ascii="Arial" w:cs="Arial" w:eastAsia="Arial" w:hAnsi="Arial"/>
+                <w:color w:val="222222"/>
+                <w:sz w:val="15"/>
                 <w:szCs w:val="14"/>
               </w:rPr>
               <w:t xml:space="preserve">Oklahoma</w:t>
@@ -8251,11 +9260,14 @@
             <w:vAlign w:val="center"/>
           </w:tcPr>
           <w:p>
-            <w:r>
-              <w:rPr>
-                <w:rFonts w:ascii="Arial" w:cs="Arial" w:eastAsia="Arial" w:hAnsi="Arial"/>
-                <w:color w:val="222222"/>
-                <w:sz w:val="14"/>
+            <w:pPr>
+              <w:spacing w:after="0" w:before="0"/>
+            </w:pPr>
+            <w:r>
+              <w:rPr>
+                <w:rFonts w:ascii="Arial" w:cs="Arial" w:eastAsia="Arial" w:hAnsi="Arial"/>
+                <w:color w:val="222222"/>
+                <w:sz w:val="15"/>
                 <w:szCs w:val="14"/>
               </w:rPr>
               <w:t xml:space="preserve">Y</w:t>
@@ -8274,11 +9286,14 @@
             <w:vAlign w:val="center"/>
           </w:tcPr>
           <w:p>
-            <w:r>
-              <w:rPr>
-                <w:rFonts w:ascii="Arial" w:cs="Arial" w:eastAsia="Arial" w:hAnsi="Arial"/>
-                <w:color w:val="222222"/>
-                <w:sz w:val="14"/>
+            <w:pPr>
+              <w:spacing w:after="0" w:before="0"/>
+            </w:pPr>
+            <w:r>
+              <w:rPr>
+                <w:rFonts w:ascii="Arial" w:cs="Arial" w:eastAsia="Arial" w:hAnsi="Arial"/>
+                <w:color w:val="222222"/>
+                <w:sz w:val="15"/>
                 <w:szCs w:val="14"/>
               </w:rPr>
               <w:t xml:space="preserve">OK State Dept. of Health</w:t>
@@ -8297,11 +9312,14 @@
             <w:vAlign w:val="center"/>
           </w:tcPr>
           <w:p>
-            <w:r>
-              <w:rPr>
-                <w:rFonts w:ascii="Arial" w:cs="Arial" w:eastAsia="Arial" w:hAnsi="Arial"/>
-                <w:color w:val="222222"/>
-                <w:sz w:val="14"/>
+            <w:pPr>
+              <w:spacing w:after="0" w:before="0"/>
+            </w:pPr>
+            <w:r>
+              <w:rPr>
+                <w:rFonts w:ascii="Arial" w:cs="Arial" w:eastAsia="Arial" w:hAnsi="Arial"/>
+                <w:color w:val="222222"/>
+                <w:sz w:val="15"/>
                 <w:szCs w:val="14"/>
               </w:rPr>
               <w:t xml:space="preserve">N</w:t>
@@ -8320,11 +9338,14 @@
             <w:vAlign w:val="center"/>
           </w:tcPr>
           <w:p>
-            <w:r>
-              <w:rPr>
-                <w:rFonts w:ascii="Arial" w:cs="Arial" w:eastAsia="Arial" w:hAnsi="Arial"/>
-                <w:color w:val="222222"/>
-                <w:sz w:val="14"/>
+            <w:pPr>
+              <w:spacing w:after="0" w:before="0"/>
+            </w:pPr>
+            <w:r>
+              <w:rPr>
+                <w:rFonts w:ascii="Arial" w:cs="Arial" w:eastAsia="Arial" w:hAnsi="Arial"/>
+                <w:color w:val="222222"/>
+                <w:sz w:val="15"/>
                 <w:szCs w:val="14"/>
               </w:rPr>
               <w:t xml:space="preserve">Requires verification</w:t>
@@ -8343,11 +9364,14 @@
             <w:vAlign w:val="center"/>
           </w:tcPr>
           <w:p>
-            <w:r>
-              <w:rPr>
-                <w:rFonts w:ascii="Arial" w:cs="Arial" w:eastAsia="Arial" w:hAnsi="Arial"/>
-                <w:color w:val="222222"/>
-                <w:sz w:val="14"/>
+            <w:pPr>
+              <w:spacing w:after="0" w:before="0"/>
+            </w:pPr>
+            <w:r>
+              <w:rPr>
+                <w:rFonts w:ascii="Arial" w:cs="Arial" w:eastAsia="Arial" w:hAnsi="Arial"/>
+                <w:color w:val="222222"/>
+                <w:sz w:val="15"/>
                 <w:szCs w:val="14"/>
               </w:rPr>
               <w:t xml:space="preserve">Requires verification</w:t>
@@ -8366,11 +9390,14 @@
             <w:vAlign w:val="center"/>
           </w:tcPr>
           <w:p>
-            <w:r>
-              <w:rPr>
-                <w:rFonts w:ascii="Arial" w:cs="Arial" w:eastAsia="Arial" w:hAnsi="Arial"/>
-                <w:color w:val="222222"/>
-                <w:sz w:val="14"/>
+            <w:pPr>
+              <w:spacing w:after="0" w:before="0"/>
+            </w:pPr>
+            <w:r>
+              <w:rPr>
+                <w:rFonts w:ascii="Arial" w:cs="Arial" w:eastAsia="Arial" w:hAnsi="Arial"/>
+                <w:color w:val="222222"/>
+                <w:sz w:val="15"/>
                 <w:szCs w:val="14"/>
               </w:rPr>
               <w:t xml:space="preserve">Requires verification</w:t>
@@ -8389,11 +9416,14 @@
             <w:vAlign w:val="center"/>
           </w:tcPr>
           <w:p>
-            <w:r>
-              <w:rPr>
-                <w:rFonts w:ascii="Arial" w:cs="Arial" w:eastAsia="Arial" w:hAnsi="Arial"/>
-                <w:color w:val="222222"/>
-                <w:sz w:val="14"/>
+            <w:pPr>
+              <w:spacing w:after="0" w:before="0"/>
+            </w:pPr>
+            <w:r>
+              <w:rPr>
+                <w:rFonts w:ascii="Arial" w:cs="Arial" w:eastAsia="Arial" w:hAnsi="Arial"/>
+                <w:color w:val="222222"/>
+                <w:sz w:val="15"/>
                 <w:szCs w:val="14"/>
               </w:rPr>
               <w:t xml:space="preserve">Requires verification</w:t>
@@ -8412,11 +9442,14 @@
             <w:vAlign w:val="center"/>
           </w:tcPr>
           <w:p>
-            <w:r>
-              <w:rPr>
-                <w:rFonts w:ascii="Arial" w:cs="Arial" w:eastAsia="Arial" w:hAnsi="Arial"/>
-                <w:color w:val="222222"/>
-                <w:sz w:val="14"/>
+            <w:pPr>
+              <w:spacing w:after="0" w:before="0"/>
+            </w:pPr>
+            <w:r>
+              <w:rPr>
+                <w:rFonts w:ascii="Arial" w:cs="Arial" w:eastAsia="Arial" w:hAnsi="Arial"/>
+                <w:color w:val="222222"/>
+                <w:sz w:val="15"/>
                 <w:szCs w:val="14"/>
               </w:rPr>
               <w:t xml:space="preserve">OSDH</w:t>
@@ -8441,11 +9474,14 @@
             <w:vAlign w:val="center"/>
           </w:tcPr>
           <w:p>
-            <w:r>
-              <w:rPr>
-                <w:rFonts w:ascii="Arial" w:cs="Arial" w:eastAsia="Arial" w:hAnsi="Arial"/>
-                <w:color w:val="222222"/>
-                <w:sz w:val="14"/>
+            <w:pPr>
+              <w:spacing w:after="0" w:before="0"/>
+            </w:pPr>
+            <w:r>
+              <w:rPr>
+                <w:rFonts w:ascii="Arial" w:cs="Arial" w:eastAsia="Arial" w:hAnsi="Arial"/>
+                <w:color w:val="222222"/>
+                <w:sz w:val="15"/>
                 <w:szCs w:val="14"/>
               </w:rPr>
               <w:t xml:space="preserve">Oregon</w:t>
@@ -8465,11 +9501,14 @@
             <w:vAlign w:val="center"/>
           </w:tcPr>
           <w:p>
-            <w:r>
-              <w:rPr>
-                <w:rFonts w:ascii="Arial" w:cs="Arial" w:eastAsia="Arial" w:hAnsi="Arial"/>
-                <w:color w:val="222222"/>
-                <w:sz w:val="14"/>
+            <w:pPr>
+              <w:spacing w:after="0" w:before="0"/>
+            </w:pPr>
+            <w:r>
+              <w:rPr>
+                <w:rFonts w:ascii="Arial" w:cs="Arial" w:eastAsia="Arial" w:hAnsi="Arial"/>
+                <w:color w:val="222222"/>
+                <w:sz w:val="15"/>
                 <w:szCs w:val="14"/>
               </w:rPr>
               <w:t xml:space="preserve">Y — In-Home Care Agency (IHCA)</w:t>
@@ -8489,11 +9528,14 @@
             <w:vAlign w:val="center"/>
           </w:tcPr>
           <w:p>
-            <w:r>
-              <w:rPr>
-                <w:rFonts w:ascii="Arial" w:cs="Arial" w:eastAsia="Arial" w:hAnsi="Arial"/>
-                <w:color w:val="222222"/>
-                <w:sz w:val="14"/>
+            <w:pPr>
+              <w:spacing w:after="0" w:before="0"/>
+            </w:pPr>
+            <w:r>
+              <w:rPr>
+                <w:rFonts w:ascii="Arial" w:cs="Arial" w:eastAsia="Arial" w:hAnsi="Arial"/>
+                <w:color w:val="222222"/>
+                <w:sz w:val="15"/>
                 <w:szCs w:val="14"/>
               </w:rPr>
               <w:t xml:space="preserve">OR Health Authority, Health Facility Licensing &amp; Certification</w:t>
@@ -8513,11 +9555,14 @@
             <w:vAlign w:val="center"/>
           </w:tcPr>
           <w:p>
-            <w:r>
-              <w:rPr>
-                <w:rFonts w:ascii="Arial" w:cs="Arial" w:eastAsia="Arial" w:hAnsi="Arial"/>
-                <w:color w:val="222222"/>
-                <w:sz w:val="14"/>
+            <w:pPr>
+              <w:spacing w:after="0" w:before="0"/>
+            </w:pPr>
+            <w:r>
+              <w:rPr>
+                <w:rFonts w:ascii="Arial" w:cs="Arial" w:eastAsia="Arial" w:hAnsi="Arial"/>
+                <w:color w:val="222222"/>
+                <w:sz w:val="15"/>
                 <w:szCs w:val="14"/>
               </w:rPr>
               <w:t xml:space="preserve">N</w:t>
@@ -8537,11 +9582,14 @@
             <w:vAlign w:val="center"/>
           </w:tcPr>
           <w:p>
-            <w:r>
-              <w:rPr>
-                <w:rFonts w:ascii="Arial" w:cs="Arial" w:eastAsia="Arial" w:hAnsi="Arial"/>
-                <w:color w:val="222222"/>
-                <w:sz w:val="14"/>
+            <w:pPr>
+              <w:spacing w:after="0" w:before="0"/>
+            </w:pPr>
+            <w:r>
+              <w:rPr>
+                <w:rFonts w:ascii="Arial" w:cs="Arial" w:eastAsia="Arial" w:hAnsi="Arial"/>
+                <w:color w:val="222222"/>
+                <w:sz w:val="15"/>
                 <w:szCs w:val="14"/>
               </w:rPr>
               <w:t xml:space="preserve">Requires verification</w:t>
@@ -8561,11 +9609,14 @@
             <w:vAlign w:val="center"/>
           </w:tcPr>
           <w:p>
-            <w:r>
-              <w:rPr>
-                <w:rFonts w:ascii="Arial" w:cs="Arial" w:eastAsia="Arial" w:hAnsi="Arial"/>
-                <w:color w:val="222222"/>
-                <w:sz w:val="14"/>
+            <w:pPr>
+              <w:spacing w:after="0" w:before="0"/>
+            </w:pPr>
+            <w:r>
+              <w:rPr>
+                <w:rFonts w:ascii="Arial" w:cs="Arial" w:eastAsia="Arial" w:hAnsi="Arial"/>
+                <w:color w:val="222222"/>
+                <w:sz w:val="15"/>
                 <w:szCs w:val="14"/>
               </w:rPr>
               <w:t xml:space="preserve">Requires verification</w:t>
@@ -8585,11 +9636,14 @@
             <w:vAlign w:val="center"/>
           </w:tcPr>
           <w:p>
-            <w:r>
-              <w:rPr>
-                <w:rFonts w:ascii="Arial" w:cs="Arial" w:eastAsia="Arial" w:hAnsi="Arial"/>
-                <w:color w:val="222222"/>
-                <w:sz w:val="14"/>
+            <w:pPr>
+              <w:spacing w:after="0" w:before="0"/>
+            </w:pPr>
+            <w:r>
+              <w:rPr>
+                <w:rFonts w:ascii="Arial" w:cs="Arial" w:eastAsia="Arial" w:hAnsi="Arial"/>
+                <w:color w:val="222222"/>
+                <w:sz w:val="15"/>
                 <w:szCs w:val="14"/>
               </w:rPr>
               <w:t xml:space="preserve">No bond (liability insurance required instead)</w:t>
@@ -8609,11 +9663,14 @@
             <w:vAlign w:val="center"/>
           </w:tcPr>
           <w:p>
-            <w:r>
-              <w:rPr>
-                <w:rFonts w:ascii="Arial" w:cs="Arial" w:eastAsia="Arial" w:hAnsi="Arial"/>
-                <w:color w:val="222222"/>
-                <w:sz w:val="14"/>
+            <w:pPr>
+              <w:spacing w:after="0" w:before="0"/>
+            </w:pPr>
+            <w:r>
+              <w:rPr>
+                <w:rFonts w:ascii="Arial" w:cs="Arial" w:eastAsia="Arial" w:hAnsi="Arial"/>
+                <w:color w:val="222222"/>
+                <w:sz w:val="15"/>
                 <w:szCs w:val="14"/>
               </w:rPr>
               <w:t xml:space="preserve">Requires verification</w:t>
@@ -8633,11 +9690,14 @@
             <w:vAlign w:val="center"/>
           </w:tcPr>
           <w:p>
-            <w:r>
-              <w:rPr>
-                <w:rFonts w:ascii="Arial" w:cs="Arial" w:eastAsia="Arial" w:hAnsi="Arial"/>
-                <w:color w:val="222222"/>
-                <w:sz w:val="14"/>
+            <w:pPr>
+              <w:spacing w:after="0" w:before="0"/>
+            </w:pPr>
+            <w:r>
+              <w:rPr>
+                <w:rFonts w:ascii="Arial" w:cs="Arial" w:eastAsia="Arial" w:hAnsi="Arial"/>
+                <w:color w:val="222222"/>
+                <w:sz w:val="15"/>
                 <w:szCs w:val="14"/>
               </w:rPr>
               <w:t xml:space="preserve">ORS 443.315; OAR 333-536</w:t>
@@ -8661,11 +9721,14 @@
             <w:vAlign w:val="center"/>
           </w:tcPr>
           <w:p>
-            <w:r>
-              <w:rPr>
-                <w:rFonts w:ascii="Arial" w:cs="Arial" w:eastAsia="Arial" w:hAnsi="Arial"/>
-                <w:color w:val="222222"/>
-                <w:sz w:val="14"/>
+            <w:pPr>
+              <w:spacing w:after="0" w:before="0"/>
+            </w:pPr>
+            <w:r>
+              <w:rPr>
+                <w:rFonts w:ascii="Arial" w:cs="Arial" w:eastAsia="Arial" w:hAnsi="Arial"/>
+                <w:color w:val="222222"/>
+                <w:sz w:val="15"/>
                 <w:szCs w:val="14"/>
               </w:rPr>
               <w:t xml:space="preserve">Pennsylvania</w:t>
@@ -8684,11 +9747,14 @@
             <w:vAlign w:val="center"/>
           </w:tcPr>
           <w:p>
-            <w:r>
-              <w:rPr>
-                <w:rFonts w:ascii="Arial" w:cs="Arial" w:eastAsia="Arial" w:hAnsi="Arial"/>
-                <w:color w:val="222222"/>
-                <w:sz w:val="14"/>
+            <w:pPr>
+              <w:spacing w:after="0" w:before="0"/>
+            </w:pPr>
+            <w:r>
+              <w:rPr>
+                <w:rFonts w:ascii="Arial" w:cs="Arial" w:eastAsia="Arial" w:hAnsi="Arial"/>
+                <w:color w:val="222222"/>
+                <w:sz w:val="15"/>
                 <w:szCs w:val="14"/>
               </w:rPr>
               <w:t xml:space="preserve">Y — Home Care Agency/Registry</w:t>
@@ -8707,11 +9773,14 @@
             <w:vAlign w:val="center"/>
           </w:tcPr>
           <w:p>
-            <w:r>
-              <w:rPr>
-                <w:rFonts w:ascii="Arial" w:cs="Arial" w:eastAsia="Arial" w:hAnsi="Arial"/>
-                <w:color w:val="222222"/>
-                <w:sz w:val="14"/>
+            <w:pPr>
+              <w:spacing w:after="0" w:before="0"/>
+            </w:pPr>
+            <w:r>
+              <w:rPr>
+                <w:rFonts w:ascii="Arial" w:cs="Arial" w:eastAsia="Arial" w:hAnsi="Arial"/>
+                <w:color w:val="222222"/>
+                <w:sz w:val="15"/>
                 <w:szCs w:val="14"/>
               </w:rPr>
               <w:t xml:space="preserve">PA Dept. of Health</w:t>
@@ -8730,11 +9799,14 @@
             <w:vAlign w:val="center"/>
           </w:tcPr>
           <w:p>
-            <w:r>
-              <w:rPr>
-                <w:rFonts w:ascii="Arial" w:cs="Arial" w:eastAsia="Arial" w:hAnsi="Arial"/>
-                <w:color w:val="222222"/>
-                <w:sz w:val="14"/>
+            <w:pPr>
+              <w:spacing w:after="0" w:before="0"/>
+            </w:pPr>
+            <w:r>
+              <w:rPr>
+                <w:rFonts w:ascii="Arial" w:cs="Arial" w:eastAsia="Arial" w:hAnsi="Arial"/>
+                <w:color w:val="222222"/>
+                <w:sz w:val="15"/>
                 <w:szCs w:val="14"/>
               </w:rPr>
               <w:t xml:space="preserve">N (no CON currently)</w:t>
@@ -8753,11 +9825,14 @@
             <w:vAlign w:val="center"/>
           </w:tcPr>
           <w:p>
-            <w:r>
-              <w:rPr>
-                <w:rFonts w:ascii="Arial" w:cs="Arial" w:eastAsia="Arial" w:hAnsi="Arial"/>
-                <w:color w:val="222222"/>
-                <w:sz w:val="14"/>
+            <w:pPr>
+              <w:spacing w:after="0" w:before="0"/>
+            </w:pPr>
+            <w:r>
+              <w:rPr>
+                <w:rFonts w:ascii="Arial" w:cs="Arial" w:eastAsia="Arial" w:hAnsi="Arial"/>
+                <w:color w:val="222222"/>
+                <w:sz w:val="15"/>
                 <w:szCs w:val="14"/>
               </w:rPr>
               <w:t xml:space="preserve">Home health aide: 2 weeks (§601.35); non-medical ~6 months (Ch. 611)</w:t>
@@ -8776,11 +9851,14 @@
             <w:vAlign w:val="center"/>
           </w:tcPr>
           <w:p>
-            <w:r>
-              <w:rPr>
-                <w:rFonts w:ascii="Arial" w:cs="Arial" w:eastAsia="Arial" w:hAnsi="Arial"/>
-                <w:color w:val="222222"/>
-                <w:sz w:val="14"/>
+            <w:pPr>
+              <w:spacing w:after="0" w:before="0"/>
+            </w:pPr>
+            <w:r>
+              <w:rPr>
+                <w:rFonts w:ascii="Arial" w:cs="Arial" w:eastAsia="Arial" w:hAnsi="Arial"/>
+                <w:color w:val="222222"/>
+                <w:sz w:val="15"/>
                 <w:szCs w:val="14"/>
               </w:rPr>
               <w:t xml:space="preserve">Open</w:t>
@@ -8799,11 +9877,14 @@
             <w:vAlign w:val="center"/>
           </w:tcPr>
           <w:p>
-            <w:r>
-              <w:rPr>
-                <w:rFonts w:ascii="Arial" w:cs="Arial" w:eastAsia="Arial" w:hAnsi="Arial"/>
-                <w:color w:val="222222"/>
-                <w:sz w:val="14"/>
+            <w:pPr>
+              <w:spacing w:after="0" w:before="0"/>
+            </w:pPr>
+            <w:r>
+              <w:rPr>
+                <w:rFonts w:ascii="Arial" w:cs="Arial" w:eastAsia="Arial" w:hAnsi="Arial"/>
+                <w:color w:val="222222"/>
+                <w:sz w:val="15"/>
                 <w:szCs w:val="14"/>
               </w:rPr>
               <w:t xml:space="preserve">Requires verification</w:t>
@@ -8822,11 +9903,14 @@
             <w:vAlign w:val="center"/>
           </w:tcPr>
           <w:p>
-            <w:r>
-              <w:rPr>
-                <w:rFonts w:ascii="Arial" w:cs="Arial" w:eastAsia="Arial" w:hAnsi="Arial"/>
-                <w:color w:val="222222"/>
-                <w:sz w:val="14"/>
+            <w:pPr>
+              <w:spacing w:after="0" w:before="0"/>
+            </w:pPr>
+            <w:r>
+              <w:rPr>
+                <w:rFonts w:ascii="Arial" w:cs="Arial" w:eastAsia="Arial" w:hAnsi="Arial"/>
+                <w:color w:val="222222"/>
+                <w:sz w:val="15"/>
                 <w:szCs w:val="14"/>
               </w:rPr>
               <w:t xml:space="preserve">Requires verification</w:t>
@@ -8845,11 +9929,14 @@
             <w:vAlign w:val="center"/>
           </w:tcPr>
           <w:p>
-            <w:r>
-              <w:rPr>
-                <w:rFonts w:ascii="Arial" w:cs="Arial" w:eastAsia="Arial" w:hAnsi="Arial"/>
-                <w:color w:val="222222"/>
-                <w:sz w:val="14"/>
+            <w:pPr>
+              <w:spacing w:after="0" w:before="0"/>
+            </w:pPr>
+            <w:r>
+              <w:rPr>
+                <w:rFonts w:ascii="Arial" w:cs="Arial" w:eastAsia="Arial" w:hAnsi="Arial"/>
+                <w:color w:val="222222"/>
+                <w:sz w:val="15"/>
                 <w:szCs w:val="14"/>
               </w:rPr>
               <w:t xml:space="preserve">28 Pa. Code Ch. 611; §601.35</w:t>
@@ -8874,11 +9961,14 @@
             <w:vAlign w:val="center"/>
           </w:tcPr>
           <w:p>
-            <w:r>
-              <w:rPr>
-                <w:rFonts w:ascii="Arial" w:cs="Arial" w:eastAsia="Arial" w:hAnsi="Arial"/>
-                <w:color w:val="222222"/>
-                <w:sz w:val="14"/>
+            <w:pPr>
+              <w:spacing w:after="0" w:before="0"/>
+            </w:pPr>
+            <w:r>
+              <w:rPr>
+                <w:rFonts w:ascii="Arial" w:cs="Arial" w:eastAsia="Arial" w:hAnsi="Arial"/>
+                <w:color w:val="222222"/>
+                <w:sz w:val="15"/>
                 <w:szCs w:val="14"/>
               </w:rPr>
               <w:t xml:space="preserve">Rhode Island</w:t>
@@ -8898,11 +9988,14 @@
             <w:vAlign w:val="center"/>
           </w:tcPr>
           <w:p>
-            <w:r>
-              <w:rPr>
-                <w:rFonts w:ascii="Arial" w:cs="Arial" w:eastAsia="Arial" w:hAnsi="Arial"/>
-                <w:color w:val="222222"/>
-                <w:sz w:val="14"/>
+            <w:pPr>
+              <w:spacing w:after="0" w:before="0"/>
+            </w:pPr>
+            <w:r>
+              <w:rPr>
+                <w:rFonts w:ascii="Arial" w:cs="Arial" w:eastAsia="Arial" w:hAnsi="Arial"/>
+                <w:color w:val="222222"/>
+                <w:sz w:val="15"/>
                 <w:szCs w:val="14"/>
               </w:rPr>
               <w:t xml:space="preserve">Y</w:t>
@@ -8922,11 +10015,14 @@
             <w:vAlign w:val="center"/>
           </w:tcPr>
           <w:p>
-            <w:r>
-              <w:rPr>
-                <w:rFonts w:ascii="Arial" w:cs="Arial" w:eastAsia="Arial" w:hAnsi="Arial"/>
-                <w:color w:val="222222"/>
-                <w:sz w:val="14"/>
+            <w:pPr>
+              <w:spacing w:after="0" w:before="0"/>
+            </w:pPr>
+            <w:r>
+              <w:rPr>
+                <w:rFonts w:ascii="Arial" w:cs="Arial" w:eastAsia="Arial" w:hAnsi="Arial"/>
+                <w:color w:val="222222"/>
+                <w:sz w:val="15"/>
                 <w:szCs w:val="14"/>
               </w:rPr>
               <w:t xml:space="preserve">RI Dept. of Health</w:t>
@@ -8946,11 +10042,14 @@
             <w:vAlign w:val="center"/>
           </w:tcPr>
           <w:p>
-            <w:r>
-              <w:rPr>
-                <w:rFonts w:ascii="Arial" w:cs="Arial" w:eastAsia="Arial" w:hAnsi="Arial"/>
-                <w:color w:val="222222"/>
-                <w:sz w:val="14"/>
+            <w:pPr>
+              <w:spacing w:after="0" w:before="0"/>
+            </w:pPr>
+            <w:r>
+              <w:rPr>
+                <w:rFonts w:ascii="Arial" w:cs="Arial" w:eastAsia="Arial" w:hAnsi="Arial"/>
+                <w:color w:val="222222"/>
+                <w:sz w:val="15"/>
                 <w:szCs w:val="14"/>
               </w:rPr>
               <w:t xml:space="preserve">Y — home health CON</w:t>
@@ -8970,11 +10069,14 @@
             <w:vAlign w:val="center"/>
           </w:tcPr>
           <w:p>
-            <w:r>
-              <w:rPr>
-                <w:rFonts w:ascii="Arial" w:cs="Arial" w:eastAsia="Arial" w:hAnsi="Arial"/>
-                <w:color w:val="222222"/>
-                <w:sz w:val="14"/>
+            <w:pPr>
+              <w:spacing w:after="0" w:before="0"/>
+            </w:pPr>
+            <w:r>
+              <w:rPr>
+                <w:rFonts w:ascii="Arial" w:cs="Arial" w:eastAsia="Arial" w:hAnsi="Arial"/>
+                <w:color w:val="222222"/>
+                <w:sz w:val="15"/>
                 <w:szCs w:val="14"/>
               </w:rPr>
               <w:t xml:space="preserve">Requires verification</w:t>
@@ -8994,11 +10096,14 @@
             <w:vAlign w:val="center"/>
           </w:tcPr>
           <w:p>
-            <w:r>
-              <w:rPr>
-                <w:rFonts w:ascii="Arial" w:cs="Arial" w:eastAsia="Arial" w:hAnsi="Arial"/>
-                <w:color w:val="222222"/>
-                <w:sz w:val="14"/>
+            <w:pPr>
+              <w:spacing w:after="0" w:before="0"/>
+            </w:pPr>
+            <w:r>
+              <w:rPr>
+                <w:rFonts w:ascii="Arial" w:cs="Arial" w:eastAsia="Arial" w:hAnsi="Arial"/>
+                <w:color w:val="222222"/>
+                <w:sz w:val="15"/>
                 <w:szCs w:val="14"/>
               </w:rPr>
               <w:t xml:space="preserve">Requires verification</w:t>
@@ -9018,11 +10123,14 @@
             <w:vAlign w:val="center"/>
           </w:tcPr>
           <w:p>
-            <w:r>
-              <w:rPr>
-                <w:rFonts w:ascii="Arial" w:cs="Arial" w:eastAsia="Arial" w:hAnsi="Arial"/>
-                <w:color w:val="222222"/>
-                <w:sz w:val="14"/>
+            <w:pPr>
+              <w:spacing w:after="0" w:before="0"/>
+            </w:pPr>
+            <w:r>
+              <w:rPr>
+                <w:rFonts w:ascii="Arial" w:cs="Arial" w:eastAsia="Arial" w:hAnsi="Arial"/>
+                <w:color w:val="222222"/>
+                <w:sz w:val="15"/>
                 <w:szCs w:val="14"/>
               </w:rPr>
               <w:t xml:space="preserve">Requires verification</w:t>
@@ -9042,11 +10150,14 @@
             <w:vAlign w:val="center"/>
           </w:tcPr>
           <w:p>
-            <w:r>
-              <w:rPr>
-                <w:rFonts w:ascii="Arial" w:cs="Arial" w:eastAsia="Arial" w:hAnsi="Arial"/>
-                <w:color w:val="222222"/>
-                <w:sz w:val="14"/>
+            <w:pPr>
+              <w:spacing w:after="0" w:before="0"/>
+            </w:pPr>
+            <w:r>
+              <w:rPr>
+                <w:rFonts w:ascii="Arial" w:cs="Arial" w:eastAsia="Arial" w:hAnsi="Arial"/>
+                <w:color w:val="222222"/>
+                <w:sz w:val="15"/>
                 <w:szCs w:val="14"/>
               </w:rPr>
               <w:t xml:space="preserve">Requires verification</w:t>
@@ -9066,11 +10177,14 @@
             <w:vAlign w:val="center"/>
           </w:tcPr>
           <w:p>
-            <w:r>
-              <w:rPr>
-                <w:rFonts w:ascii="Arial" w:cs="Arial" w:eastAsia="Arial" w:hAnsi="Arial"/>
-                <w:color w:val="222222"/>
-                <w:sz w:val="14"/>
+            <w:pPr>
+              <w:spacing w:after="0" w:before="0"/>
+            </w:pPr>
+            <w:r>
+              <w:rPr>
+                <w:rFonts w:ascii="Arial" w:cs="Arial" w:eastAsia="Arial" w:hAnsi="Arial"/>
+                <w:color w:val="222222"/>
+                <w:sz w:val="15"/>
                 <w:szCs w:val="14"/>
               </w:rPr>
               <w:t xml:space="preserve">RIDOH</w:t>
@@ -9094,10 +10208,13 @@
             <w:vAlign w:val="center"/>
           </w:tcPr>
           <w:p>
+            <w:pPr>
+              <w:spacing w:after="0" w:before="0"/>
+            </w:pPr>
             <w:r>
               <w:rPr>
                 <w:rFonts w:ascii="Arial" w:hAnsi="Arial"/>
-                <w:sz w:val="14"/>
+                <w:sz w:val="15"/>
               </w:rPr>
               <w:t>South Carolina</w:t>
             </w:r>
@@ -9115,10 +10232,13 @@
             <w:vAlign w:val="center"/>
           </w:tcPr>
           <w:p>
+            <w:pPr>
+              <w:spacing w:after="0" w:before="0"/>
+            </w:pPr>
             <w:r>
               <w:rPr>
                 <w:rFonts w:ascii="Arial" w:hAnsi="Arial"/>
-                <w:sz w:val="14"/>
+                <w:sz w:val="15"/>
               </w:rPr>
               <w:t>Y — In-Home Care Provider</w:t>
             </w:r>
@@ -9136,10 +10256,13 @@
             <w:vAlign w:val="center"/>
           </w:tcPr>
           <w:p>
+            <w:pPr>
+              <w:spacing w:after="0" w:before="0"/>
+            </w:pPr>
             <w:r>
               <w:rPr>
                 <w:rFonts w:ascii="Arial" w:hAnsi="Arial"/>
-                <w:sz w:val="14"/>
+                <w:sz w:val="15"/>
               </w:rPr>
               <w:t>SC Department of Public Health</w:t>
             </w:r>
@@ -9157,10 +10280,13 @@
             <w:vAlign w:val="center"/>
           </w:tcPr>
           <w:p>
+            <w:pPr>
+              <w:spacing w:after="0" w:before="0"/>
+            </w:pPr>
             <w:r>
               <w:rPr>
                 <w:rFonts w:ascii="Arial" w:hAnsi="Arial"/>
-                <w:sz w:val="14"/>
+                <w:sz w:val="15"/>
               </w:rPr>
               <w:t>N for in-home care provider licensure; CON applies to specified health facilities/services, including home health</w:t>
             </w:r>
@@ -9178,10 +10304,13 @@
             <w:vAlign w:val="center"/>
           </w:tcPr>
           <w:p>
+            <w:pPr>
+              <w:spacing w:after="0" w:before="0"/>
+            </w:pPr>
             <w:r>
               <w:rPr>
                 <w:rFonts w:ascii="Arial" w:hAnsi="Arial"/>
-                <w:sz w:val="14"/>
+                <w:sz w:val="15"/>
               </w:rPr>
               <w:t>Requires verification</w:t>
             </w:r>
@@ -9199,10 +10328,13 @@
             <w:vAlign w:val="center"/>
           </w:tcPr>
           <w:p>
+            <w:pPr>
+              <w:spacing w:after="0" w:before="0"/>
+            </w:pPr>
             <w:r>
               <w:rPr>
                 <w:rFonts w:ascii="Arial" w:hAnsi="Arial"/>
-                <w:sz w:val="14"/>
+                <w:sz w:val="15"/>
               </w:rPr>
               <w:t>Requires verification</w:t>
             </w:r>
@@ -9220,10 +10352,13 @@
             <w:vAlign w:val="center"/>
           </w:tcPr>
           <w:p>
+            <w:pPr>
+              <w:spacing w:after="0" w:before="0"/>
+            </w:pPr>
             <w:r>
               <w:rPr>
                 <w:rFonts w:ascii="Arial" w:hAnsi="Arial"/>
-                <w:sz w:val="14"/>
+                <w:sz w:val="15"/>
               </w:rPr>
               <w:t>Requires verification</w:t>
             </w:r>
@@ -9241,10 +10376,13 @@
             <w:vAlign w:val="center"/>
           </w:tcPr>
           <w:p>
+            <w:pPr>
+              <w:spacing w:after="0" w:before="0"/>
+            </w:pPr>
             <w:r>
               <w:rPr>
                 <w:rFonts w:ascii="Arial" w:hAnsi="Arial"/>
-                <w:sz w:val="14"/>
+                <w:sz w:val="15"/>
               </w:rPr>
               <w:t>Requires verification</w:t>
             </w:r>
@@ -9262,10 +10400,13 @@
             <w:vAlign w:val="center"/>
           </w:tcPr>
           <w:p>
+            <w:pPr>
+              <w:spacing w:after="0" w:before="0"/>
+            </w:pPr>
             <w:r>
               <w:rPr>
                 <w:rFonts w:ascii="Arial" w:hAnsi="Arial"/>
-                <w:sz w:val="14"/>
+                <w:sz w:val="15"/>
               </w:rPr>
               <w:t>SC DPH — In-Home Care Providers; Certificate of Need program</w:t>
             </w:r>
@@ -9289,11 +10430,14 @@
             <w:vAlign w:val="center"/>
           </w:tcPr>
           <w:p>
-            <w:r>
-              <w:rPr>
-                <w:rFonts w:ascii="Arial" w:cs="Arial" w:eastAsia="Arial" w:hAnsi="Arial"/>
-                <w:color w:val="222222"/>
-                <w:sz w:val="14"/>
+            <w:pPr>
+              <w:spacing w:after="0" w:before="0"/>
+            </w:pPr>
+            <w:r>
+              <w:rPr>
+                <w:rFonts w:ascii="Arial" w:cs="Arial" w:eastAsia="Arial" w:hAnsi="Arial"/>
+                <w:color w:val="222222"/>
+                <w:sz w:val="15"/>
                 <w:szCs w:val="14"/>
               </w:rPr>
               <w:t xml:space="preserve">South Dakota</w:t>
@@ -9313,11 +10457,14 @@
             <w:vAlign w:val="center"/>
           </w:tcPr>
           <w:p>
-            <w:r>
-              <w:rPr>
-                <w:rFonts w:ascii="Arial" w:cs="Arial" w:eastAsia="Arial" w:hAnsi="Arial"/>
-                <w:color w:val="222222"/>
-                <w:sz w:val="14"/>
+            <w:pPr>
+              <w:spacing w:after="0" w:before="0"/>
+            </w:pPr>
+            <w:r>
+              <w:rPr>
+                <w:rFonts w:ascii="Arial" w:cs="Arial" w:eastAsia="Arial" w:hAnsi="Arial"/>
+                <w:color w:val="222222"/>
+                <w:sz w:val="15"/>
                 <w:szCs w:val="14"/>
               </w:rPr>
               <w:t xml:space="preserve">Requires verification</w:t>
@@ -9337,11 +10484,14 @@
             <w:vAlign w:val="center"/>
           </w:tcPr>
           <w:p>
-            <w:r>
-              <w:rPr>
-                <w:rFonts w:ascii="Arial" w:cs="Arial" w:eastAsia="Arial" w:hAnsi="Arial"/>
-                <w:color w:val="222222"/>
-                <w:sz w:val="14"/>
+            <w:pPr>
+              <w:spacing w:after="0" w:before="0"/>
+            </w:pPr>
+            <w:r>
+              <w:rPr>
+                <w:rFonts w:ascii="Arial" w:cs="Arial" w:eastAsia="Arial" w:hAnsi="Arial"/>
+                <w:color w:val="222222"/>
+                <w:sz w:val="15"/>
                 <w:szCs w:val="14"/>
               </w:rPr>
               <w:t xml:space="preserve">SD Dept. of Health</w:t>
@@ -9361,11 +10511,14 @@
             <w:vAlign w:val="center"/>
           </w:tcPr>
           <w:p>
-            <w:r>
-              <w:rPr>
-                <w:rFonts w:ascii="Arial" w:cs="Arial" w:eastAsia="Arial" w:hAnsi="Arial"/>
-                <w:color w:val="222222"/>
-                <w:sz w:val="14"/>
+            <w:pPr>
+              <w:spacing w:after="0" w:before="0"/>
+            </w:pPr>
+            <w:r>
+              <w:rPr>
+                <w:rFonts w:ascii="Arial" w:cs="Arial" w:eastAsia="Arial" w:hAnsi="Arial"/>
+                <w:color w:val="222222"/>
+                <w:sz w:val="15"/>
                 <w:szCs w:val="14"/>
               </w:rPr>
               <w:t xml:space="preserve">N</w:t>
@@ -9385,11 +10538,14 @@
             <w:vAlign w:val="center"/>
           </w:tcPr>
           <w:p>
-            <w:r>
-              <w:rPr>
-                <w:rFonts w:ascii="Arial" w:cs="Arial" w:eastAsia="Arial" w:hAnsi="Arial"/>
-                <w:color w:val="222222"/>
-                <w:sz w:val="14"/>
+            <w:pPr>
+              <w:spacing w:after="0" w:before="0"/>
+            </w:pPr>
+            <w:r>
+              <w:rPr>
+                <w:rFonts w:ascii="Arial" w:cs="Arial" w:eastAsia="Arial" w:hAnsi="Arial"/>
+                <w:color w:val="222222"/>
+                <w:sz w:val="15"/>
                 <w:szCs w:val="14"/>
               </w:rPr>
               <w:t xml:space="preserve">Requires verification</w:t>
@@ -9409,11 +10565,14 @@
             <w:vAlign w:val="center"/>
           </w:tcPr>
           <w:p>
-            <w:r>
-              <w:rPr>
-                <w:rFonts w:ascii="Arial" w:cs="Arial" w:eastAsia="Arial" w:hAnsi="Arial"/>
-                <w:color w:val="222222"/>
-                <w:sz w:val="14"/>
+            <w:pPr>
+              <w:spacing w:after="0" w:before="0"/>
+            </w:pPr>
+            <w:r>
+              <w:rPr>
+                <w:rFonts w:ascii="Arial" w:cs="Arial" w:eastAsia="Arial" w:hAnsi="Arial"/>
+                <w:color w:val="222222"/>
+                <w:sz w:val="15"/>
                 <w:szCs w:val="14"/>
               </w:rPr>
               <w:t xml:space="preserve">Requires verification</w:t>
@@ -9433,11 +10592,14 @@
             <w:vAlign w:val="center"/>
           </w:tcPr>
           <w:p>
-            <w:r>
-              <w:rPr>
-                <w:rFonts w:ascii="Arial" w:cs="Arial" w:eastAsia="Arial" w:hAnsi="Arial"/>
-                <w:color w:val="222222"/>
-                <w:sz w:val="14"/>
+            <w:pPr>
+              <w:spacing w:after="0" w:before="0"/>
+            </w:pPr>
+            <w:r>
+              <w:rPr>
+                <w:rFonts w:ascii="Arial" w:cs="Arial" w:eastAsia="Arial" w:hAnsi="Arial"/>
+                <w:color w:val="222222"/>
+                <w:sz w:val="15"/>
                 <w:szCs w:val="14"/>
               </w:rPr>
               <w:t xml:space="preserve">Requires verification</w:t>
@@ -9457,11 +10619,14 @@
             <w:vAlign w:val="center"/>
           </w:tcPr>
           <w:p>
-            <w:r>
-              <w:rPr>
-                <w:rFonts w:ascii="Arial" w:cs="Arial" w:eastAsia="Arial" w:hAnsi="Arial"/>
-                <w:color w:val="222222"/>
-                <w:sz w:val="14"/>
+            <w:pPr>
+              <w:spacing w:after="0" w:before="0"/>
+            </w:pPr>
+            <w:r>
+              <w:rPr>
+                <w:rFonts w:ascii="Arial" w:cs="Arial" w:eastAsia="Arial" w:hAnsi="Arial"/>
+                <w:color w:val="222222"/>
+                <w:sz w:val="15"/>
                 <w:szCs w:val="14"/>
               </w:rPr>
               <w:t xml:space="preserve">Requires verification</w:t>
@@ -9481,11 +10646,14 @@
             <w:vAlign w:val="center"/>
           </w:tcPr>
           <w:p>
-            <w:r>
-              <w:rPr>
-                <w:rFonts w:ascii="Arial" w:cs="Arial" w:eastAsia="Arial" w:hAnsi="Arial"/>
-                <w:color w:val="222222"/>
-                <w:sz w:val="14"/>
+            <w:pPr>
+              <w:spacing w:after="0" w:before="0"/>
+            </w:pPr>
+            <w:r>
+              <w:rPr>
+                <w:rFonts w:ascii="Arial" w:cs="Arial" w:eastAsia="Arial" w:hAnsi="Arial"/>
+                <w:color w:val="222222"/>
+                <w:sz w:val="15"/>
                 <w:szCs w:val="14"/>
               </w:rPr>
               <w:t xml:space="preserve">SD DOH</w:t>
@@ -9509,11 +10677,14 @@
             <w:vAlign w:val="center"/>
           </w:tcPr>
           <w:p>
-            <w:r>
-              <w:rPr>
-                <w:rFonts w:ascii="Arial" w:cs="Arial" w:eastAsia="Arial" w:hAnsi="Arial"/>
-                <w:color w:val="222222"/>
-                <w:sz w:val="14"/>
+            <w:pPr>
+              <w:spacing w:after="0" w:before="0"/>
+            </w:pPr>
+            <w:r>
+              <w:rPr>
+                <w:rFonts w:ascii="Arial" w:cs="Arial" w:eastAsia="Arial" w:hAnsi="Arial"/>
+                <w:color w:val="222222"/>
+                <w:sz w:val="15"/>
                 <w:szCs w:val="14"/>
               </w:rPr>
               <w:t xml:space="preserve">Tennessee</w:t>
@@ -9532,11 +10703,14 @@
             <w:vAlign w:val="center"/>
           </w:tcPr>
           <w:p>
-            <w:r>
-              <w:rPr>
-                <w:rFonts w:ascii="Arial" w:cs="Arial" w:eastAsia="Arial" w:hAnsi="Arial"/>
-                <w:color w:val="222222"/>
-                <w:sz w:val="14"/>
+            <w:pPr>
+              <w:spacing w:after="0" w:before="0"/>
+            </w:pPr>
+            <w:r>
+              <w:rPr>
+                <w:rFonts w:ascii="Arial" w:cs="Arial" w:eastAsia="Arial" w:hAnsi="Arial"/>
+                <w:color w:val="222222"/>
+                <w:sz w:val="15"/>
                 <w:szCs w:val="14"/>
               </w:rPr>
               <w:t xml:space="preserve">Y — Home Care Organization (personal support svcs.)</w:t>
@@ -9555,11 +10729,14 @@
             <w:vAlign w:val="center"/>
           </w:tcPr>
           <w:p>
-            <w:r>
-              <w:rPr>
-                <w:rFonts w:ascii="Arial" w:cs="Arial" w:eastAsia="Arial" w:hAnsi="Arial"/>
-                <w:color w:val="222222"/>
-                <w:sz w:val="14"/>
+            <w:pPr>
+              <w:spacing w:after="0" w:before="0"/>
+            </w:pPr>
+            <w:r>
+              <w:rPr>
+                <w:rFonts w:ascii="Arial" w:cs="Arial" w:eastAsia="Arial" w:hAnsi="Arial"/>
+                <w:color w:val="222222"/>
+                <w:sz w:val="15"/>
                 <w:szCs w:val="14"/>
               </w:rPr>
               <w:t xml:space="preserve">TN Health Facilities Commission</w:t>
@@ -9578,11 +10755,14 @@
             <w:vAlign w:val="center"/>
           </w:tcPr>
           <w:p>
-            <w:r>
-              <w:rPr>
-                <w:rFonts w:ascii="Arial" w:cs="Arial" w:eastAsia="Arial" w:hAnsi="Arial"/>
-                <w:color w:val="222222"/>
-                <w:sz w:val="14"/>
+            <w:pPr>
+              <w:spacing w:after="0" w:before="0"/>
+            </w:pPr>
+            <w:r>
+              <w:rPr>
+                <w:rFonts w:ascii="Arial" w:cs="Arial" w:eastAsia="Arial" w:hAnsi="Arial"/>
+                <w:color w:val="222222"/>
+                <w:sz w:val="15"/>
                 <w:szCs w:val="14"/>
               </w:rPr>
               <w:t xml:space="preserve">Y — home health CON; personal/professional support exempt</w:t>
@@ -9601,11 +10781,14 @@
             <w:vAlign w:val="center"/>
           </w:tcPr>
           <w:p>
-            <w:r>
-              <w:rPr>
-                <w:rFonts w:ascii="Arial" w:cs="Arial" w:eastAsia="Arial" w:hAnsi="Arial"/>
-                <w:color w:val="222222"/>
-                <w:sz w:val="14"/>
+            <w:pPr>
+              <w:spacing w:after="0" w:before="0"/>
+            </w:pPr>
+            <w:r>
+              <w:rPr>
+                <w:rFonts w:ascii="Arial" w:cs="Arial" w:eastAsia="Arial" w:hAnsi="Arial"/>
+                <w:color w:val="222222"/>
+                <w:sz w:val="15"/>
                 <w:szCs w:val="14"/>
               </w:rPr>
               <w:t xml:space="preserve">Requires verification</w:t>
@@ -9624,11 +10807,14 @@
             <w:vAlign w:val="center"/>
           </w:tcPr>
           <w:p>
-            <w:r>
-              <w:rPr>
-                <w:rFonts w:ascii="Arial" w:cs="Arial" w:eastAsia="Arial" w:hAnsi="Arial"/>
-                <w:color w:val="222222"/>
-                <w:sz w:val="14"/>
+            <w:pPr>
+              <w:spacing w:after="0" w:before="0"/>
+            </w:pPr>
+            <w:r>
+              <w:rPr>
+                <w:rFonts w:ascii="Arial" w:cs="Arial" w:eastAsia="Arial" w:hAnsi="Arial"/>
+                <w:color w:val="222222"/>
+                <w:sz w:val="15"/>
                 <w:szCs w:val="14"/>
               </w:rPr>
               <w:t xml:space="preserve">Requires verification</w:t>
@@ -9647,11 +10833,14 @@
             <w:vAlign w:val="center"/>
           </w:tcPr>
           <w:p>
-            <w:r>
-              <w:rPr>
-                <w:rFonts w:ascii="Arial" w:cs="Arial" w:eastAsia="Arial" w:hAnsi="Arial"/>
-                <w:color w:val="222222"/>
-                <w:sz w:val="14"/>
+            <w:pPr>
+              <w:spacing w:after="0" w:before="0"/>
+            </w:pPr>
+            <w:r>
+              <w:rPr>
+                <w:rFonts w:ascii="Arial" w:cs="Arial" w:eastAsia="Arial" w:hAnsi="Arial"/>
+                <w:color w:val="222222"/>
+                <w:sz w:val="15"/>
                 <w:szCs w:val="14"/>
               </w:rPr>
               <w:t xml:space="preserve">Requires verification</w:t>
@@ -9670,11 +10859,14 @@
             <w:vAlign w:val="center"/>
           </w:tcPr>
           <w:p>
-            <w:r>
-              <w:rPr>
-                <w:rFonts w:ascii="Arial" w:cs="Arial" w:eastAsia="Arial" w:hAnsi="Arial"/>
-                <w:color w:val="222222"/>
-                <w:sz w:val="14"/>
+            <w:pPr>
+              <w:spacing w:after="0" w:before="0"/>
+            </w:pPr>
+            <w:r>
+              <w:rPr>
+                <w:rFonts w:ascii="Arial" w:cs="Arial" w:eastAsia="Arial" w:hAnsi="Arial"/>
+                <w:color w:val="222222"/>
+                <w:sz w:val="15"/>
                 <w:szCs w:val="14"/>
               </w:rPr>
               <w:t xml:space="preserve">Requires verification</w:t>
@@ -9693,11 +10885,14 @@
             <w:vAlign w:val="center"/>
           </w:tcPr>
           <w:p>
-            <w:r>
-              <w:rPr>
-                <w:rFonts w:ascii="Arial" w:cs="Arial" w:eastAsia="Arial" w:hAnsi="Arial"/>
-                <w:color w:val="222222"/>
-                <w:sz w:val="14"/>
+            <w:pPr>
+              <w:spacing w:after="0" w:before="0"/>
+            </w:pPr>
+            <w:r>
+              <w:rPr>
+                <w:rFonts w:ascii="Arial" w:cs="Arial" w:eastAsia="Arial" w:hAnsi="Arial"/>
+                <w:color w:val="222222"/>
+                <w:sz w:val="15"/>
                 <w:szCs w:val="14"/>
               </w:rPr>
               <w:t xml:space="preserve">TN HFC</w:t>
@@ -9722,11 +10917,14 @@
             <w:vAlign w:val="center"/>
           </w:tcPr>
           <w:p>
-            <w:r>
-              <w:rPr>
-                <w:rFonts w:ascii="Arial" w:cs="Arial" w:eastAsia="Arial" w:hAnsi="Arial"/>
-                <w:color w:val="222222"/>
-                <w:sz w:val="14"/>
+            <w:pPr>
+              <w:spacing w:after="0" w:before="0"/>
+            </w:pPr>
+            <w:r>
+              <w:rPr>
+                <w:rFonts w:ascii="Arial" w:cs="Arial" w:eastAsia="Arial" w:hAnsi="Arial"/>
+                <w:color w:val="222222"/>
+                <w:sz w:val="15"/>
                 <w:szCs w:val="14"/>
               </w:rPr>
               <w:t xml:space="preserve">Texas</w:t>
@@ -9746,11 +10944,14 @@
             <w:vAlign w:val="center"/>
           </w:tcPr>
           <w:p>
-            <w:r>
-              <w:rPr>
-                <w:rFonts w:ascii="Arial" w:cs="Arial" w:eastAsia="Arial" w:hAnsi="Arial"/>
-                <w:color w:val="222222"/>
-                <w:sz w:val="14"/>
+            <w:pPr>
+              <w:spacing w:after="0" w:before="0"/>
+            </w:pPr>
+            <w:r>
+              <w:rPr>
+                <w:rFonts w:ascii="Arial" w:cs="Arial" w:eastAsia="Arial" w:hAnsi="Arial"/>
+                <w:color w:val="222222"/>
+                <w:sz w:val="15"/>
                 <w:szCs w:val="14"/>
               </w:rPr>
               <w:t xml:space="preserve">Y — HCSSA (Personal Assistance Services)</w:t>
@@ -9770,11 +10971,14 @@
             <w:vAlign w:val="center"/>
           </w:tcPr>
           <w:p>
-            <w:r>
-              <w:rPr>
-                <w:rFonts w:ascii="Arial" w:cs="Arial" w:eastAsia="Arial" w:hAnsi="Arial"/>
-                <w:color w:val="222222"/>
-                <w:sz w:val="14"/>
+            <w:pPr>
+              <w:spacing w:after="0" w:before="0"/>
+            </w:pPr>
+            <w:r>
+              <w:rPr>
+                <w:rFonts w:ascii="Arial" w:cs="Arial" w:eastAsia="Arial" w:hAnsi="Arial"/>
+                <w:color w:val="222222"/>
+                <w:sz w:val="15"/>
                 <w:szCs w:val="14"/>
               </w:rPr>
               <w:t xml:space="preserve">TX Health &amp; Human Services Commission</w:t>
@@ -9794,11 +10998,14 @@
             <w:vAlign w:val="center"/>
           </w:tcPr>
           <w:p>
-            <w:r>
-              <w:rPr>
-                <w:rFonts w:ascii="Arial" w:cs="Arial" w:eastAsia="Arial" w:hAnsi="Arial"/>
-                <w:color w:val="222222"/>
-                <w:sz w:val="14"/>
+            <w:pPr>
+              <w:spacing w:after="0" w:before="0"/>
+            </w:pPr>
+            <w:r>
+              <w:rPr>
+                <w:rFonts w:ascii="Arial" w:cs="Arial" w:eastAsia="Arial" w:hAnsi="Arial"/>
+                <w:color w:val="222222"/>
+                <w:sz w:val="15"/>
                 <w:szCs w:val="14"/>
               </w:rPr>
               <w:t xml:space="preserve">N for PAS (application periods, not CON)</w:t>
@@ -9818,11 +11025,14 @@
             <w:vAlign w:val="center"/>
           </w:tcPr>
           <w:p>
-            <w:r>
-              <w:rPr>
-                <w:rFonts w:ascii="Arial" w:cs="Arial" w:eastAsia="Arial" w:hAnsi="Arial"/>
-                <w:color w:val="222222"/>
-                <w:sz w:val="14"/>
+            <w:pPr>
+              <w:spacing w:after="0" w:before="0"/>
+            </w:pPr>
+            <w:r>
+              <w:rPr>
+                <w:rFonts w:ascii="Arial" w:cs="Arial" w:eastAsia="Arial" w:hAnsi="Arial"/>
+                <w:color w:val="222222"/>
+                <w:sz w:val="15"/>
                 <w:szCs w:val="14"/>
               </w:rPr>
               <w:t xml:space="preserve">Agency policy; no fixed interval (26 TAC §558.404)</w:t>
@@ -9842,11 +11052,14 @@
             <w:vAlign w:val="center"/>
           </w:tcPr>
           <w:p>
-            <w:r>
-              <w:rPr>
-                <w:rFonts w:ascii="Arial" w:cs="Arial" w:eastAsia="Arial" w:hAnsi="Arial"/>
-                <w:color w:val="222222"/>
-                <w:sz w:val="14"/>
+            <w:pPr>
+              <w:spacing w:after="0" w:before="0"/>
+            </w:pPr>
+            <w:r>
+              <w:rPr>
+                <w:rFonts w:ascii="Arial" w:cs="Arial" w:eastAsia="Arial" w:hAnsi="Arial"/>
+                <w:color w:val="222222"/>
+                <w:sz w:val="15"/>
                 <w:szCs w:val="14"/>
               </w:rPr>
               <w:t xml:space="preserve">Single vendor via TMHP/HHAeXchange</w:t>
@@ -9866,11 +11079,14 @@
             <w:vAlign w:val="center"/>
           </w:tcPr>
           <w:p>
-            <w:r>
-              <w:rPr>
-                <w:rFonts w:ascii="Arial" w:cs="Arial" w:eastAsia="Arial" w:hAnsi="Arial"/>
-                <w:color w:val="222222"/>
-                <w:sz w:val="14"/>
+            <w:pPr>
+              <w:spacing w:after="0" w:before="0"/>
+            </w:pPr>
+            <w:r>
+              <w:rPr>
+                <w:rFonts w:ascii="Arial" w:cs="Arial" w:eastAsia="Arial" w:hAnsi="Arial"/>
+                <w:color w:val="222222"/>
+                <w:sz w:val="15"/>
                 <w:szCs w:val="14"/>
               </w:rPr>
               <w:t xml:space="preserve">No general bond; conditional $50k Medicaid-risk bond only</w:t>
@@ -9890,11 +11106,14 @@
             <w:vAlign w:val="center"/>
           </w:tcPr>
           <w:p>
-            <w:r>
-              <w:rPr>
-                <w:rFonts w:ascii="Arial" w:cs="Arial" w:eastAsia="Arial" w:hAnsi="Arial"/>
-                <w:color w:val="222222"/>
-                <w:sz w:val="14"/>
+            <w:pPr>
+              <w:spacing w:after="0" w:before="0"/>
+            </w:pPr>
+            <w:r>
+              <w:rPr>
+                <w:rFonts w:ascii="Arial" w:cs="Arial" w:eastAsia="Arial" w:hAnsi="Arial"/>
+                <w:color w:val="222222"/>
+                <w:sz w:val="15"/>
                 <w:szCs w:val="14"/>
               </w:rPr>
               <w:t xml:space="preserve">Every 3 yrs; fee ≤$2,625</w:t>
@@ -9914,11 +11133,14 @@
             <w:vAlign w:val="center"/>
           </w:tcPr>
           <w:p>
-            <w:r>
-              <w:rPr>
-                <w:rFonts w:ascii="Arial" w:cs="Arial" w:eastAsia="Arial" w:hAnsi="Arial"/>
-                <w:color w:val="222222"/>
-                <w:sz w:val="14"/>
+            <w:pPr>
+              <w:spacing w:after="0" w:before="0"/>
+            </w:pPr>
+            <w:r>
+              <w:rPr>
+                <w:rFonts w:ascii="Arial" w:cs="Arial" w:eastAsia="Arial" w:hAnsi="Arial"/>
+                <w:color w:val="222222"/>
+                <w:sz w:val="15"/>
                 <w:szCs w:val="14"/>
               </w:rPr>
               <w:t xml:space="preserve">HSC Ch. 142; 26 TAC 558; 1 TAC §352.15</w:t>
@@ -9942,11 +11164,14 @@
             <w:vAlign w:val="center"/>
           </w:tcPr>
           <w:p>
-            <w:r>
-              <w:rPr>
-                <w:rFonts w:ascii="Arial" w:cs="Arial" w:eastAsia="Arial" w:hAnsi="Arial"/>
-                <w:color w:val="222222"/>
-                <w:sz w:val="14"/>
+            <w:pPr>
+              <w:spacing w:after="0" w:before="0"/>
+            </w:pPr>
+            <w:r>
+              <w:rPr>
+                <w:rFonts w:ascii="Arial" w:cs="Arial" w:eastAsia="Arial" w:hAnsi="Arial"/>
+                <w:color w:val="222222"/>
+                <w:sz w:val="15"/>
                 <w:szCs w:val="14"/>
               </w:rPr>
               <w:t xml:space="preserve">Utah</w:t>
@@ -9965,11 +11190,14 @@
             <w:vAlign w:val="center"/>
           </w:tcPr>
           <w:p>
-            <w:r>
-              <w:rPr>
-                <w:rFonts w:ascii="Arial" w:cs="Arial" w:eastAsia="Arial" w:hAnsi="Arial"/>
-                <w:color w:val="222222"/>
-                <w:sz w:val="14"/>
+            <w:pPr>
+              <w:spacing w:after="0" w:before="0"/>
+            </w:pPr>
+            <w:r>
+              <w:rPr>
+                <w:rFonts w:ascii="Arial" w:cs="Arial" w:eastAsia="Arial" w:hAnsi="Arial"/>
+                <w:color w:val="222222"/>
+                <w:sz w:val="15"/>
                 <w:szCs w:val="14"/>
               </w:rPr>
               <w:t xml:space="preserve">Y</w:t>
@@ -9988,11 +11216,14 @@
             <w:vAlign w:val="center"/>
           </w:tcPr>
           <w:p>
-            <w:r>
-              <w:rPr>
-                <w:rFonts w:ascii="Arial" w:cs="Arial" w:eastAsia="Arial" w:hAnsi="Arial"/>
-                <w:color w:val="222222"/>
-                <w:sz w:val="14"/>
+            <w:pPr>
+              <w:spacing w:after="0" w:before="0"/>
+            </w:pPr>
+            <w:r>
+              <w:rPr>
+                <w:rFonts w:ascii="Arial" w:cs="Arial" w:eastAsia="Arial" w:hAnsi="Arial"/>
+                <w:color w:val="222222"/>
+                <w:sz w:val="15"/>
                 <w:szCs w:val="14"/>
               </w:rPr>
               <w:t xml:space="preserve">UT Dept. of Health &amp; Human Services</w:t>
@@ -10011,11 +11242,14 @@
             <w:vAlign w:val="center"/>
           </w:tcPr>
           <w:p>
-            <w:r>
-              <w:rPr>
-                <w:rFonts w:ascii="Arial" w:cs="Arial" w:eastAsia="Arial" w:hAnsi="Arial"/>
-                <w:color w:val="222222"/>
-                <w:sz w:val="14"/>
+            <w:pPr>
+              <w:spacing w:after="0" w:before="0"/>
+            </w:pPr>
+            <w:r>
+              <w:rPr>
+                <w:rFonts w:ascii="Arial" w:cs="Arial" w:eastAsia="Arial" w:hAnsi="Arial"/>
+                <w:color w:val="222222"/>
+                <w:sz w:val="15"/>
                 <w:szCs w:val="14"/>
               </w:rPr>
               <w:t xml:space="preserve">N</w:t>
@@ -10034,11 +11268,14 @@
             <w:vAlign w:val="center"/>
           </w:tcPr>
           <w:p>
-            <w:r>
-              <w:rPr>
-                <w:rFonts w:ascii="Arial" w:cs="Arial" w:eastAsia="Arial" w:hAnsi="Arial"/>
-                <w:color w:val="222222"/>
-                <w:sz w:val="14"/>
+            <w:pPr>
+              <w:spacing w:after="0" w:before="0"/>
+            </w:pPr>
+            <w:r>
+              <w:rPr>
+                <w:rFonts w:ascii="Arial" w:cs="Arial" w:eastAsia="Arial" w:hAnsi="Arial"/>
+                <w:color w:val="222222"/>
+                <w:sz w:val="15"/>
                 <w:szCs w:val="14"/>
               </w:rPr>
               <w:t xml:space="preserve">Requires verification</w:t>
@@ -10057,11 +11294,14 @@
             <w:vAlign w:val="center"/>
           </w:tcPr>
           <w:p>
-            <w:r>
-              <w:rPr>
-                <w:rFonts w:ascii="Arial" w:cs="Arial" w:eastAsia="Arial" w:hAnsi="Arial"/>
-                <w:color w:val="222222"/>
-                <w:sz w:val="14"/>
+            <w:pPr>
+              <w:spacing w:after="0" w:before="0"/>
+            </w:pPr>
+            <w:r>
+              <w:rPr>
+                <w:rFonts w:ascii="Arial" w:cs="Arial" w:eastAsia="Arial" w:hAnsi="Arial"/>
+                <w:color w:val="222222"/>
+                <w:sz w:val="15"/>
                 <w:szCs w:val="14"/>
               </w:rPr>
               <w:t xml:space="preserve">Requires verification</w:t>
@@ -10080,11 +11320,14 @@
             <w:vAlign w:val="center"/>
           </w:tcPr>
           <w:p>
-            <w:r>
-              <w:rPr>
-                <w:rFonts w:ascii="Arial" w:cs="Arial" w:eastAsia="Arial" w:hAnsi="Arial"/>
-                <w:color w:val="222222"/>
-                <w:sz w:val="14"/>
+            <w:pPr>
+              <w:spacing w:after="0" w:before="0"/>
+            </w:pPr>
+            <w:r>
+              <w:rPr>
+                <w:rFonts w:ascii="Arial" w:cs="Arial" w:eastAsia="Arial" w:hAnsi="Arial"/>
+                <w:color w:val="222222"/>
+                <w:sz w:val="15"/>
                 <w:szCs w:val="14"/>
               </w:rPr>
               <w:t xml:space="preserve">Requires verification</w:t>
@@ -10103,11 +11346,14 @@
             <w:vAlign w:val="center"/>
           </w:tcPr>
           <w:p>
-            <w:r>
-              <w:rPr>
-                <w:rFonts w:ascii="Arial" w:cs="Arial" w:eastAsia="Arial" w:hAnsi="Arial"/>
-                <w:color w:val="222222"/>
-                <w:sz w:val="14"/>
+            <w:pPr>
+              <w:spacing w:after="0" w:before="0"/>
+            </w:pPr>
+            <w:r>
+              <w:rPr>
+                <w:rFonts w:ascii="Arial" w:cs="Arial" w:eastAsia="Arial" w:hAnsi="Arial"/>
+                <w:color w:val="222222"/>
+                <w:sz w:val="15"/>
                 <w:szCs w:val="14"/>
               </w:rPr>
               <w:t xml:space="preserve">Requires verification</w:t>
@@ -10126,11 +11372,14 @@
             <w:vAlign w:val="center"/>
           </w:tcPr>
           <w:p>
-            <w:r>
-              <w:rPr>
-                <w:rFonts w:ascii="Arial" w:cs="Arial" w:eastAsia="Arial" w:hAnsi="Arial"/>
-                <w:color w:val="222222"/>
-                <w:sz w:val="14"/>
+            <w:pPr>
+              <w:spacing w:after="0" w:before="0"/>
+            </w:pPr>
+            <w:r>
+              <w:rPr>
+                <w:rFonts w:ascii="Arial" w:cs="Arial" w:eastAsia="Arial" w:hAnsi="Arial"/>
+                <w:color w:val="222222"/>
+                <w:sz w:val="15"/>
                 <w:szCs w:val="14"/>
               </w:rPr>
               <w:t xml:space="preserve">UT DHHS</w:t>
@@ -10155,11 +11404,14 @@
             <w:vAlign w:val="center"/>
           </w:tcPr>
           <w:p>
-            <w:r>
-              <w:rPr>
-                <w:rFonts w:ascii="Arial" w:cs="Arial" w:eastAsia="Arial" w:hAnsi="Arial"/>
-                <w:color w:val="222222"/>
-                <w:sz w:val="14"/>
+            <w:pPr>
+              <w:spacing w:after="0" w:before="0"/>
+            </w:pPr>
+            <w:r>
+              <w:rPr>
+                <w:rFonts w:ascii="Arial" w:cs="Arial" w:eastAsia="Arial" w:hAnsi="Arial"/>
+                <w:color w:val="222222"/>
+                <w:sz w:val="15"/>
                 <w:szCs w:val="14"/>
               </w:rPr>
               <w:t xml:space="preserve">Vermont</w:t>
@@ -10179,11 +11431,14 @@
             <w:vAlign w:val="center"/>
           </w:tcPr>
           <w:p>
-            <w:r>
-              <w:rPr>
-                <w:rFonts w:ascii="Arial" w:cs="Arial" w:eastAsia="Arial" w:hAnsi="Arial"/>
-                <w:color w:val="222222"/>
-                <w:sz w:val="14"/>
+            <w:pPr>
+              <w:spacing w:after="0" w:before="0"/>
+            </w:pPr>
+            <w:r>
+              <w:rPr>
+                <w:rFonts w:ascii="Arial" w:cs="Arial" w:eastAsia="Arial" w:hAnsi="Arial"/>
+                <w:color w:val="222222"/>
+                <w:sz w:val="15"/>
                 <w:szCs w:val="14"/>
               </w:rPr>
               <w:t xml:space="preserve">Requires verification</w:t>
@@ -10203,11 +11458,14 @@
             <w:vAlign w:val="center"/>
           </w:tcPr>
           <w:p>
-            <w:r>
-              <w:rPr>
-                <w:rFonts w:ascii="Arial" w:cs="Arial" w:eastAsia="Arial" w:hAnsi="Arial"/>
-                <w:color w:val="222222"/>
-                <w:sz w:val="14"/>
+            <w:pPr>
+              <w:spacing w:after="0" w:before="0"/>
+            </w:pPr>
+            <w:r>
+              <w:rPr>
+                <w:rFonts w:ascii="Arial" w:cs="Arial" w:eastAsia="Arial" w:hAnsi="Arial"/>
+                <w:color w:val="222222"/>
+                <w:sz w:val="15"/>
                 <w:szCs w:val="14"/>
               </w:rPr>
               <w:t xml:space="preserve">VT Dept. of Disabilities, Aging &amp; Independent Living</w:t>
@@ -10227,11 +11485,14 @@
             <w:vAlign w:val="center"/>
           </w:tcPr>
           <w:p>
-            <w:r>
-              <w:rPr>
-                <w:rFonts w:ascii="Arial" w:cs="Arial" w:eastAsia="Arial" w:hAnsi="Arial"/>
-                <w:color w:val="222222"/>
-                <w:sz w:val="14"/>
+            <w:pPr>
+              <w:spacing w:after="0" w:before="0"/>
+            </w:pPr>
+            <w:r>
+              <w:rPr>
+                <w:rFonts w:ascii="Arial" w:cs="Arial" w:eastAsia="Arial" w:hAnsi="Arial"/>
+                <w:color w:val="222222"/>
+                <w:sz w:val="15"/>
                 <w:szCs w:val="14"/>
               </w:rPr>
               <w:t xml:space="preserve">Y — home health CON</w:t>
@@ -10251,11 +11512,14 @@
             <w:vAlign w:val="center"/>
           </w:tcPr>
           <w:p>
-            <w:r>
-              <w:rPr>
-                <w:rFonts w:ascii="Arial" w:cs="Arial" w:eastAsia="Arial" w:hAnsi="Arial"/>
-                <w:color w:val="222222"/>
-                <w:sz w:val="14"/>
+            <w:pPr>
+              <w:spacing w:after="0" w:before="0"/>
+            </w:pPr>
+            <w:r>
+              <w:rPr>
+                <w:rFonts w:ascii="Arial" w:cs="Arial" w:eastAsia="Arial" w:hAnsi="Arial"/>
+                <w:color w:val="222222"/>
+                <w:sz w:val="15"/>
                 <w:szCs w:val="14"/>
               </w:rPr>
               <w:t xml:space="preserve">Requires verification</w:t>
@@ -10275,11 +11539,14 @@
             <w:vAlign w:val="center"/>
           </w:tcPr>
           <w:p>
-            <w:r>
-              <w:rPr>
-                <w:rFonts w:ascii="Arial" w:cs="Arial" w:eastAsia="Arial" w:hAnsi="Arial"/>
-                <w:color w:val="222222"/>
-                <w:sz w:val="14"/>
+            <w:pPr>
+              <w:spacing w:after="0" w:before="0"/>
+            </w:pPr>
+            <w:r>
+              <w:rPr>
+                <w:rFonts w:ascii="Arial" w:cs="Arial" w:eastAsia="Arial" w:hAnsi="Arial"/>
+                <w:color w:val="222222"/>
+                <w:sz w:val="15"/>
                 <w:szCs w:val="14"/>
               </w:rPr>
               <w:t xml:space="preserve">Requires verification</w:t>
@@ -10299,11 +11566,14 @@
             <w:vAlign w:val="center"/>
           </w:tcPr>
           <w:p>
-            <w:r>
-              <w:rPr>
-                <w:rFonts w:ascii="Arial" w:cs="Arial" w:eastAsia="Arial" w:hAnsi="Arial"/>
-                <w:color w:val="222222"/>
-                <w:sz w:val="14"/>
+            <w:pPr>
+              <w:spacing w:after="0" w:before="0"/>
+            </w:pPr>
+            <w:r>
+              <w:rPr>
+                <w:rFonts w:ascii="Arial" w:cs="Arial" w:eastAsia="Arial" w:hAnsi="Arial"/>
+                <w:color w:val="222222"/>
+                <w:sz w:val="15"/>
                 <w:szCs w:val="14"/>
               </w:rPr>
               <w:t xml:space="preserve">Requires verification</w:t>
@@ -10323,11 +11593,14 @@
             <w:vAlign w:val="center"/>
           </w:tcPr>
           <w:p>
-            <w:r>
-              <w:rPr>
-                <w:rFonts w:ascii="Arial" w:cs="Arial" w:eastAsia="Arial" w:hAnsi="Arial"/>
-                <w:color w:val="222222"/>
-                <w:sz w:val="14"/>
+            <w:pPr>
+              <w:spacing w:after="0" w:before="0"/>
+            </w:pPr>
+            <w:r>
+              <w:rPr>
+                <w:rFonts w:ascii="Arial" w:cs="Arial" w:eastAsia="Arial" w:hAnsi="Arial"/>
+                <w:color w:val="222222"/>
+                <w:sz w:val="15"/>
                 <w:szCs w:val="14"/>
               </w:rPr>
               <w:t xml:space="preserve">Requires verification</w:t>
@@ -10347,11 +11620,14 @@
             <w:vAlign w:val="center"/>
           </w:tcPr>
           <w:p>
-            <w:r>
-              <w:rPr>
-                <w:rFonts w:ascii="Arial" w:cs="Arial" w:eastAsia="Arial" w:hAnsi="Arial"/>
-                <w:color w:val="222222"/>
-                <w:sz w:val="14"/>
+            <w:pPr>
+              <w:spacing w:after="0" w:before="0"/>
+            </w:pPr>
+            <w:r>
+              <w:rPr>
+                <w:rFonts w:ascii="Arial" w:cs="Arial" w:eastAsia="Arial" w:hAnsi="Arial"/>
+                <w:color w:val="222222"/>
+                <w:sz w:val="15"/>
                 <w:szCs w:val="14"/>
               </w:rPr>
               <w:t xml:space="preserve">VT DAIL</w:t>
@@ -10375,11 +11651,14 @@
             <w:vAlign w:val="center"/>
           </w:tcPr>
           <w:p>
-            <w:r>
-              <w:rPr>
-                <w:rFonts w:ascii="Arial" w:cs="Arial" w:eastAsia="Arial" w:hAnsi="Arial"/>
-                <w:color w:val="222222"/>
-                <w:sz w:val="14"/>
+            <w:pPr>
+              <w:spacing w:after="0" w:before="0"/>
+            </w:pPr>
+            <w:r>
+              <w:rPr>
+                <w:rFonts w:ascii="Arial" w:cs="Arial" w:eastAsia="Arial" w:hAnsi="Arial"/>
+                <w:color w:val="222222"/>
+                <w:sz w:val="15"/>
                 <w:szCs w:val="14"/>
               </w:rPr>
               <w:t xml:space="preserve">Virginia</w:t>
@@ -10398,11 +11677,14 @@
             <w:vAlign w:val="center"/>
           </w:tcPr>
           <w:p>
-            <w:r>
-              <w:rPr>
-                <w:rFonts w:ascii="Arial" w:cs="Arial" w:eastAsia="Arial" w:hAnsi="Arial"/>
-                <w:color w:val="222222"/>
-                <w:sz w:val="14"/>
+            <w:pPr>
+              <w:spacing w:after="0" w:before="0"/>
+            </w:pPr>
+            <w:r>
+              <w:rPr>
+                <w:rFonts w:ascii="Arial" w:cs="Arial" w:eastAsia="Arial" w:hAnsi="Arial"/>
+                <w:color w:val="222222"/>
+                <w:sz w:val="15"/>
                 <w:szCs w:val="14"/>
               </w:rPr>
               <w:t xml:space="preserve">Y — Home Care Organization (HCO)</w:t>
@@ -10421,11 +11703,14 @@
             <w:vAlign w:val="center"/>
           </w:tcPr>
           <w:p>
-            <w:r>
-              <w:rPr>
-                <w:rFonts w:ascii="Arial" w:cs="Arial" w:eastAsia="Arial" w:hAnsi="Arial"/>
-                <w:color w:val="222222"/>
-                <w:sz w:val="14"/>
+            <w:pPr>
+              <w:spacing w:after="0" w:before="0"/>
+            </w:pPr>
+            <w:r>
+              <w:rPr>
+                <w:rFonts w:ascii="Arial" w:cs="Arial" w:eastAsia="Arial" w:hAnsi="Arial"/>
+                <w:color w:val="222222"/>
+                <w:sz w:val="15"/>
                 <w:szCs w:val="14"/>
               </w:rPr>
               <w:t xml:space="preserve">VA Dept. of Health, Office of Licensure &amp; Certification</w:t>
@@ -10444,11 +11729,14 @@
             <w:vAlign w:val="center"/>
           </w:tcPr>
           <w:p>
-            <w:r>
-              <w:rPr>
-                <w:rFonts w:ascii="Arial" w:cs="Arial" w:eastAsia="Arial" w:hAnsi="Arial"/>
-                <w:color w:val="222222"/>
-                <w:sz w:val="14"/>
+            <w:pPr>
+              <w:spacing w:after="0" w:before="0"/>
+            </w:pPr>
+            <w:r>
+              <w:rPr>
+                <w:rFonts w:ascii="Arial" w:cs="Arial" w:eastAsia="Arial" w:hAnsi="Arial"/>
+                <w:color w:val="222222"/>
+                <w:sz w:val="15"/>
                 <w:szCs w:val="14"/>
               </w:rPr>
               <w:t xml:space="preserve">N</w:t>
@@ -10467,11 +11755,14 @@
             <w:vAlign w:val="center"/>
           </w:tcPr>
           <w:p>
-            <w:r>
-              <w:rPr>
-                <w:rFonts w:ascii="Arial" w:cs="Arial" w:eastAsia="Arial" w:hAnsi="Arial"/>
-                <w:color w:val="222222"/>
-                <w:sz w:val="14"/>
+            <w:pPr>
+              <w:spacing w:after="0" w:before="0"/>
+            </w:pPr>
+            <w:r>
+              <w:rPr>
+                <w:rFonts w:ascii="Arial" w:cs="Arial" w:eastAsia="Arial" w:hAnsi="Arial"/>
+                <w:color w:val="222222"/>
+                <w:sz w:val="15"/>
                 <w:szCs w:val="14"/>
               </w:rPr>
               <w:t xml:space="preserve">RN required in organizational plan (medical &amp; non-medical)</w:t>
@@ -10490,11 +11781,14 @@
             <w:vAlign w:val="center"/>
           </w:tcPr>
           <w:p>
-            <w:r>
-              <w:rPr>
-                <w:rFonts w:ascii="Arial" w:cs="Arial" w:eastAsia="Arial" w:hAnsi="Arial"/>
-                <w:color w:val="222222"/>
-                <w:sz w:val="14"/>
+            <w:pPr>
+              <w:spacing w:after="0" w:before="0"/>
+            </w:pPr>
+            <w:r>
+              <w:rPr>
+                <w:rFonts w:ascii="Arial" w:cs="Arial" w:eastAsia="Arial" w:hAnsi="Arial"/>
+                <w:color w:val="222222"/>
+                <w:sz w:val="15"/>
                 <w:szCs w:val="14"/>
               </w:rPr>
               <w:t xml:space="preserve">Open</w:t>
@@ -10513,11 +11807,14 @@
             <w:vAlign w:val="center"/>
           </w:tcPr>
           <w:p>
-            <w:r>
-              <w:rPr>
-                <w:rFonts w:ascii="Arial" w:cs="Arial" w:eastAsia="Arial" w:hAnsi="Arial"/>
-                <w:color w:val="222222"/>
-                <w:sz w:val="14"/>
+            <w:pPr>
+              <w:spacing w:after="0" w:before="0"/>
+            </w:pPr>
+            <w:r>
+              <w:rPr>
+                <w:rFonts w:ascii="Arial" w:cs="Arial" w:eastAsia="Arial" w:hAnsi="Arial"/>
+                <w:color w:val="222222"/>
+                <w:sz w:val="15"/>
                 <w:szCs w:val="14"/>
               </w:rPr>
               <w:t xml:space="preserve">Third-party crime insurance / blanket fidelity bond, $50,000 min.</w:t>
@@ -10536,11 +11833,14 @@
             <w:vAlign w:val="center"/>
           </w:tcPr>
           <w:p>
-            <w:r>
-              <w:rPr>
-                <w:rFonts w:ascii="Arial" w:cs="Arial" w:eastAsia="Arial" w:hAnsi="Arial"/>
-                <w:color w:val="222222"/>
-                <w:sz w:val="14"/>
+            <w:pPr>
+              <w:spacing w:after="0" w:before="0"/>
+            </w:pPr>
+            <w:r>
+              <w:rPr>
+                <w:rFonts w:ascii="Arial" w:cs="Arial" w:eastAsia="Arial" w:hAnsi="Arial"/>
+                <w:color w:val="222222"/>
+                <w:sz w:val="15"/>
                 <w:szCs w:val="14"/>
               </w:rPr>
               <w:t xml:space="preserve">Requires verification</w:t>
@@ -10559,11 +11859,14 @@
             <w:vAlign w:val="center"/>
           </w:tcPr>
           <w:p>
-            <w:r>
-              <w:rPr>
-                <w:rFonts w:ascii="Arial" w:cs="Arial" w:eastAsia="Arial" w:hAnsi="Arial"/>
-                <w:color w:val="222222"/>
-                <w:sz w:val="14"/>
+            <w:pPr>
+              <w:spacing w:after="0" w:before="0"/>
+            </w:pPr>
+            <w:r>
+              <w:rPr>
+                <w:rFonts w:ascii="Arial" w:cs="Arial" w:eastAsia="Arial" w:hAnsi="Arial"/>
+                <w:color w:val="222222"/>
+                <w:sz w:val="15"/>
                 <w:szCs w:val="14"/>
               </w:rPr>
               <w:t xml:space="preserve">12VAC5-381; Code of VA §32.1-162.9</w:t>
@@ -10588,11 +11891,14 @@
             <w:vAlign w:val="center"/>
           </w:tcPr>
           <w:p>
-            <w:r>
-              <w:rPr>
-                <w:rFonts w:ascii="Arial" w:cs="Arial" w:eastAsia="Arial" w:hAnsi="Arial"/>
-                <w:color w:val="222222"/>
-                <w:sz w:val="14"/>
+            <w:pPr>
+              <w:spacing w:after="0" w:before="0"/>
+            </w:pPr>
+            <w:r>
+              <w:rPr>
+                <w:rFonts w:ascii="Arial" w:cs="Arial" w:eastAsia="Arial" w:hAnsi="Arial"/>
+                <w:color w:val="222222"/>
+                <w:sz w:val="15"/>
                 <w:szCs w:val="14"/>
               </w:rPr>
               <w:t xml:space="preserve">Washington</w:t>
@@ -10612,11 +11918,14 @@
             <w:vAlign w:val="center"/>
           </w:tcPr>
           <w:p>
-            <w:r>
-              <w:rPr>
-                <w:rFonts w:ascii="Arial" w:cs="Arial" w:eastAsia="Arial" w:hAnsi="Arial"/>
-                <w:color w:val="222222"/>
-                <w:sz w:val="14"/>
+            <w:pPr>
+              <w:spacing w:after="0" w:before="0"/>
+            </w:pPr>
+            <w:r>
+              <w:rPr>
+                <w:rFonts w:ascii="Arial" w:cs="Arial" w:eastAsia="Arial" w:hAnsi="Arial"/>
+                <w:color w:val="222222"/>
+                <w:sz w:val="15"/>
                 <w:szCs w:val="14"/>
               </w:rPr>
               <w:t xml:space="preserve">Y — In-Home Services Agency</w:t>
@@ -10636,11 +11945,14 @@
             <w:vAlign w:val="center"/>
           </w:tcPr>
           <w:p>
-            <w:r>
-              <w:rPr>
-                <w:rFonts w:ascii="Arial" w:cs="Arial" w:eastAsia="Arial" w:hAnsi="Arial"/>
-                <w:color w:val="222222"/>
-                <w:sz w:val="14"/>
+            <w:pPr>
+              <w:spacing w:after="0" w:before="0"/>
+            </w:pPr>
+            <w:r>
+              <w:rPr>
+                <w:rFonts w:ascii="Arial" w:cs="Arial" w:eastAsia="Arial" w:hAnsi="Arial"/>
+                <w:color w:val="222222"/>
+                <w:sz w:val="15"/>
                 <w:szCs w:val="14"/>
               </w:rPr>
               <w:t xml:space="preserve">WA Dept. of Health</w:t>
@@ -10660,11 +11972,14 @@
             <w:vAlign w:val="center"/>
           </w:tcPr>
           <w:p>
-            <w:r>
-              <w:rPr>
-                <w:rFonts w:ascii="Arial" w:cs="Arial" w:eastAsia="Arial" w:hAnsi="Arial"/>
-                <w:color w:val="222222"/>
-                <w:sz w:val="14"/>
+            <w:pPr>
+              <w:spacing w:after="0" w:before="0"/>
+            </w:pPr>
+            <w:r>
+              <w:rPr>
+                <w:rFonts w:ascii="Arial" w:cs="Arial" w:eastAsia="Arial" w:hAnsi="Arial"/>
+                <w:color w:val="222222"/>
+                <w:sz w:val="15"/>
                 <w:szCs w:val="14"/>
               </w:rPr>
               <w:t xml:space="preserve">Y — home health CON only</w:t>
@@ -10684,11 +11999,14 @@
             <w:vAlign w:val="center"/>
           </w:tcPr>
           <w:p>
-            <w:r>
-              <w:rPr>
-                <w:rFonts w:ascii="Arial" w:cs="Arial" w:eastAsia="Arial" w:hAnsi="Arial"/>
-                <w:color w:val="222222"/>
-                <w:sz w:val="14"/>
+            <w:pPr>
+              <w:spacing w:after="0" w:before="0"/>
+            </w:pPr>
+            <w:r>
+              <w:rPr>
+                <w:rFonts w:ascii="Arial" w:cs="Arial" w:eastAsia="Arial" w:hAnsi="Arial"/>
+                <w:color w:val="222222"/>
+                <w:sz w:val="15"/>
                 <w:szCs w:val="14"/>
               </w:rPr>
               <w:t xml:space="preserve">Requires verification</w:t>
@@ -10708,11 +12026,14 @@
             <w:vAlign w:val="center"/>
           </w:tcPr>
           <w:p>
-            <w:r>
-              <w:rPr>
-                <w:rFonts w:ascii="Arial" w:cs="Arial" w:eastAsia="Arial" w:hAnsi="Arial"/>
-                <w:color w:val="222222"/>
-                <w:sz w:val="14"/>
+            <w:pPr>
+              <w:spacing w:after="0" w:before="0"/>
+            </w:pPr>
+            <w:r>
+              <w:rPr>
+                <w:rFonts w:ascii="Arial" w:cs="Arial" w:eastAsia="Arial" w:hAnsi="Arial"/>
+                <w:color w:val="222222"/>
+                <w:sz w:val="15"/>
                 <w:szCs w:val="14"/>
               </w:rPr>
               <w:t xml:space="preserve">Open</w:t>
@@ -10732,11 +12053,14 @@
             <w:vAlign w:val="center"/>
           </w:tcPr>
           <w:p>
-            <w:r>
-              <w:rPr>
-                <w:rFonts w:ascii="Arial" w:cs="Arial" w:eastAsia="Arial" w:hAnsi="Arial"/>
-                <w:color w:val="222222"/>
-                <w:sz w:val="14"/>
+            <w:pPr>
+              <w:spacing w:after="0" w:before="0"/>
+            </w:pPr>
+            <w:r>
+              <w:rPr>
+                <w:rFonts w:ascii="Arial" w:cs="Arial" w:eastAsia="Arial" w:hAnsi="Arial"/>
+                <w:color w:val="222222"/>
+                <w:sz w:val="15"/>
                 <w:szCs w:val="14"/>
               </w:rPr>
               <w:t xml:space="preserve">No bond found in statute</w:t>
@@ -10756,11 +12080,14 @@
             <w:vAlign w:val="center"/>
           </w:tcPr>
           <w:p>
-            <w:r>
-              <w:rPr>
-                <w:rFonts w:ascii="Arial" w:cs="Arial" w:eastAsia="Arial" w:hAnsi="Arial"/>
-                <w:color w:val="222222"/>
-                <w:sz w:val="14"/>
+            <w:pPr>
+              <w:spacing w:after="0" w:before="0"/>
+            </w:pPr>
+            <w:r>
+              <w:rPr>
+                <w:rFonts w:ascii="Arial" w:cs="Arial" w:eastAsia="Arial" w:hAnsi="Arial"/>
+                <w:color w:val="222222"/>
+                <w:sz w:val="15"/>
                 <w:szCs w:val="14"/>
               </w:rPr>
               <w:t xml:space="preserve">Requires verification</w:t>
@@ -10780,11 +12107,14 @@
             <w:vAlign w:val="center"/>
           </w:tcPr>
           <w:p>
-            <w:r>
-              <w:rPr>
-                <w:rFonts w:ascii="Arial" w:cs="Arial" w:eastAsia="Arial" w:hAnsi="Arial"/>
-                <w:color w:val="222222"/>
-                <w:sz w:val="14"/>
+            <w:pPr>
+              <w:spacing w:after="0" w:before="0"/>
+            </w:pPr>
+            <w:r>
+              <w:rPr>
+                <w:rFonts w:ascii="Arial" w:cs="Arial" w:eastAsia="Arial" w:hAnsi="Arial"/>
+                <w:color w:val="222222"/>
+                <w:sz w:val="15"/>
                 <w:szCs w:val="14"/>
               </w:rPr>
               <w:t xml:space="preserve">RCW 70.127; WAC 246-335</w:t>
@@ -10808,11 +12138,14 @@
             <w:vAlign w:val="center"/>
           </w:tcPr>
           <w:p>
-            <w:r>
-              <w:rPr>
-                <w:rFonts w:ascii="Arial" w:cs="Arial" w:eastAsia="Arial" w:hAnsi="Arial"/>
-                <w:color w:val="222222"/>
-                <w:sz w:val="14"/>
+            <w:pPr>
+              <w:spacing w:after="0" w:before="0"/>
+            </w:pPr>
+            <w:r>
+              <w:rPr>
+                <w:rFonts w:ascii="Arial" w:cs="Arial" w:eastAsia="Arial" w:hAnsi="Arial"/>
+                <w:color w:val="222222"/>
+                <w:sz w:val="15"/>
                 <w:szCs w:val="14"/>
               </w:rPr>
               <w:t xml:space="preserve">West Virginia</w:t>
@@ -10831,11 +12164,14 @@
             <w:vAlign w:val="center"/>
           </w:tcPr>
           <w:p>
-            <w:r>
-              <w:rPr>
-                <w:rFonts w:ascii="Arial" w:cs="Arial" w:eastAsia="Arial" w:hAnsi="Arial"/>
-                <w:color w:val="222222"/>
-                <w:sz w:val="14"/>
+            <w:pPr>
+              <w:spacing w:after="0" w:before="0"/>
+            </w:pPr>
+            <w:r>
+              <w:rPr>
+                <w:rFonts w:ascii="Arial" w:cs="Arial" w:eastAsia="Arial" w:hAnsi="Arial"/>
+                <w:color w:val="222222"/>
+                <w:sz w:val="15"/>
                 <w:szCs w:val="14"/>
               </w:rPr>
               <w:t xml:space="preserve">Y</w:t>
@@ -10854,11 +12190,14 @@
             <w:vAlign w:val="center"/>
           </w:tcPr>
           <w:p>
-            <w:r>
-              <w:rPr>
-                <w:rFonts w:ascii="Arial" w:cs="Arial" w:eastAsia="Arial" w:hAnsi="Arial"/>
-                <w:color w:val="222222"/>
-                <w:sz w:val="14"/>
+            <w:pPr>
+              <w:spacing w:after="0" w:before="0"/>
+            </w:pPr>
+            <w:r>
+              <w:rPr>
+                <w:rFonts w:ascii="Arial" w:cs="Arial" w:eastAsia="Arial" w:hAnsi="Arial"/>
+                <w:color w:val="222222"/>
+                <w:sz w:val="15"/>
                 <w:szCs w:val="14"/>
               </w:rPr>
               <w:t xml:space="preserve">WV Dept. of Health &amp; Human Resources</w:t>
@@ -10877,11 +12216,14 @@
             <w:vAlign w:val="center"/>
           </w:tcPr>
           <w:p>
-            <w:r>
-              <w:rPr>
-                <w:rFonts w:ascii="Arial" w:cs="Arial" w:eastAsia="Arial" w:hAnsi="Arial"/>
-                <w:color w:val="222222"/>
-                <w:sz w:val="14"/>
+            <w:pPr>
+              <w:spacing w:after="0" w:before="0"/>
+            </w:pPr>
+            <w:r>
+              <w:rPr>
+                <w:rFonts w:ascii="Arial" w:cs="Arial" w:eastAsia="Arial" w:hAnsi="Arial"/>
+                <w:color w:val="222222"/>
+                <w:sz w:val="15"/>
                 <w:szCs w:val="14"/>
               </w:rPr>
               <w:t xml:space="preserve">Y — home health CON</w:t>
@@ -10900,11 +12242,14 @@
             <w:vAlign w:val="center"/>
           </w:tcPr>
           <w:p>
-            <w:r>
-              <w:rPr>
-                <w:rFonts w:ascii="Arial" w:cs="Arial" w:eastAsia="Arial" w:hAnsi="Arial"/>
-                <w:color w:val="222222"/>
-                <w:sz w:val="14"/>
+            <w:pPr>
+              <w:spacing w:after="0" w:before="0"/>
+            </w:pPr>
+            <w:r>
+              <w:rPr>
+                <w:rFonts w:ascii="Arial" w:cs="Arial" w:eastAsia="Arial" w:hAnsi="Arial"/>
+                <w:color w:val="222222"/>
+                <w:sz w:val="15"/>
                 <w:szCs w:val="14"/>
               </w:rPr>
               <w:t xml:space="preserve">Requires verification</w:t>
@@ -10923,11 +12268,14 @@
             <w:vAlign w:val="center"/>
           </w:tcPr>
           <w:p>
-            <w:r>
-              <w:rPr>
-                <w:rFonts w:ascii="Arial" w:cs="Arial" w:eastAsia="Arial" w:hAnsi="Arial"/>
-                <w:color w:val="222222"/>
-                <w:sz w:val="14"/>
+            <w:pPr>
+              <w:spacing w:after="0" w:before="0"/>
+            </w:pPr>
+            <w:r>
+              <w:rPr>
+                <w:rFonts w:ascii="Arial" w:cs="Arial" w:eastAsia="Arial" w:hAnsi="Arial"/>
+                <w:color w:val="222222"/>
+                <w:sz w:val="15"/>
                 <w:szCs w:val="14"/>
               </w:rPr>
               <w:t xml:space="preserve">Requires verification</w:t>
@@ -10946,11 +12294,14 @@
             <w:vAlign w:val="center"/>
           </w:tcPr>
           <w:p>
-            <w:r>
-              <w:rPr>
-                <w:rFonts w:ascii="Arial" w:cs="Arial" w:eastAsia="Arial" w:hAnsi="Arial"/>
-                <w:color w:val="222222"/>
-                <w:sz w:val="14"/>
+            <w:pPr>
+              <w:spacing w:after="0" w:before="0"/>
+            </w:pPr>
+            <w:r>
+              <w:rPr>
+                <w:rFonts w:ascii="Arial" w:cs="Arial" w:eastAsia="Arial" w:hAnsi="Arial"/>
+                <w:color w:val="222222"/>
+                <w:sz w:val="15"/>
                 <w:szCs w:val="14"/>
               </w:rPr>
               <w:t xml:space="preserve">Requires verification</w:t>
@@ -10969,11 +12320,14 @@
             <w:vAlign w:val="center"/>
           </w:tcPr>
           <w:p>
-            <w:r>
-              <w:rPr>
-                <w:rFonts w:ascii="Arial" w:cs="Arial" w:eastAsia="Arial" w:hAnsi="Arial"/>
-                <w:color w:val="222222"/>
-                <w:sz w:val="14"/>
+            <w:pPr>
+              <w:spacing w:after="0" w:before="0"/>
+            </w:pPr>
+            <w:r>
+              <w:rPr>
+                <w:rFonts w:ascii="Arial" w:cs="Arial" w:eastAsia="Arial" w:hAnsi="Arial"/>
+                <w:color w:val="222222"/>
+                <w:sz w:val="15"/>
                 <w:szCs w:val="14"/>
               </w:rPr>
               <w:t xml:space="preserve">Requires verification</w:t>
@@ -10992,11 +12346,14 @@
             <w:vAlign w:val="center"/>
           </w:tcPr>
           <w:p>
-            <w:r>
-              <w:rPr>
-                <w:rFonts w:ascii="Arial" w:cs="Arial" w:eastAsia="Arial" w:hAnsi="Arial"/>
-                <w:color w:val="222222"/>
-                <w:sz w:val="14"/>
+            <w:pPr>
+              <w:spacing w:after="0" w:before="0"/>
+            </w:pPr>
+            <w:r>
+              <w:rPr>
+                <w:rFonts w:ascii="Arial" w:cs="Arial" w:eastAsia="Arial" w:hAnsi="Arial"/>
+                <w:color w:val="222222"/>
+                <w:sz w:val="15"/>
                 <w:szCs w:val="14"/>
               </w:rPr>
               <w:t xml:space="preserve">WV DHHR</w:t>
@@ -11021,11 +12378,14 @@
             <w:vAlign w:val="center"/>
           </w:tcPr>
           <w:p>
-            <w:r>
-              <w:rPr>
-                <w:rFonts w:ascii="Arial" w:cs="Arial" w:eastAsia="Arial" w:hAnsi="Arial"/>
-                <w:color w:val="222222"/>
-                <w:sz w:val="14"/>
+            <w:pPr>
+              <w:spacing w:after="0" w:before="0"/>
+            </w:pPr>
+            <w:r>
+              <w:rPr>
+                <w:rFonts w:ascii="Arial" w:cs="Arial" w:eastAsia="Arial" w:hAnsi="Arial"/>
+                <w:color w:val="222222"/>
+                <w:sz w:val="15"/>
                 <w:szCs w:val="14"/>
               </w:rPr>
               <w:t xml:space="preserve">Wisconsin</w:t>
@@ -11045,11 +12405,14 @@
             <w:vAlign w:val="center"/>
           </w:tcPr>
           <w:p>
-            <w:r>
-              <w:rPr>
-                <w:rFonts w:ascii="Arial" w:cs="Arial" w:eastAsia="Arial" w:hAnsi="Arial"/>
-                <w:color w:val="222222"/>
-                <w:sz w:val="14"/>
+            <w:pPr>
+              <w:spacing w:after="0" w:before="0"/>
+            </w:pPr>
+            <w:r>
+              <w:rPr>
+                <w:rFonts w:ascii="Arial" w:cs="Arial" w:eastAsia="Arial" w:hAnsi="Arial"/>
+                <w:color w:val="222222"/>
+                <w:sz w:val="15"/>
                 <w:szCs w:val="14"/>
               </w:rPr>
               <w:t xml:space="preserve">Y — personal care agency via Medicaid certification</w:t>
@@ -11069,11 +12432,14 @@
             <w:vAlign w:val="center"/>
           </w:tcPr>
           <w:p>
-            <w:r>
-              <w:rPr>
-                <w:rFonts w:ascii="Arial" w:cs="Arial" w:eastAsia="Arial" w:hAnsi="Arial"/>
-                <w:color w:val="222222"/>
-                <w:sz w:val="14"/>
+            <w:pPr>
+              <w:spacing w:after="0" w:before="0"/>
+            </w:pPr>
+            <w:r>
+              <w:rPr>
+                <w:rFonts w:ascii="Arial" w:cs="Arial" w:eastAsia="Arial" w:hAnsi="Arial"/>
+                <w:color w:val="222222"/>
+                <w:sz w:val="15"/>
                 <w:szCs w:val="14"/>
               </w:rPr>
               <w:t xml:space="preserve">WI Dept. of Health Services</w:t>
@@ -11093,11 +12459,14 @@
             <w:vAlign w:val="center"/>
           </w:tcPr>
           <w:p>
-            <w:r>
-              <w:rPr>
-                <w:rFonts w:ascii="Arial" w:cs="Arial" w:eastAsia="Arial" w:hAnsi="Arial"/>
-                <w:color w:val="222222"/>
-                <w:sz w:val="14"/>
+            <w:pPr>
+              <w:spacing w:after="0" w:before="0"/>
+            </w:pPr>
+            <w:r>
+              <w:rPr>
+                <w:rFonts w:ascii="Arial" w:cs="Arial" w:eastAsia="Arial" w:hAnsi="Arial"/>
+                <w:color w:val="222222"/>
+                <w:sz w:val="15"/>
                 <w:szCs w:val="14"/>
               </w:rPr>
               <w:t xml:space="preserve">N (no formal CON)</w:t>
@@ -11117,11 +12486,14 @@
             <w:vAlign w:val="center"/>
           </w:tcPr>
           <w:p>
-            <w:r>
-              <w:rPr>
-                <w:rFonts w:ascii="Arial" w:cs="Arial" w:eastAsia="Arial" w:hAnsi="Arial"/>
-                <w:color w:val="222222"/>
-                <w:sz w:val="14"/>
+            <w:pPr>
+              <w:spacing w:after="0" w:before="0"/>
+            </w:pPr>
+            <w:r>
+              <w:rPr>
+                <w:rFonts w:ascii="Arial" w:cs="Arial" w:eastAsia="Arial" w:hAnsi="Arial"/>
+                <w:color w:val="222222"/>
+                <w:sz w:val="15"/>
                 <w:szCs w:val="14"/>
               </w:rPr>
               <w:t xml:space="preserve">Requires verification</w:t>
@@ -11141,11 +12513,14 @@
             <w:vAlign w:val="center"/>
           </w:tcPr>
           <w:p>
-            <w:r>
-              <w:rPr>
-                <w:rFonts w:ascii="Arial" w:cs="Arial" w:eastAsia="Arial" w:hAnsi="Arial"/>
-                <w:color w:val="222222"/>
-                <w:sz w:val="14"/>
+            <w:pPr>
+              <w:spacing w:after="0" w:before="0"/>
+            </w:pPr>
+            <w:r>
+              <w:rPr>
+                <w:rFonts w:ascii="Arial" w:cs="Arial" w:eastAsia="Arial" w:hAnsi="Arial"/>
+                <w:color w:val="222222"/>
+                <w:sz w:val="15"/>
                 <w:szCs w:val="14"/>
               </w:rPr>
               <w:t xml:space="preserve">Open</w:t>
@@ -11165,11 +12540,14 @@
             <w:vAlign w:val="center"/>
           </w:tcPr>
           <w:p>
-            <w:r>
-              <w:rPr>
-                <w:rFonts w:ascii="Arial" w:cs="Arial" w:eastAsia="Arial" w:hAnsi="Arial"/>
-                <w:color w:val="222222"/>
-                <w:sz w:val="14"/>
+            <w:pPr>
+              <w:spacing w:after="0" w:before="0"/>
+            </w:pPr>
+            <w:r>
+              <w:rPr>
+                <w:rFonts w:ascii="Arial" w:cs="Arial" w:eastAsia="Arial" w:hAnsi="Arial"/>
+                <w:color w:val="222222"/>
+                <w:sz w:val="15"/>
                 <w:szCs w:val="14"/>
               </w:rPr>
               <w:t xml:space="preserve">Requires verification</w:t>
@@ -11189,11 +12567,14 @@
             <w:vAlign w:val="center"/>
           </w:tcPr>
           <w:p>
-            <w:r>
-              <w:rPr>
-                <w:rFonts w:ascii="Arial" w:cs="Arial" w:eastAsia="Arial" w:hAnsi="Arial"/>
-                <w:color w:val="222222"/>
-                <w:sz w:val="14"/>
+            <w:pPr>
+              <w:spacing w:after="0" w:before="0"/>
+            </w:pPr>
+            <w:r>
+              <w:rPr>
+                <w:rFonts w:ascii="Arial" w:cs="Arial" w:eastAsia="Arial" w:hAnsi="Arial"/>
+                <w:color w:val="222222"/>
+                <w:sz w:val="15"/>
                 <w:szCs w:val="14"/>
               </w:rPr>
               <w:t xml:space="preserve">Requires verification</w:t>
@@ -11213,11 +12594,14 @@
             <w:vAlign w:val="center"/>
           </w:tcPr>
           <w:p>
-            <w:r>
-              <w:rPr>
-                <w:rFonts w:ascii="Arial" w:cs="Arial" w:eastAsia="Arial" w:hAnsi="Arial"/>
-                <w:color w:val="222222"/>
-                <w:sz w:val="14"/>
+            <w:pPr>
+              <w:spacing w:after="0" w:before="0"/>
+            </w:pPr>
+            <w:r>
+              <w:rPr>
+                <w:rFonts w:ascii="Arial" w:cs="Arial" w:eastAsia="Arial" w:hAnsi="Arial"/>
+                <w:color w:val="222222"/>
+                <w:sz w:val="15"/>
                 <w:szCs w:val="14"/>
               </w:rPr>
               <w:t xml:space="preserve">WI DHS</w:t>
@@ -11241,11 +12625,14 @@
             <w:vAlign w:val="center"/>
           </w:tcPr>
           <w:p>
-            <w:r>
-              <w:rPr>
-                <w:rFonts w:ascii="Arial" w:cs="Arial" w:eastAsia="Arial" w:hAnsi="Arial"/>
-                <w:color w:val="222222"/>
-                <w:sz w:val="14"/>
+            <w:pPr>
+              <w:spacing w:after="0" w:before="0"/>
+            </w:pPr>
+            <w:r>
+              <w:rPr>
+                <w:rFonts w:ascii="Arial" w:cs="Arial" w:eastAsia="Arial" w:hAnsi="Arial"/>
+                <w:color w:val="222222"/>
+                <w:sz w:val="15"/>
                 <w:szCs w:val="14"/>
               </w:rPr>
               <w:t xml:space="preserve">Wyoming</w:t>
@@ -11264,11 +12651,14 @@
             <w:vAlign w:val="center"/>
           </w:tcPr>
           <w:p>
-            <w:r>
-              <w:rPr>
-                <w:rFonts w:ascii="Arial" w:cs="Arial" w:eastAsia="Arial" w:hAnsi="Arial"/>
-                <w:color w:val="222222"/>
-                <w:sz w:val="14"/>
+            <w:pPr>
+              <w:spacing w:after="0" w:before="0"/>
+            </w:pPr>
+            <w:r>
+              <w:rPr>
+                <w:rFonts w:ascii="Arial" w:cs="Arial" w:eastAsia="Arial" w:hAnsi="Arial"/>
+                <w:color w:val="222222"/>
+                <w:sz w:val="15"/>
                 <w:szCs w:val="14"/>
               </w:rPr>
               <w:t xml:space="preserve">Y</w:t>
@@ -11287,11 +12677,14 @@
             <w:vAlign w:val="center"/>
           </w:tcPr>
           <w:p>
-            <w:r>
-              <w:rPr>
-                <w:rFonts w:ascii="Arial" w:cs="Arial" w:eastAsia="Arial" w:hAnsi="Arial"/>
-                <w:color w:val="222222"/>
-                <w:sz w:val="14"/>
+            <w:pPr>
+              <w:spacing w:after="0" w:before="0"/>
+            </w:pPr>
+            <w:r>
+              <w:rPr>
+                <w:rFonts w:ascii="Arial" w:cs="Arial" w:eastAsia="Arial" w:hAnsi="Arial"/>
+                <w:color w:val="222222"/>
+                <w:sz w:val="15"/>
                 <w:szCs w:val="14"/>
               </w:rPr>
               <w:t xml:space="preserve">WY Dept. of Health</w:t>
@@ -11310,11 +12703,14 @@
             <w:vAlign w:val="center"/>
           </w:tcPr>
           <w:p>
-            <w:r>
-              <w:rPr>
-                <w:rFonts w:ascii="Arial" w:cs="Arial" w:eastAsia="Arial" w:hAnsi="Arial"/>
-                <w:color w:val="222222"/>
-                <w:sz w:val="14"/>
+            <w:pPr>
+              <w:spacing w:after="0" w:before="0"/>
+            </w:pPr>
+            <w:r>
+              <w:rPr>
+                <w:rFonts w:ascii="Arial" w:cs="Arial" w:eastAsia="Arial" w:hAnsi="Arial"/>
+                <w:color w:val="222222"/>
+                <w:sz w:val="15"/>
                 <w:szCs w:val="14"/>
               </w:rPr>
               <w:t xml:space="preserve">N</w:t>
@@ -11333,11 +12729,14 @@
             <w:vAlign w:val="center"/>
           </w:tcPr>
           <w:p>
-            <w:r>
-              <w:rPr>
-                <w:rFonts w:ascii="Arial" w:cs="Arial" w:eastAsia="Arial" w:hAnsi="Arial"/>
-                <w:color w:val="222222"/>
-                <w:sz w:val="14"/>
+            <w:pPr>
+              <w:spacing w:after="0" w:before="0"/>
+            </w:pPr>
+            <w:r>
+              <w:rPr>
+                <w:rFonts w:ascii="Arial" w:cs="Arial" w:eastAsia="Arial" w:hAnsi="Arial"/>
+                <w:color w:val="222222"/>
+                <w:sz w:val="15"/>
                 <w:szCs w:val="14"/>
               </w:rPr>
               <w:t xml:space="preserve">Requires verification</w:t>
@@ -11356,11 +12755,14 @@
             <w:vAlign w:val="center"/>
           </w:tcPr>
           <w:p>
-            <w:r>
-              <w:rPr>
-                <w:rFonts w:ascii="Arial" w:cs="Arial" w:eastAsia="Arial" w:hAnsi="Arial"/>
-                <w:color w:val="222222"/>
-                <w:sz w:val="14"/>
+            <w:pPr>
+              <w:spacing w:after="0" w:before="0"/>
+            </w:pPr>
+            <w:r>
+              <w:rPr>
+                <w:rFonts w:ascii="Arial" w:cs="Arial" w:eastAsia="Arial" w:hAnsi="Arial"/>
+                <w:color w:val="222222"/>
+                <w:sz w:val="15"/>
                 <w:szCs w:val="14"/>
               </w:rPr>
               <w:t xml:space="preserve">Requires verification</w:t>
@@ -11379,11 +12781,14 @@
             <w:vAlign w:val="center"/>
           </w:tcPr>
           <w:p>
-            <w:r>
-              <w:rPr>
-                <w:rFonts w:ascii="Arial" w:cs="Arial" w:eastAsia="Arial" w:hAnsi="Arial"/>
-                <w:color w:val="222222"/>
-                <w:sz w:val="14"/>
+            <w:pPr>
+              <w:spacing w:after="0" w:before="0"/>
+            </w:pPr>
+            <w:r>
+              <w:rPr>
+                <w:rFonts w:ascii="Arial" w:cs="Arial" w:eastAsia="Arial" w:hAnsi="Arial"/>
+                <w:color w:val="222222"/>
+                <w:sz w:val="15"/>
                 <w:szCs w:val="14"/>
               </w:rPr>
               <w:t xml:space="preserve">Requires verification</w:t>
@@ -11402,11 +12807,14 @@
             <w:vAlign w:val="center"/>
           </w:tcPr>
           <w:p>
-            <w:r>
-              <w:rPr>
-                <w:rFonts w:ascii="Arial" w:cs="Arial" w:eastAsia="Arial" w:hAnsi="Arial"/>
-                <w:color w:val="222222"/>
-                <w:sz w:val="14"/>
+            <w:pPr>
+              <w:spacing w:after="0" w:before="0"/>
+            </w:pPr>
+            <w:r>
+              <w:rPr>
+                <w:rFonts w:ascii="Arial" w:cs="Arial" w:eastAsia="Arial" w:hAnsi="Arial"/>
+                <w:color w:val="222222"/>
+                <w:sz w:val="15"/>
                 <w:szCs w:val="14"/>
               </w:rPr>
               <w:t xml:space="preserve">Requires verification</w:t>
@@ -11425,11 +12833,14 @@
             <w:vAlign w:val="center"/>
           </w:tcPr>
           <w:p>
-            <w:r>
-              <w:rPr>
-                <w:rFonts w:ascii="Arial" w:cs="Arial" w:eastAsia="Arial" w:hAnsi="Arial"/>
-                <w:color w:val="222222"/>
-                <w:sz w:val="14"/>
+            <w:pPr>
+              <w:spacing w:after="0" w:before="0"/>
+            </w:pPr>
+            <w:r>
+              <w:rPr>
+                <w:rFonts w:ascii="Arial" w:cs="Arial" w:eastAsia="Arial" w:hAnsi="Arial"/>
+                <w:color w:val="222222"/>
+                <w:sz w:val="15"/>
                 <w:szCs w:val="14"/>
               </w:rPr>
               <w:t xml:space="preserve">WY DOH</w:t>
